--- a/cd/doc/changes/202610_2.Zmiany.docx
+++ b/cd/doc/changes/202610_2.Zmiany.docx
@@ -137,6 +137,331 @@
             <w:webHidden/>
           </w:rPr>
           <w:t>1</w:t>
+        </w:r>
+        <w:r>
+          <w:rPr>
+            <w:noProof/>
+            <w:webHidden/>
+          </w:rPr>
+          <w:fldChar w:fldCharType="end"/>
+        </w:r>
+      </w:hyperlink>
+    </w:p>
+    <w:p>
+      <w:pPr>
+        <w:pStyle w:val="Spistreci1"/>
+        <w:tabs>
+          <w:tab w:val="right" w:leader="dot" w:pos="9770"/>
+        </w:tabs>
+        <w:rPr>
+          <w:rFonts w:asciiTheme="minorHAnsi" w:eastAsiaTheme="minorEastAsia" w:hAnsiTheme="minorHAnsi" w:cstheme="minorBidi"/>
+          <w:noProof/>
+          <w:sz w:val="22"/>
+          <w:szCs w:val="22"/>
+        </w:rPr>
+      </w:pPr>
+      <w:hyperlink w:anchor="_Toc202610200" w:history="1">
+        <w:r>
+          <w:rPr>
+            <w:rStyle w:val="Hipercze"/>
+            <w:noProof/>
+          </w:rPr>
+          <w:t>Podgląd: nowe nazwy i kolejność poleceń</w:t>
+        </w:r>
+        <w:r>
+          <w:rPr>
+            <w:noProof/>
+            <w:webHidden/>
+          </w:rPr>
+          <w:tab/>
+        </w:r>
+        <w:r>
+          <w:rPr>
+            <w:noProof/>
+            <w:webHidden/>
+          </w:rPr>
+          <w:fldChar w:fldCharType="begin"/>
+        </w:r>
+        <w:r>
+          <w:rPr>
+            <w:noProof/>
+            <w:webHidden/>
+          </w:rPr>
+          <w:instrText xml:space="preserve"> PAGEREF _Toc202610200 \h </w:instrText>
+        </w:r>
+        <w:r>
+          <w:rPr>
+            <w:noProof/>
+            <w:webHidden/>
+          </w:rPr>
+          <w:fldChar w:fldCharType="separate"/>
+        </w:r>
+        <w:r>
+          <w:rPr>
+            <w:noProof/>
+            <w:webHidden/>
+          </w:rPr>
+          <w:t>2</w:t>
+        </w:r>
+        <w:r>
+          <w:rPr>
+            <w:noProof/>
+            <w:webHidden/>
+          </w:rPr>
+          <w:fldChar w:fldCharType="end"/>
+        </w:r>
+      </w:hyperlink>
+    </w:p>
+    <w:p>
+      <w:pPr>
+        <w:pStyle w:val="Spistreci1"/>
+        <w:tabs>
+          <w:tab w:val="right" w:leader="dot" w:pos="9770"/>
+        </w:tabs>
+        <w:rPr>
+          <w:rFonts w:asciiTheme="minorHAnsi" w:eastAsiaTheme="minorEastAsia" w:hAnsiTheme="minorHAnsi" w:cstheme="minorBidi"/>
+          <w:noProof/>
+          <w:sz w:val="22"/>
+          <w:szCs w:val="22"/>
+        </w:rPr>
+      </w:pPr>
+      <w:hyperlink w:anchor="_Toc202610201" w:history="1">
+        <w:r>
+          <w:rPr>
+            <w:rStyle w:val="Hipercze"/>
+            <w:noProof/>
+          </w:rPr>
+          <w:t>Tygodniowy rozkład zajęć (Plan lekcji)</w:t>
+        </w:r>
+        <w:r>
+          <w:rPr>
+            <w:noProof/>
+            <w:webHidden/>
+          </w:rPr>
+          <w:tab/>
+        </w:r>
+        <w:r>
+          <w:rPr>
+            <w:noProof/>
+            <w:webHidden/>
+          </w:rPr>
+          <w:fldChar w:fldCharType="begin"/>
+        </w:r>
+        <w:r>
+          <w:rPr>
+            <w:noProof/>
+            <w:webHidden/>
+          </w:rPr>
+          <w:instrText xml:space="preserve"> PAGEREF _Toc202610201 \h </w:instrText>
+        </w:r>
+        <w:r>
+          <w:rPr>
+            <w:noProof/>
+            <w:webHidden/>
+          </w:rPr>
+          <w:fldChar w:fldCharType="separate"/>
+        </w:r>
+        <w:r>
+          <w:rPr>
+            <w:noProof/>
+            <w:webHidden/>
+          </w:rPr>
+          <w:t>2</w:t>
+        </w:r>
+        <w:r>
+          <w:rPr>
+            <w:noProof/>
+            <w:webHidden/>
+          </w:rPr>
+          <w:fldChar w:fldCharType="end"/>
+        </w:r>
+      </w:hyperlink>
+    </w:p>
+    <w:p>
+      <w:pPr>
+        <w:pStyle w:val="Spistreci1"/>
+        <w:tabs>
+          <w:tab w:val="right" w:leader="dot" w:pos="9770"/>
+        </w:tabs>
+        <w:rPr>
+          <w:rFonts w:asciiTheme="minorHAnsi" w:eastAsiaTheme="minorEastAsia" w:hAnsiTheme="minorHAnsi" w:cstheme="minorBidi"/>
+          <w:noProof/>
+          <w:sz w:val="22"/>
+          <w:szCs w:val="22"/>
+        </w:rPr>
+      </w:pPr>
+      <w:hyperlink w:anchor="_Toc202610202" w:history="1">
+        <w:r>
+          <w:rPr>
+            <w:rStyle w:val="Hipercze"/>
+            <w:noProof/>
+          </w:rPr>
+          <w:t>Semestralny rozkład zajęć: przyciski „Przejdź do planu tygodnia”</w:t>
+        </w:r>
+        <w:r>
+          <w:rPr>
+            <w:noProof/>
+            <w:webHidden/>
+          </w:rPr>
+          <w:tab/>
+        </w:r>
+        <w:r>
+          <w:rPr>
+            <w:noProof/>
+            <w:webHidden/>
+          </w:rPr>
+          <w:fldChar w:fldCharType="begin"/>
+        </w:r>
+        <w:r>
+          <w:rPr>
+            <w:noProof/>
+            <w:webHidden/>
+          </w:rPr>
+          <w:instrText xml:space="preserve"> PAGEREF _Toc202610202 \h </w:instrText>
+        </w:r>
+        <w:r>
+          <w:rPr>
+            <w:noProof/>
+            <w:webHidden/>
+          </w:rPr>
+          <w:fldChar w:fldCharType="separate"/>
+        </w:r>
+        <w:r>
+          <w:rPr>
+            <w:noProof/>
+            <w:webHidden/>
+          </w:rPr>
+          <w:t>3</w:t>
+        </w:r>
+        <w:r>
+          <w:rPr>
+            <w:noProof/>
+            <w:webHidden/>
+          </w:rPr>
+          <w:fldChar w:fldCharType="end"/>
+        </w:r>
+      </w:hyperlink>
+    </w:p>
+    <w:p>
+      <w:pPr>
+        <w:pStyle w:val="Spistreci1"/>
+        <w:tabs>
+          <w:tab w:val="right" w:leader="dot" w:pos="9770"/>
+        </w:tabs>
+        <w:rPr>
+          <w:rFonts w:asciiTheme="minorHAnsi" w:eastAsiaTheme="minorEastAsia" w:hAnsiTheme="minorHAnsi" w:cstheme="minorBidi"/>
+          <w:noProof/>
+          <w:sz w:val="22"/>
+          <w:szCs w:val="22"/>
+        </w:rPr>
+      </w:pPr>
+      <w:hyperlink w:anchor="_Toc202610203" w:history="1">
+        <w:r>
+          <w:rPr>
+            <w:rStyle w:val="Hipercze"/>
+            <w:noProof/>
+          </w:rPr>
+          <w:t>Tworzenie witryny www: nazwa strony i wygląd strony głównej</w:t>
+        </w:r>
+        <w:r>
+          <w:rPr>
+            <w:noProof/>
+            <w:webHidden/>
+          </w:rPr>
+          <w:tab/>
+        </w:r>
+        <w:r>
+          <w:rPr>
+            <w:noProof/>
+            <w:webHidden/>
+          </w:rPr>
+          <w:fldChar w:fldCharType="begin"/>
+        </w:r>
+        <w:r>
+          <w:rPr>
+            <w:noProof/>
+            <w:webHidden/>
+          </w:rPr>
+          <w:instrText xml:space="preserve"> PAGEREF _Toc202610203 \h </w:instrText>
+        </w:r>
+        <w:r>
+          <w:rPr>
+            <w:noProof/>
+            <w:webHidden/>
+          </w:rPr>
+          <w:fldChar w:fldCharType="separate"/>
+        </w:r>
+        <w:r>
+          <w:rPr>
+            <w:noProof/>
+            <w:webHidden/>
+          </w:rPr>
+          <w:t>3</w:t>
+        </w:r>
+        <w:r>
+          <w:rPr>
+            <w:noProof/>
+            <w:webHidden/>
+          </w:rPr>
+          <w:fldChar w:fldCharType="end"/>
+        </w:r>
+      </w:hyperlink>
+    </w:p>
+    <w:p>
+      <w:pPr>
+        <w:pStyle w:val="Spistreci1"/>
+        <w:tabs>
+          <w:tab w:val="right" w:leader="dot" w:pos="9770"/>
+        </w:tabs>
+        <w:rPr>
+          <w:rFonts w:asciiTheme="minorHAnsi" w:eastAsiaTheme="minorEastAsia" w:hAnsiTheme="minorHAnsi" w:cstheme="minorBidi"/>
+          <w:noProof/>
+          <w:sz w:val="22"/>
+          <w:szCs w:val="22"/>
+        </w:rPr>
+      </w:pPr>
+      <w:hyperlink w:anchor="_Toc202610204" w:history="1">
+        <w:r>
+          <w:rPr>
+            <w:rStyle w:val="Hipercze"/>
+            <w:noProof/>
+          </w:rPr>
+          <w:t>Poprawki</w:t>
+        </w:r>
+        <w:r>
+          <w:rPr>
+            <w:noProof/>
+            <w:webHidden/>
+          </w:rPr>
+          <w:tab/>
+        </w:r>
+        <w:r>
+          <w:rPr>
+            <w:noProof/>
+            <w:webHidden/>
+          </w:rPr>
+          <w:fldChar w:fldCharType="begin"/>
+        </w:r>
+        <w:r>
+          <w:rPr>
+            <w:noProof/>
+            <w:webHidden/>
+          </w:rPr>
+          <w:instrText xml:space="preserve"> PAGEREF _Toc202610204 \h </w:instrText>
+        </w:r>
+        <w:r>
+          <w:rPr>
+            <w:noProof/>
+            <w:webHidden/>
+          </w:rPr>
+          <w:fldChar w:fldCharType="separate"/>
+        </w:r>
+        <w:r>
+          <w:rPr>
+            <w:noProof/>
+            <w:webHidden/>
+          </w:rPr>
+          <w:t>4</w:t>
         </w:r>
         <w:r>
           <w:rPr>
@@ -876,6 +1201,352 @@
         <w:jc w:val="both"/>
       </w:pPr>
     </w:p>
+    <w:p>
+      <w:pPr>
+        <w:pStyle w:val="Nagwek1"/>
+      </w:pPr>
+      <w:bookmarkStart w:id="101" w:name="_Toc202610200"/>
+      <w:r>
+        <w:t>Podgląd: nowe nazwy i kolejność poleceń</w:t>
+      </w:r>
+      <w:bookmarkEnd w:id="101"/>
+    </w:p>
+    <w:p>
+      <w:pPr>
+        <w:jc w:val="both"/>
+      </w:pPr>
+      <w:r>
+        <w:t xml:space="preserve">Polecenia w menu przycisku „Podgląd” mają nowe, bardziej opisowe nazwy i nową kolejność:</w:t>
+      </w:r>
+    </w:p>
+    <w:p>
+      <w:pPr>
+        <w:ind w:left="708"/>
+        <w:jc w:val="both"/>
+      </w:pPr>
+      <w:r>
+        <w:rPr>
+          <w:b/>
+        </w:rPr>
+        <w:t xml:space="preserve">Semestralny rozkład zajęć</w:t>
+      </w:r>
+      <w:r>
+        <w:t xml:space="preserve"> – dawniej „Uruchom”. Tworzy rozkład zajęć dla całego semestru, tak jak dotąd.</w:t>
+      </w:r>
+    </w:p>
+    <w:p>
+      <w:pPr>
+        <w:ind w:left="708"/>
+        <w:jc w:val="both"/>
+      </w:pPr>
+      <w:r>
+        <w:rPr>
+          <w:b/>
+        </w:rPr>
+        <w:t xml:space="preserve">Tygodniowy rozkład zajęć (Plan lekcji)</w:t>
+      </w:r>
+      <w:r>
+        <w:t xml:space="preserve"> – nowe polecenie, opisane w następnym rozdziale.</w:t>
+      </w:r>
+    </w:p>
+    <w:p>
+      <w:pPr>
+        <w:ind w:left="708"/>
+        <w:jc w:val="both"/>
+      </w:pPr>
+      <w:r>
+        <w:rPr>
+          <w:b/>
+        </w:rPr>
+        <w:t xml:space="preserve">Zaawansowane: własny układ</w:t>
+      </w:r>
+      <w:r>
+        <w:t xml:space="preserve"> – dawniej „Tabela przestawna”. Działa tak jak dotąd; pod nową nazwą występuje też tytuł okna.</w:t>
+      </w:r>
+    </w:p>
+    <w:p>
+      <w:pPr>
+        <w:jc w:val="both"/>
+      </w:pPr>
+      <w:r>
+        <w:t xml:space="preserve">W układzie tygodniowym menu wygląda inaczej: zamiast poleceń „Semestralny rozkład zajęć” i „Tygodniowy rozkład zajęć (Plan lekcji)” jest polecenie </w:t>
+      </w:r>
+      <w:r>
+        <w:rPr>
+          <w:b/>
+        </w:rPr>
+        <w:t>Tygodniowy rozkład zajęć</w:t>
+      </w:r>
+      <w:r>
+        <w:t xml:space="preserve">, które tworzy rozkład zajęć dla bieżącego tygodnia (tak jak dotychczasowe polecenie „Uruchom”). Polecenie „Zaawansowane: własny układ” jest dostępne w obu układach.</w:t>
+      </w:r>
+    </w:p>
+    <w:p>
+      <w:pPr>
+        <w:pStyle w:val="Nagwek1"/>
+      </w:pPr>
+      <w:bookmarkStart w:id="102" w:name="_Toc202610201"/>
+      <w:r>
+        <w:t>Tygodniowy rozkład zajęć (Plan lekcji)</w:t>
+      </w:r>
+      <w:bookmarkEnd w:id="102"/>
+    </w:p>
+    <w:p>
+      <w:pPr>
+        <w:jc w:val="both"/>
+      </w:pPr>
+      <w:r>
+        <w:t xml:space="preserve">Nowe polecenie </w:t>
+      </w:r>
+      <w:r>
+        <w:rPr>
+          <w:b/>
+        </w:rPr>
+        <w:t xml:space="preserve">Podgląd | Tygodniowy rozkład zajęć (Plan lekcji)</w:t>
+      </w:r>
+      <w:r>
+        <w:t xml:space="preserve"> tworzy plan jednego tygodnia w układzie znanym ze szkolnego planu lekcji: kolumny to dni tygodnia, a wiersze to godziny zajęć. Plan można utworzyć dla wykładowcy, grupy, sali (zasobu) albo przedmiotu – dla pierwszego zasobu wybranego na bieżącej zakładce.</w:t>
+      </w:r>
+    </w:p>
+    <w:p>
+      <w:pPr>
+        <w:jc w:val="both"/>
+      </w:pPr>
+      <w:r>
+        <w:t xml:space="preserve">Po wybraniu polecenia pojawia się okno z listą tygodni semestru. Domyślnie wybrany jest bieżący tydzień. Jeżeli w semestrze nie utworzono jeszcze tygodni, program utworzy je automatycznie. Po kliknięciu „Utwórz plan” plan otwiera się w przeglądarce, skąd można go wydrukować (strona A4 w poziomie, w kolorze).</w:t>
+      </w:r>
+    </w:p>
+    <w:p>
+      <w:pPr>
+        <w:jc w:val="both"/>
+      </w:pPr>
+      <w:r>
+        <w:t xml:space="preserve">Cechy planu:</w:t>
+      </w:r>
+    </w:p>
+    <w:p>
+      <w:pPr>
+        <w:ind w:left="708"/>
+        <w:jc w:val="both"/>
+      </w:pPr>
+      <w:r>
+        <w:rPr>
+          <w:b/>
+        </w:rPr>
+        <w:t xml:space="preserve">Zawartość komórek</w:t>
+      </w:r>
+      <w:r>
+        <w:t xml:space="preserve"> – zgodna z ustawieniami w oknie Plik | Drukuj (Zawartość, Wielkość, Pogrubienie, Link) dla danego rodzaju zasobu; kolory zajęć są takie jak na ekranie.</w:t>
+      </w:r>
+    </w:p>
+    <w:p>
+      <w:pPr>
+        <w:ind w:left="708"/>
+        <w:jc w:val="both"/>
+      </w:pPr>
+      <w:r>
+        <w:rPr>
+          <w:b/>
+        </w:rPr>
+        <w:t xml:space="preserve">Zajęcia trwające kilka godzin</w:t>
+      </w:r>
+      <w:r>
+        <w:t xml:space="preserve"> – są pokazane jako jedna, wysoka komórka (kolejne godziny są scalane w pionie; kolumny nigdy nie są scalane).</w:t>
+      </w:r>
+    </w:p>
+    <w:p>
+      <w:pPr>
+        <w:ind w:left="708"/>
+        <w:jc w:val="both"/>
+      </w:pPr>
+      <w:r>
+        <w:rPr>
+          <w:b/>
+        </w:rPr>
+        <w:t xml:space="preserve">Dni</w:t>
+      </w:r>
+      <w:r>
+        <w:t xml:space="preserve"> – pokazywane są te dni tygodnia, które są widoczne w programie. Dni wolne są oznaczone napisem „Dzień wolny”, a dni spoza semestru są wyszarzone.</w:t>
+      </w:r>
+    </w:p>
+    <w:p>
+      <w:pPr>
+        <w:ind w:left="708"/>
+        <w:jc w:val="both"/>
+      </w:pPr>
+      <w:r>
+        <w:rPr>
+          <w:b/>
+        </w:rPr>
+        <w:t xml:space="preserve">Linki</w:t>
+      </w:r>
+      <w:r>
+        <w:t xml:space="preserve"> – jeżeli w oknie Plik | Drukuj włączono Link, nazwy wykładowców, grup i sal prowadzą do ich planów z tego samego tygodnia.</w:t>
+      </w:r>
+    </w:p>
+    <w:p>
+      <w:pPr>
+        <w:ind w:left="708"/>
+        <w:jc w:val="both"/>
+      </w:pPr>
+      <w:r>
+        <w:rPr>
+          <w:b/>
+        </w:rPr>
+        <w:t xml:space="preserve">Nagłówek</w:t>
+      </w:r>
+      <w:r>
+        <w:t xml:space="preserve"> – zawiera zakres dat, nazwę zasobu, numer tygodnia i nazwę semestru. Plan nie zawiera legendy.</w:t>
+      </w:r>
+    </w:p>
+    <w:p>
+      <w:pPr>
+        <w:jc w:val="both"/>
+      </w:pPr>
+      <w:r>
+        <w:t xml:space="preserve">Nazwa pliku z planem zawiera daty początku i końca tygodnia, np. „…_2026-10-26_2026-11-01.htm”.</w:t>
+      </w:r>
+    </w:p>
+    <w:p>
+      <w:pPr>
+        <w:pStyle w:val="Nagwek1"/>
+      </w:pPr>
+      <w:bookmarkStart w:id="103" w:name="_Toc202610202"/>
+      <w:r>
+        <w:t>Semestralny rozkład zajęć: przyciski „Przejdź do planu tygodnia”</w:t>
+      </w:r>
+      <w:bookmarkEnd w:id="103"/>
+    </w:p>
+    <w:p>
+      <w:pPr>
+        <w:jc w:val="both"/>
+      </w:pPr>
+      <w:r>
+        <w:t xml:space="preserve">W oknie </w:t>
+      </w:r>
+      <w:r>
+        <w:rPr>
+          <w:b/>
+        </w:rPr>
+        <w:t xml:space="preserve">Plik | Drukuj</w:t>
+      </w:r>
+      <w:r>
+        <w:t xml:space="preserve">, na zakładkach wykładowcy, grupy, zasobu i przedmiotu, pojawiło się pole „Przejdź do planu tygodnia”. Pole jest domyślnie zaznaczone:</w:t>
+      </w:r>
+    </w:p>
+    <w:p>
+      <w:pPr>
+        <w:ind w:left="708"/>
+        <w:jc w:val="both"/>
+      </w:pPr>
+      <w:r>
+        <w:rPr>
+          <w:b/>
+        </w:rPr>
+        <w:t xml:space="preserve">Zaznaczone (domyślnie)</w:t>
+      </w:r>
+      <w:r>
+        <w:t xml:space="preserve"> – przy tworzeniu semestralnego rozkładu zajęć program tworzy również tygodniowe rozkłady zajęć (plany lekcji), a nad datami rozkładu pojawia się wiersz z niewielkimi przyciskami z numerami tygodni. Kliknięcie przycisku otwiera plan danego tygodnia.</w:t>
+      </w:r>
+    </w:p>
+    <w:p>
+      <w:pPr>
+        <w:ind w:left="708"/>
+        <w:jc w:val="both"/>
+      </w:pPr>
+      <w:r>
+        <w:rPr>
+          <w:b/>
+        </w:rPr>
+        <w:t xml:space="preserve">Odznaczone</w:t>
+      </w:r>
+      <w:r>
+        <w:t xml:space="preserve"> – semestralny rozkład zajęć wygląda i działa tak jak dotąd.</w:t>
+      </w:r>
+    </w:p>
+    <w:p>
+      <w:pPr>
+        <w:jc w:val="both"/>
+      </w:pPr>
+      <w:r>
+        <w:t xml:space="preserve">Ustawienie działa zarówno w poleceniu Podgląd | Semestralny rozkład zajęć, jak i przy tworzeniu witryny www dla grup, wykładowców i sal (także automatycznym). Wcześniej zapisane ustawienia otwierają się z zaznaczonym polem. Przy tworzeniu iKalendarza pole jest ukryte. Przyciski nie pojawiają się w rozkładzie tworzonym dla pojedynczego tygodnia.</w:t>
+      </w:r>
+    </w:p>
+    <w:p>
+      <w:pPr>
+        <w:jc w:val="both"/>
+      </w:pPr>
+      <w:r>
+        <w:rPr>
+          <w:b/>
+        </w:rPr>
+        <w:t xml:space="preserve">Uwaga: </w:t>
+      </w:r>
+      <w:r>
+        <w:t xml:space="preserve">przy zaznaczonym polu tworzenie rozkładów trwa dłużej, a w folderze z rozkładami jest więcej plików (dla każdego zasobu powstaje jeden plan na każdy tydzień semestru). Linki w planach tygodniowych prowadzą tylko do tych planów, które również utworzono.</w:t>
+      </w:r>
+    </w:p>
+    <w:p>
+      <w:pPr>
+        <w:pStyle w:val="Nagwek1"/>
+      </w:pPr>
+      <w:bookmarkStart w:id="104" w:name="_Toc202610203"/>
+      <w:r>
+        <w:t>Tworzenie witryny www: nazwa strony i wygląd strony głównej</w:t>
+      </w:r>
+      <w:bookmarkEnd w:id="104"/>
+    </w:p>
+    <w:p>
+      <w:pPr>
+        <w:jc w:val="both"/>
+      </w:pPr>
+      <w:r>
+        <w:t xml:space="preserve">W oknie </w:t>
+      </w:r>
+      <w:r>
+        <w:rPr>
+          <w:b/>
+        </w:rPr>
+        <w:t xml:space="preserve">Tworzenie witryny www</w:t>
+      </w:r>
+      <w:r>
+        <w:t xml:space="preserve"> pojawiło się pole „Nazwa strony”. Wpisana nazwa jest tytułem strony głównej (index.html) i tytułem okna przeglądarki. Jeżeli pole jest puste, tytułem jest – tak jak dotąd – nazwa semestru. Przycisk „?” obok pola wyświetla podpowiedź. Nazwa strony jest zapisywana i używana także przy automatycznym tworzeniu witryny.</w:t>
+      </w:r>
+    </w:p>
+    <w:p>
+      <w:pPr>
+        <w:jc w:val="both"/>
+      </w:pPr>
+      <w:r>
+        <w:t xml:space="preserve">Elementy strony głównej otrzymały nazwy klas CSS (pageName, description, contents, contentsHeader, contentsColumn, lastUpdate, extraText), dzięki czemu ich wygląd można zmienić w polu CSS. Dotyczy to również strony głównej iKalendarza.</w:t>
+      </w:r>
+    </w:p>
+    <w:p>
+      <w:pPr>
+        <w:jc w:val="both"/>
+      </w:pPr>
+      <w:r>
+        <w:t xml:space="preserve">Poprawiono błąd: zmiany wprowadzone w polu CSS nie były zapamiętywane (zamiast CSS zapisywał się szablon XSLT).</w:t>
+      </w:r>
+    </w:p>
+    <w:p>
+      <w:pPr>
+        <w:pStyle w:val="Nagwek1"/>
+      </w:pPr>
+      <w:bookmarkStart w:id="105" w:name="_Toc202610204"/>
+      <w:r>
+        <w:t>Poprawki</w:t>
+      </w:r>
+      <w:bookmarkEnd w:id="105"/>
+    </w:p>
+    <w:p>
+      <w:pPr>
+        <w:jc w:val="both"/>
+      </w:pPr>
+      <w:r>
+        <w:t xml:space="preserve">Polecenie Podgląd w trybie tygodniowym mogło kończyć się błędem programu, gdy nazwa tworzonego pliku była bardzo długa (np. przy wielu wybranych zasobach). Błąd został usunięty – zbyt długie nazwy plików są skracane.</w:t>
+      </w:r>
+    </w:p>
     <w:sectPr>
       <w:headerReference w:type="default" r:id="rId11"/>
       <w:footerReference w:type="default" r:id="rId12"/>

--- a/cd/doc/changes/202610_2.Zmiany.docx
+++ b/cd/doc/changes/202610_2.Zmiany.docx
@@ -89,7 +89,7 @@
       <w:r>
         <w:fldChar w:fldCharType="separate"/>
       </w:r>
-      <w:hyperlink w:anchor="_Toc243851123" w:history="1">
+      <w:hyperlink w:anchor="_Toc244290117" w:history="1">
         <w:r>
           <w:rPr>
             <w:rStyle w:val="Hipercze"/>
@@ -116,7 +116,7 @@
             <w:noProof/>
             <w:webHidden/>
           </w:rPr>
-          <w:instrText xml:space="preserve"> PAGEREF _Toc243851123 \h </w:instrText>
+          <w:instrText xml:space="preserve"> PAGEREF _Toc244290117 \h </w:instrText>
         </w:r>
         <w:r>
           <w:rPr>
@@ -160,7 +160,7 @@
           <w:szCs w:val="22"/>
         </w:rPr>
       </w:pPr>
-      <w:hyperlink w:anchor="_Toc202610200" w:history="1">
+      <w:hyperlink w:anchor="_Toc244290118" w:history="1">
         <w:r>
           <w:rPr>
             <w:rStyle w:val="Hipercze"/>
@@ -187,7 +187,13 @@
             <w:noProof/>
             <w:webHidden/>
           </w:rPr>
-          <w:instrText xml:space="preserve"> PAGEREF _Toc202610200 \h </w:instrText>
+          <w:instrText xml:space="preserve"> PAGEREF _Toc244290118 \h </w:instrText>
+        </w:r>
+        <w:r>
+          <w:rPr>
+            <w:noProof/>
+            <w:webHidden/>
+          </w:rPr>
         </w:r>
         <w:r>
           <w:rPr>
@@ -225,7 +231,7 @@
           <w:szCs w:val="22"/>
         </w:rPr>
       </w:pPr>
-      <w:hyperlink w:anchor="_Toc202610201" w:history="1">
+      <w:hyperlink w:anchor="_Toc244290119" w:history="1">
         <w:r>
           <w:rPr>
             <w:rStyle w:val="Hipercze"/>
@@ -252,7 +258,13 @@
             <w:noProof/>
             <w:webHidden/>
           </w:rPr>
-          <w:instrText xml:space="preserve"> PAGEREF _Toc202610201 \h </w:instrText>
+          <w:instrText xml:space="preserve"> PAGEREF _Toc244290119 \h </w:instrText>
+        </w:r>
+        <w:r>
+          <w:rPr>
+            <w:noProof/>
+            <w:webHidden/>
+          </w:rPr>
         </w:r>
         <w:r>
           <w:rPr>
@@ -290,7 +302,7 @@
           <w:szCs w:val="22"/>
         </w:rPr>
       </w:pPr>
-      <w:hyperlink w:anchor="_Toc202610202" w:history="1">
+      <w:hyperlink w:anchor="_Toc244290120" w:history="1">
         <w:r>
           <w:rPr>
             <w:rStyle w:val="Hipercze"/>
@@ -317,7 +329,13 @@
             <w:noProof/>
             <w:webHidden/>
           </w:rPr>
-          <w:instrText xml:space="preserve"> PAGEREF _Toc202610202 \h </w:instrText>
+          <w:instrText xml:space="preserve"> PAGEREF _Toc244290120 \h </w:instrText>
+        </w:r>
+        <w:r>
+          <w:rPr>
+            <w:noProof/>
+            <w:webHidden/>
+          </w:rPr>
         </w:r>
         <w:r>
           <w:rPr>
@@ -355,7 +373,7 @@
           <w:szCs w:val="22"/>
         </w:rPr>
       </w:pPr>
-      <w:hyperlink w:anchor="_Toc202610203" w:history="1">
+      <w:hyperlink w:anchor="_Toc244290121" w:history="1">
         <w:r>
           <w:rPr>
             <w:rStyle w:val="Hipercze"/>
@@ -382,7 +400,13 @@
             <w:noProof/>
             <w:webHidden/>
           </w:rPr>
-          <w:instrText xml:space="preserve"> PAGEREF _Toc202610203 \h </w:instrText>
+          <w:instrText xml:space="preserve"> PAGEREF _Toc244290121 \h </w:instrText>
+        </w:r>
+        <w:r>
+          <w:rPr>
+            <w:noProof/>
+            <w:webHidden/>
+          </w:rPr>
         </w:r>
         <w:r>
           <w:rPr>
@@ -420,7 +444,362 @@
           <w:szCs w:val="22"/>
         </w:rPr>
       </w:pPr>
-      <w:hyperlink w:anchor="_Toc202610204" w:history="1">
+      <w:hyperlink w:anchor="_Toc244290122" w:history="1">
+        <w:r>
+          <w:rPr>
+            <w:rStyle w:val="Hipercze"/>
+            <w:noProof/>
+          </w:rPr>
+          <w:t>Pobieranie danych z programu Excel: ułożony rozkład zajęć</w:t>
+        </w:r>
+        <w:r>
+          <w:rPr>
+            <w:noProof/>
+            <w:webHidden/>
+          </w:rPr>
+          <w:tab/>
+        </w:r>
+        <w:r>
+          <w:rPr>
+            <w:noProof/>
+            <w:webHidden/>
+          </w:rPr>
+          <w:fldChar w:fldCharType="begin"/>
+        </w:r>
+        <w:r>
+          <w:rPr>
+            <w:noProof/>
+            <w:webHidden/>
+          </w:rPr>
+          <w:instrText xml:space="preserve"> PAGEREF _Toc244290122 \h </w:instrText>
+        </w:r>
+        <w:r>
+          <w:rPr>
+            <w:noProof/>
+            <w:webHidden/>
+          </w:rPr>
+        </w:r>
+        <w:r>
+          <w:rPr>
+            <w:noProof/>
+            <w:webHidden/>
+          </w:rPr>
+          <w:fldChar w:fldCharType="separate"/>
+        </w:r>
+        <w:r>
+          <w:rPr>
+            <w:noProof/>
+            <w:webHidden/>
+          </w:rPr>
+          <w:t>3</w:t>
+        </w:r>
+        <w:r>
+          <w:rPr>
+            <w:noProof/>
+            <w:webHidden/>
+          </w:rPr>
+          <w:fldChar w:fldCharType="end"/>
+        </w:r>
+      </w:hyperlink>
+    </w:p>
+    <w:p>
+      <w:pPr>
+        <w:pStyle w:val="Spistreci1"/>
+        <w:tabs>
+          <w:tab w:val="right" w:leader="dot" w:pos="9770"/>
+        </w:tabs>
+        <w:rPr>
+          <w:rFonts w:asciiTheme="minorHAnsi" w:eastAsiaTheme="minorEastAsia" w:hAnsiTheme="minorHAnsi" w:cstheme="minorBidi"/>
+          <w:noProof/>
+          <w:sz w:val="22"/>
+          <w:szCs w:val="22"/>
+        </w:rPr>
+      </w:pPr>
+      <w:hyperlink w:anchor="_Toc244290123" w:history="1">
+        <w:r>
+          <w:rPr>
+            <w:rStyle w:val="Hipercze"/>
+            <w:noProof/>
+          </w:rPr>
+          <w:t>Zapisywanie rozkładu zajęć w pliku Excel</w:t>
+        </w:r>
+        <w:r>
+          <w:rPr>
+            <w:noProof/>
+            <w:webHidden/>
+          </w:rPr>
+          <w:tab/>
+        </w:r>
+        <w:r>
+          <w:rPr>
+            <w:noProof/>
+            <w:webHidden/>
+          </w:rPr>
+          <w:fldChar w:fldCharType="begin"/>
+        </w:r>
+        <w:r>
+          <w:rPr>
+            <w:noProof/>
+            <w:webHidden/>
+          </w:rPr>
+          <w:instrText xml:space="preserve"> PAGEREF _Toc244290123 \h </w:instrText>
+        </w:r>
+        <w:r>
+          <w:rPr>
+            <w:noProof/>
+            <w:webHidden/>
+          </w:rPr>
+        </w:r>
+        <w:r>
+          <w:rPr>
+            <w:noProof/>
+            <w:webHidden/>
+          </w:rPr>
+          <w:fldChar w:fldCharType="separate"/>
+        </w:r>
+        <w:r>
+          <w:rPr>
+            <w:noProof/>
+            <w:webHidden/>
+          </w:rPr>
+          <w:t>4</w:t>
+        </w:r>
+        <w:r>
+          <w:rPr>
+            <w:noProof/>
+            <w:webHidden/>
+          </w:rPr>
+          <w:fldChar w:fldCharType="end"/>
+        </w:r>
+      </w:hyperlink>
+    </w:p>
+    <w:p>
+      <w:pPr>
+        <w:pStyle w:val="Spistreci1"/>
+        <w:tabs>
+          <w:tab w:val="right" w:leader="dot" w:pos="9770"/>
+        </w:tabs>
+        <w:rPr>
+          <w:rFonts w:asciiTheme="minorHAnsi" w:eastAsiaTheme="minorEastAsia" w:hAnsiTheme="minorHAnsi" w:cstheme="minorBidi"/>
+          <w:noProof/>
+          <w:sz w:val="22"/>
+          <w:szCs w:val="22"/>
+        </w:rPr>
+      </w:pPr>
+      <w:hyperlink w:anchor="_Toc244290124" w:history="1">
+        <w:r>
+          <w:rPr>
+            <w:rStyle w:val="Hipercze"/>
+            <w:noProof/>
+          </w:rPr>
+          <w:t>Kopiowanie rozkładu zajęć: wybór metody</w:t>
+        </w:r>
+        <w:r>
+          <w:rPr>
+            <w:noProof/>
+            <w:webHidden/>
+          </w:rPr>
+          <w:tab/>
+        </w:r>
+        <w:r>
+          <w:rPr>
+            <w:noProof/>
+            <w:webHidden/>
+          </w:rPr>
+          <w:fldChar w:fldCharType="begin"/>
+        </w:r>
+        <w:r>
+          <w:rPr>
+            <w:noProof/>
+            <w:webHidden/>
+          </w:rPr>
+          <w:instrText xml:space="preserve"> PAGEREF _Toc244290124 \h </w:instrText>
+        </w:r>
+        <w:r>
+          <w:rPr>
+            <w:noProof/>
+            <w:webHidden/>
+          </w:rPr>
+        </w:r>
+        <w:r>
+          <w:rPr>
+            <w:noProof/>
+            <w:webHidden/>
+          </w:rPr>
+          <w:fldChar w:fldCharType="separate"/>
+        </w:r>
+        <w:r>
+          <w:rPr>
+            <w:noProof/>
+            <w:webHidden/>
+          </w:rPr>
+          <w:t>5</w:t>
+        </w:r>
+        <w:r>
+          <w:rPr>
+            <w:noProof/>
+            <w:webHidden/>
+          </w:rPr>
+          <w:fldChar w:fldCharType="end"/>
+        </w:r>
+      </w:hyperlink>
+    </w:p>
+    <w:p>
+      <w:pPr>
+        <w:pStyle w:val="Spistreci1"/>
+        <w:tabs>
+          <w:tab w:val="right" w:leader="dot" w:pos="9770"/>
+        </w:tabs>
+        <w:rPr>
+          <w:rFonts w:asciiTheme="minorHAnsi" w:eastAsiaTheme="minorEastAsia" w:hAnsiTheme="minorHAnsi" w:cstheme="minorBidi"/>
+          <w:noProof/>
+          <w:sz w:val="22"/>
+          <w:szCs w:val="22"/>
+        </w:rPr>
+      </w:pPr>
+      <w:hyperlink w:anchor="_Toc244290125" w:history="1">
+        <w:r>
+          <w:rPr>
+            <w:rStyle w:val="Hipercze"/>
+            <w:noProof/>
+          </w:rPr>
+          <w:t>Dziennik zdarzeń systemowych</w:t>
+        </w:r>
+        <w:r>
+          <w:rPr>
+            <w:noProof/>
+            <w:webHidden/>
+          </w:rPr>
+          <w:tab/>
+        </w:r>
+        <w:r>
+          <w:rPr>
+            <w:noProof/>
+            <w:webHidden/>
+          </w:rPr>
+          <w:fldChar w:fldCharType="begin"/>
+        </w:r>
+        <w:r>
+          <w:rPr>
+            <w:noProof/>
+            <w:webHidden/>
+          </w:rPr>
+          <w:instrText xml:space="preserve"> PAGEREF _Toc244290125 \h </w:instrText>
+        </w:r>
+        <w:r>
+          <w:rPr>
+            <w:noProof/>
+            <w:webHidden/>
+          </w:rPr>
+        </w:r>
+        <w:r>
+          <w:rPr>
+            <w:noProof/>
+            <w:webHidden/>
+          </w:rPr>
+          <w:fldChar w:fldCharType="separate"/>
+        </w:r>
+        <w:r>
+          <w:rPr>
+            <w:noProof/>
+            <w:webHidden/>
+          </w:rPr>
+          <w:t>6</w:t>
+        </w:r>
+        <w:r>
+          <w:rPr>
+            <w:noProof/>
+            <w:webHidden/>
+          </w:rPr>
+          <w:fldChar w:fldCharType="end"/>
+        </w:r>
+      </w:hyperlink>
+    </w:p>
+    <w:p>
+      <w:pPr>
+        <w:pStyle w:val="Spistreci1"/>
+        <w:tabs>
+          <w:tab w:val="right" w:leader="dot" w:pos="9770"/>
+        </w:tabs>
+        <w:rPr>
+          <w:rFonts w:asciiTheme="minorHAnsi" w:eastAsiaTheme="minorEastAsia" w:hAnsiTheme="minorHAnsi" w:cstheme="minorBidi"/>
+          <w:noProof/>
+          <w:sz w:val="22"/>
+          <w:szCs w:val="22"/>
+        </w:rPr>
+      </w:pPr>
+      <w:hyperlink w:anchor="_Toc244290126" w:history="1">
+        <w:r>
+          <w:rPr>
+            <w:rStyle w:val="Hipercze"/>
+            <w:noProof/>
+          </w:rPr>
+          <w:t>Okresy: pole „Pokaż tygodnie”</w:t>
+        </w:r>
+        <w:r>
+          <w:rPr>
+            <w:noProof/>
+            <w:webHidden/>
+          </w:rPr>
+          <w:tab/>
+        </w:r>
+        <w:r>
+          <w:rPr>
+            <w:noProof/>
+            <w:webHidden/>
+          </w:rPr>
+          <w:fldChar w:fldCharType="begin"/>
+        </w:r>
+        <w:r>
+          <w:rPr>
+            <w:noProof/>
+            <w:webHidden/>
+          </w:rPr>
+          <w:instrText xml:space="preserve"> PAGEREF _Toc244290126 \h </w:instrText>
+        </w:r>
+        <w:r>
+          <w:rPr>
+            <w:noProof/>
+            <w:webHidden/>
+          </w:rPr>
+        </w:r>
+        <w:r>
+          <w:rPr>
+            <w:noProof/>
+            <w:webHidden/>
+          </w:rPr>
+          <w:fldChar w:fldCharType="separate"/>
+        </w:r>
+        <w:r>
+          <w:rPr>
+            <w:noProof/>
+            <w:webHidden/>
+          </w:rPr>
+          <w:t>6</w:t>
+        </w:r>
+        <w:r>
+          <w:rPr>
+            <w:noProof/>
+            <w:webHidden/>
+          </w:rPr>
+          <w:fldChar w:fldCharType="end"/>
+        </w:r>
+      </w:hyperlink>
+    </w:p>
+    <w:p>
+      <w:pPr>
+        <w:pStyle w:val="Spistreci1"/>
+        <w:tabs>
+          <w:tab w:val="right" w:leader="dot" w:pos="9770"/>
+        </w:tabs>
+        <w:rPr>
+          <w:rFonts w:asciiTheme="minorHAnsi" w:eastAsiaTheme="minorEastAsia" w:hAnsiTheme="minorHAnsi" w:cstheme="minorBidi"/>
+          <w:noProof/>
+          <w:sz w:val="22"/>
+          <w:szCs w:val="22"/>
+        </w:rPr>
+      </w:pPr>
+      <w:hyperlink w:anchor="_Toc244290127" w:history="1">
         <w:r>
           <w:rPr>
             <w:rStyle w:val="Hipercze"/>
@@ -447,7 +826,13 @@
             <w:noProof/>
             <w:webHidden/>
           </w:rPr>
-          <w:instrText xml:space="preserve"> PAGEREF _Toc202610204 \h </w:instrText>
+          <w:instrText xml:space="preserve"> PAGEREF _Toc244290127 \h </w:instrText>
+        </w:r>
+        <w:r>
+          <w:rPr>
+            <w:noProof/>
+            <w:webHidden/>
+          </w:rPr>
         </w:r>
         <w:r>
           <w:rPr>
@@ -461,7 +846,7 @@
             <w:noProof/>
             <w:webHidden/>
           </w:rPr>
-          <w:t>4</w:t>
+          <w:t>6</w:t>
         </w:r>
         <w:r>
           <w:rPr>
@@ -486,7 +871,7 @@
       <w:pPr>
         <w:pStyle w:val="Nagwek1"/>
       </w:pPr>
-      <w:bookmarkStart w:id="1" w:name="_Toc243851123"/>
+      <w:bookmarkStart w:id="1" w:name="_Toc244290117"/>
       <w:r>
         <w:t>Raportowanie: formy zajęć w oddzielnych kolumnach albo w jednej kolumnie „Forma”</w:t>
       </w:r>
@@ -586,12 +971,6 @@
         <w:gridCol w:w="1667"/>
       </w:tblGrid>
       <w:tr>
-        <w:tblPrEx>
-          <w:tblCellMar>
-            <w:top w:w="0" w:type="dxa"/>
-            <w:bottom w:w="0" w:type="dxa"/>
-          </w:tblCellMar>
-        </w:tblPrEx>
         <w:tc>
           <w:tcPr>
             <w:tcW w:w="0" w:type="auto"/>
@@ -699,12 +1078,6 @@
         </w:tc>
       </w:tr>
       <w:tr>
-        <w:tblPrEx>
-          <w:tblCellMar>
-            <w:top w:w="0" w:type="dxa"/>
-            <w:bottom w:w="0" w:type="dxa"/>
-          </w:tblCellMar>
-        </w:tblPrEx>
         <w:tc>
           <w:tcPr>
             <w:tcW w:w="0" w:type="auto"/>
@@ -782,12 +1155,6 @@
         </w:tc>
       </w:tr>
       <w:tr>
-        <w:tblPrEx>
-          <w:tblCellMar>
-            <w:top w:w="0" w:type="dxa"/>
-            <w:bottom w:w="0" w:type="dxa"/>
-          </w:tblCellMar>
-        </w:tblPrEx>
         <w:tc>
           <w:tcPr>
             <w:tcW w:w="0" w:type="auto"/>
@@ -900,12 +1267,6 @@
         <w:gridCol w:w="1667"/>
       </w:tblGrid>
       <w:tr>
-        <w:tblPrEx>
-          <w:tblCellMar>
-            <w:top w:w="0" w:type="dxa"/>
-            <w:bottom w:w="0" w:type="dxa"/>
-          </w:tblCellMar>
-        </w:tblPrEx>
         <w:tc>
           <w:tcPr>
             <w:tcW w:w="0" w:type="auto"/>
@@ -923,6 +1284,7 @@
               <w:rPr>
                 <w:b/>
               </w:rPr>
+              <w:lastRenderedPageBreak/>
               <w:t>Wykładowca</w:t>
             </w:r>
           </w:p>
@@ -971,12 +1333,6 @@
         </w:tc>
       </w:tr>
       <w:tr>
-        <w:tblPrEx>
-          <w:tblCellMar>
-            <w:top w:w="0" w:type="dxa"/>
-            <w:bottom w:w="0" w:type="dxa"/>
-          </w:tblCellMar>
-        </w:tblPrEx>
         <w:tc>
           <w:tcPr>
             <w:tcW w:w="0" w:type="auto"/>
@@ -1024,12 +1380,6 @@
         </w:tc>
       </w:tr>
       <w:tr>
-        <w:tblPrEx>
-          <w:tblCellMar>
-            <w:top w:w="0" w:type="dxa"/>
-            <w:bottom w:w="0" w:type="dxa"/>
-          </w:tblCellMar>
-        </w:tblPrEx>
         <w:tc>
           <w:tcPr>
             <w:tcW w:w="0" w:type="auto"/>
@@ -1077,12 +1427,6 @@
         </w:tc>
       </w:tr>
       <w:tr>
-        <w:tblPrEx>
-          <w:tblCellMar>
-            <w:top w:w="0" w:type="dxa"/>
-            <w:bottom w:w="0" w:type="dxa"/>
-          </w:tblCellMar>
-        </w:tblPrEx>
         <w:tc>
           <w:tcPr>
             <w:tcW w:w="0" w:type="auto"/>
@@ -1130,12 +1474,6 @@
         </w:tc>
       </w:tr>
       <w:tr>
-        <w:tblPrEx>
-          <w:tblCellMar>
-            <w:top w:w="0" w:type="dxa"/>
-            <w:bottom w:w="0" w:type="dxa"/>
-          </w:tblCellMar>
-        </w:tblPrEx>
         <w:tc>
           <w:tcPr>
             <w:tcW w:w="0" w:type="auto"/>
@@ -1205,18 +1543,18 @@
       <w:pPr>
         <w:pStyle w:val="Nagwek1"/>
       </w:pPr>
-      <w:bookmarkStart w:id="101" w:name="_Toc202610200"/>
+      <w:bookmarkStart w:id="2" w:name="_Toc244290118"/>
       <w:r>
         <w:t>Podgląd: nowe nazwy i kolejność poleceń</w:t>
       </w:r>
-      <w:bookmarkEnd w:id="101"/>
+      <w:bookmarkEnd w:id="2"/>
     </w:p>
     <w:p>
       <w:pPr>
         <w:jc w:val="both"/>
       </w:pPr>
       <w:r>
-        <w:t xml:space="preserve">Polecenia w menu przycisku „Podgląd” mają nowe, bardziej opisowe nazwy i nową kolejność:</w:t>
+        <w:t>Polecenia w menu przycisku „Podgląd” mają nowe, bardziej opisowe nazwy i nową kolejność:</w:t>
       </w:r>
     </w:p>
     <w:p>
@@ -1228,7 +1566,7 @@
         <w:rPr>
           <w:b/>
         </w:rPr>
-        <w:t xml:space="preserve">Semestralny rozkład zajęć</w:t>
+        <w:t>Semestralny rozkład zajęć</w:t>
       </w:r>
       <w:r>
         <w:t xml:space="preserve"> – dawniej „Uruchom”. Tworzy rozkład zajęć dla całego semestru, tak jak dotąd.</w:t>
@@ -1243,7 +1581,7 @@
         <w:rPr>
           <w:b/>
         </w:rPr>
-        <w:t xml:space="preserve">Tygodniowy rozkład zajęć (Plan lekcji)</w:t>
+        <w:t>Tygodniowy rozkład zajęć (Plan lekcji)</w:t>
       </w:r>
       <w:r>
         <w:t xml:space="preserve"> – nowe polecenie, opisane w następnym rozdziale.</w:t>
@@ -1258,7 +1596,7 @@
         <w:rPr>
           <w:b/>
         </w:rPr>
-        <w:t xml:space="preserve">Zaawansowane: własny układ</w:t>
+        <w:t>Zaawansowane: własny układ</w:t>
       </w:r>
       <w:r>
         <w:t xml:space="preserve"> – dawniej „Tabela przestawna”. Działa tak jak dotąd; pod nową nazwą występuje też tytuł okna.</w:t>
@@ -1278,18 +1616,18 @@
         <w:t>Tygodniowy rozkład zajęć</w:t>
       </w:r>
       <w:r>
-        <w:t xml:space="preserve">, które tworzy rozkład zajęć dla bieżącego tygodnia (tak jak dotychczasowe polecenie „Uruchom”). Polecenie „Zaawansowane: własny układ” jest dostępne w obu układach.</w:t>
+        <w:t>, które tworzy rozkład zajęć dla bieżącego tygodnia (tak jak dotychczasowe polecenie „Uruchom”). Polecenie „Zaawansowane: własny układ” jest dostępne w obu układach.</w:t>
       </w:r>
     </w:p>
     <w:p>
       <w:pPr>
         <w:pStyle w:val="Nagwek1"/>
       </w:pPr>
-      <w:bookmarkStart w:id="102" w:name="_Toc202610201"/>
+      <w:bookmarkStart w:id="3" w:name="_Toc244290119"/>
       <w:r>
         <w:t>Tygodniowy rozkład zajęć (Plan lekcji)</w:t>
       </w:r>
-      <w:bookmarkEnd w:id="102"/>
+      <w:bookmarkEnd w:id="3"/>
     </w:p>
     <w:p>
       <w:pPr>
@@ -1302,7 +1640,7 @@
         <w:rPr>
           <w:b/>
         </w:rPr>
-        <w:t xml:space="preserve">Podgląd | Tygodniowy rozkład zajęć (Plan lekcji)</w:t>
+        <w:t>Podgląd | Tygodniowy rozkład zajęć (Plan lekcji)</w:t>
       </w:r>
       <w:r>
         <w:t xml:space="preserve"> tworzy plan jednego tygodnia w układzie znanym ze szkolnego planu lekcji: kolumny to dni tygodnia, a wiersze to godziny zajęć. Plan można utworzyć dla wykładowcy, grupy, sali (zasobu) albo przedmiotu – dla pierwszego zasobu wybranego na bieżącej zakładce.</w:t>
@@ -1313,7 +1651,7 @@
         <w:jc w:val="both"/>
       </w:pPr>
       <w:r>
-        <w:t xml:space="preserve">Po wybraniu polecenia pojawia się okno z listą tygodni semestru. Domyślnie wybrany jest bieżący tydzień. Jeżeli w semestrze nie utworzono jeszcze tygodni, program utworzy je automatycznie. Po kliknięciu „Utwórz plan” plan otwiera się w przeglądarce, skąd można go wydrukować (strona A4 w poziomie, w kolorze).</w:t>
+        <w:t>Po wybraniu polecenia pojawia się okno z listą tygodni semestru. Domyślnie wybrany jest tydzień, w którym leży dzień zaznaczony w siatce zajęć; jeżeli nic nie zaznaczono – bieżący tydzień. Tygodnie ukryte w programie mają na końcu nazwy dopisek „(niewidoczny)”. Jeżeli w semestrze nie utworzono jeszcze tygodni, program utworzy je automatycznie. Po kliknięciu „Utwórz plan” plan otwiera się w przeglądarce, skąd można go wydrukować (strona A4 w poziomie, w kolorze).</w:t>
       </w:r>
     </w:p>
     <w:p>
@@ -1321,7 +1659,7 @@
         <w:jc w:val="both"/>
       </w:pPr>
       <w:r>
-        <w:t xml:space="preserve">Cechy planu:</w:t>
+        <w:t>Cechy planu:</w:t>
       </w:r>
     </w:p>
     <w:p>
@@ -1333,7 +1671,7 @@
         <w:rPr>
           <w:b/>
         </w:rPr>
-        <w:t xml:space="preserve">Zawartość komórek</w:t>
+        <w:t>Zawartość komórek</w:t>
       </w:r>
       <w:r>
         <w:t xml:space="preserve"> – zgodna z ustawieniami w oknie Plik | Drukuj (Zawartość, Wielkość, Pogrubienie, Link) dla danego rodzaju zasobu; kolory zajęć są takie jak na ekranie.</w:t>
@@ -1348,7 +1686,7 @@
         <w:rPr>
           <w:b/>
         </w:rPr>
-        <w:t xml:space="preserve">Zajęcia trwające kilka godzin</w:t>
+        <w:t>Zajęcia trwające kilka godzin</w:t>
       </w:r>
       <w:r>
         <w:t xml:space="preserve"> – są pokazane jako jedna, wysoka komórka (kolejne godziny są scalane w pionie; kolumny nigdy nie są scalane).</w:t>
@@ -1363,10 +1701,10 @@
         <w:rPr>
           <w:b/>
         </w:rPr>
-        <w:t xml:space="preserve">Dni</w:t>
-      </w:r>
-      <w:r>
-        <w:t xml:space="preserve"> – pokazywane są te dni tygodnia, które są widoczne w programie. Dni wolne są oznaczone napisem „Dzień wolny”, a dni spoza semestru są wyszarzone.</w:t>
+        <w:t>Dni</w:t>
+      </w:r>
+      <w:r>
+        <w:t xml:space="preserve"> – pokazywane są te dni tygodnia, które są widoczne w okresie wybranym w programie (np. gdy w okresie widoczne są tylko czwartki, plan ma jedną kolumnę). Dni wolne są oznaczone napisem „Dzień wolny”, a dni spoza semestru są wyszarzone.</w:t>
       </w:r>
     </w:p>
     <w:p>
@@ -1378,7 +1716,7 @@
         <w:rPr>
           <w:b/>
         </w:rPr>
-        <w:t xml:space="preserve">Linki</w:t>
+        <w:t>Linki</w:t>
       </w:r>
       <w:r>
         <w:t xml:space="preserve"> – jeżeli w oknie Plik | Drukuj włączono Link, nazwy wykładowców, grup i sal prowadzą do ich planów z tego samego tygodnia.</w:t>
@@ -1393,7 +1731,7 @@
         <w:rPr>
           <w:b/>
         </w:rPr>
-        <w:t xml:space="preserve">Nagłówek</w:t>
+        <w:t>Nagłówek</w:t>
       </w:r>
       <w:r>
         <w:t xml:space="preserve"> – zawiera zakres dat, nazwę zasobu, numer tygodnia i nazwę semestru. Plan nie zawiera legendy.</w:t>
@@ -1401,52 +1739,56 @@
     </w:p>
     <w:p>
       <w:pPr>
+        <w:ind w:left="708"/>
         <w:jc w:val="both"/>
       </w:pPr>
-      <w:r>
-        <w:t xml:space="preserve">Nazwa pliku z planem zawiera daty początku i końca tygodnia, np. „…_2026-10-26_2026-11-01.htm”.</w:t>
-      </w:r>
-    </w:p>
-    <w:p>
-      <w:pPr>
-        <w:pStyle w:val="Nagwek1"/>
-      </w:pPr>
-      <w:bookmarkStart w:id="103" w:name="_Toc202610202"/>
-      <w:r>
-        <w:t>Semestralny rozkład zajęć: przyciski „Przejdź do planu tygodnia”</w:t>
-      </w:r>
-      <w:bookmarkEnd w:id="103"/>
-    </w:p>
-    <w:p>
-      <w:pPr>
-        <w:jc w:val="both"/>
-      </w:pPr>
-      <w:r>
-        <w:t xml:space="preserve">W oknie </w:t>
-      </w:r>
       <w:r>
         <w:rPr>
           <w:b/>
         </w:rPr>
-        <w:t xml:space="preserve">Plik | Drukuj</w:t>
-      </w:r>
-      <w:r>
-        <w:t xml:space="preserve">, na zakładkach wykładowcy, grupy, zasobu i przedmiotu, pojawiło się pole „Przejdź do planu tygodnia”. Pole jest domyślnie zaznaczone:</w:t>
-      </w:r>
-    </w:p>
-    <w:p>
-      <w:pPr>
-        <w:ind w:left="708"/>
+        <w:t>Przyciski « ↑ »</w:t>
+      </w:r>
+      <w:r>
+        <w:t xml:space="preserve"> – w nagłówku planu: przycisk « otwiera plan poprzedniego tygodnia, » – następnego, a ↑ – semestralny rozkład zajęć tego samego zasobu. Przycisk jest aktywny, gdy dany plik został już utworzony (np. poleceniem Semestralny rozkład zajęć z zaznaczonym polem „Przejdź do planu tygodnia”); w przeciwnym razie jest wyszarzony, a podpowiedź </w:t>
+      </w:r>
+      <w:r>
+        <w:lastRenderedPageBreak/>
+        <w:t>wyjaśnia dlaczego. Przy tworzeniu rozkładu semestralnego przyciski « » pomijają tygodnie bez zajęć. Przyciski nie są drukowane.</w:t>
+      </w:r>
+    </w:p>
+    <w:p>
+      <w:pPr>
         <w:jc w:val="both"/>
       </w:pPr>
+      <w:r>
+        <w:t>Nazwa pliku z planem zawiera daty początku i końca tygodnia, np. „…_2026-10-26_2026-11-01.htm”.</w:t>
+      </w:r>
+    </w:p>
+    <w:p>
+      <w:pPr>
+        <w:pStyle w:val="Nagwek1"/>
+      </w:pPr>
+      <w:bookmarkStart w:id="4" w:name="_Toc244290120"/>
+      <w:r>
+        <w:t>Semestralny rozkład zajęć: przyciski „Przejdź do planu tygodnia”</w:t>
+      </w:r>
+      <w:bookmarkEnd w:id="4"/>
+    </w:p>
+    <w:p>
+      <w:pPr>
+        <w:jc w:val="both"/>
+      </w:pPr>
+      <w:r>
+        <w:t xml:space="preserve">W oknie </w:t>
+      </w:r>
       <w:r>
         <w:rPr>
           <w:b/>
         </w:rPr>
-        <w:t xml:space="preserve">Zaznaczone (domyślnie)</w:t>
-      </w:r>
-      <w:r>
-        <w:t xml:space="preserve"> – przy tworzeniu semestralnego rozkładu zajęć program tworzy również tygodniowe rozkłady zajęć (plany lekcji), a nad datami rozkładu pojawia się wiersz z niewielkimi przyciskami z numerami tygodni. Kliknięcie przycisku otwiera plan danego tygodnia.</w:t>
+        <w:t>Plik | Drukuj</w:t>
+      </w:r>
+      <w:r>
+        <w:t>, na zakładkach wykładowcy, grupy, zasobu i przedmiotu, pojawiło się pole „Przejdź do planu tygodnia”. Pole jest domyślnie zaznaczone:</w:t>
       </w:r>
     </w:p>
     <w:p>
@@ -1458,7 +1800,22 @@
         <w:rPr>
           <w:b/>
         </w:rPr>
-        <w:t xml:space="preserve">Odznaczone</w:t>
+        <w:t>Zaznaczone (domyślnie)</w:t>
+      </w:r>
+      <w:r>
+        <w:t xml:space="preserve"> – przy tworzeniu semestralnego rozkładu zajęć program tworzy również tygodniowe rozkłady zajęć (plany lekcji), a nad datami rozkładu pojawia się wiersz z niewielkimi przyciskami z numerami tygodni. Kliknięcie przycisku otwiera plan danego tygodnia.</w:t>
+      </w:r>
+    </w:p>
+    <w:p>
+      <w:pPr>
+        <w:ind w:left="708"/>
+        <w:jc w:val="both"/>
+      </w:pPr>
+      <w:r>
+        <w:rPr>
+          <w:b/>
+        </w:rPr>
+        <w:t>Odznaczone</w:t>
       </w:r>
       <w:r>
         <w:t xml:space="preserve"> – semestralny rozkład zajęć wygląda i działa tak jak dotąd.</w:t>
@@ -1469,7 +1826,7 @@
         <w:jc w:val="both"/>
       </w:pPr>
       <w:r>
-        <w:t xml:space="preserve">Ustawienie działa zarówno w poleceniu Podgląd | Semestralny rozkład zajęć, jak i przy tworzeniu witryny www dla grup, wykładowców i sal (także automatycznym). Wcześniej zapisane ustawienia otwierają się z zaznaczonym polem. Przy tworzeniu iKalendarza pole jest ukryte. Przyciski nie pojawiają się w rozkładzie tworzonym dla pojedynczego tygodnia.</w:t>
+        <w:t>Ustawienie działa zarówno w poleceniu Podgląd | Semestralny rozkład zajęć, jak i przy tworzeniu witryny www dla grup, wykładowców i sal (także automatycznym). Wcześniej zapisane ustawienia otwierają się z zaznaczonym polem. Przy tworzeniu iKalendarza pole jest ukryte. Przyciski nie pojawiają się w rozkładzie tworzonym dla pojedynczego tygodnia.</w:t>
       </w:r>
     </w:p>
     <w:p>
@@ -1483,18 +1840,18 @@
         <w:t xml:space="preserve">Uwaga: </w:t>
       </w:r>
       <w:r>
-        <w:t xml:space="preserve">przy zaznaczonym polu tworzenie rozkładów trwa dłużej, a w folderze z rozkładami jest więcej plików (dla każdego zasobu powstaje jeden plan na każdy tydzień semestru). Linki w planach tygodniowych prowadzą tylko do tych planów, które również utworzono.</w:t>
+        <w:t>przy zaznaczonym polu tworzenie rozkładów trwa dłużej, a w folderze z rozkładami jest więcej plików (dla każdego zasobu powstaje jeden plan na każdy tydzień semestru). Linki w planach tygodniowych prowadzą tylko do tych planów, które również utworzono.</w:t>
       </w:r>
     </w:p>
     <w:p>
       <w:pPr>
         <w:pStyle w:val="Nagwek1"/>
       </w:pPr>
-      <w:bookmarkStart w:id="104" w:name="_Toc202610203"/>
+      <w:bookmarkStart w:id="5" w:name="_Toc244290121"/>
       <w:r>
         <w:t>Tworzenie witryny www: nazwa strony i wygląd strony głównej</w:t>
       </w:r>
-      <w:bookmarkEnd w:id="104"/>
+      <w:bookmarkEnd w:id="5"/>
     </w:p>
     <w:p>
       <w:pPr>
@@ -1507,7 +1864,7 @@
         <w:rPr>
           <w:b/>
         </w:rPr>
-        <w:t xml:space="preserve">Tworzenie witryny www</w:t>
+        <w:t>Tworzenie witryny www</w:t>
       </w:r>
       <w:r>
         <w:t xml:space="preserve"> pojawiło się pole „Nazwa strony”. Wpisana nazwa jest tytułem strony głównej (index.html) i tytułem okna przeglądarki. Jeżeli pole jest puste, tytułem jest – tak jak dotąd – nazwa semestru. Przycisk „?” obok pola wyświetla podpowiedź. Nazwa strony jest zapisywana i używana także przy automatycznym tworzeniu witryny.</w:t>
@@ -1518,7 +1875,7 @@
         <w:jc w:val="both"/>
       </w:pPr>
       <w:r>
-        <w:t xml:space="preserve">Elementy strony głównej otrzymały nazwy klas CSS (pageName, description, contents, contentsHeader, contentsColumn, lastUpdate, extraText), dzięki czemu ich wygląd można zmienić w polu CSS. Dotyczy to również strony głównej iKalendarza.</w:t>
+        <w:t>Elementy strony głównej otrzymały nazwy klas CSS (pageName, description, contents, contentsHeader, contentsColumn, lastUpdate, extraText), dzięki czemu ich wygląd można zmienić w polu CSS. Dotyczy to również strony głównej iKalendarza.</w:t>
       </w:r>
     </w:p>
     <w:p>
@@ -1526,25 +1883,799 @@
         <w:jc w:val="both"/>
       </w:pPr>
       <w:r>
-        <w:t xml:space="preserve">Poprawiono błąd: zmiany wprowadzone w polu CSS nie były zapamiętywane (zamiast CSS zapisywał się szablon XSLT).</w:t>
+        <w:t>Poprawiono błąd: zmiany wprowadzone w polu CSS nie były zapamiętywane (zamiast CSS zapisywał się szablon XSLT).</w:t>
+      </w:r>
+    </w:p>
+    <w:p>
+      <w:pPr>
+        <w:jc w:val="both"/>
+      </w:pPr>
+      <w:r>
+        <w:t>Zakładka „Zaawansowane - układ” została ukryta. Wygląd strony głównej zmienia się teraz w polu CSS.</w:t>
       </w:r>
     </w:p>
     <w:p>
       <w:pPr>
         <w:pStyle w:val="Nagwek1"/>
       </w:pPr>
-      <w:bookmarkStart w:id="105" w:name="_Toc202610204"/>
+      <w:bookmarkStart w:id="6" w:name="_Toc244290122"/>
+      <w:r>
+        <w:t>Pobieranie danych z programu Excel: ułożony rozkład zajęć</w:t>
+      </w:r>
+      <w:bookmarkEnd w:id="6"/>
+    </w:p>
+    <w:p>
+      <w:pPr>
+        <w:jc w:val="both"/>
+      </w:pPr>
+      <w:r>
+        <w:t xml:space="preserve">W oknie </w:t>
+      </w:r>
+      <w:r>
+        <w:rPr>
+          <w:b/>
+        </w:rPr>
+        <w:t>Dane | Zarządzanie danymi | Pobierz dane z programu Excel</w:t>
+      </w:r>
+      <w:r>
+        <w:t xml:space="preserve"> pojawił się nowy rodzaj danych „Ułożony rozkład zajęć”. Pozwala przenieść do programu rozkład zajęć ułożony wcześniej w arkuszu Excel (np. harmonogram przygotowany poza programem), zamiast wprowadzać zajęcia ręcznie. Szablon pliku można pobrać w kroku „2. Pobierz szablon”.</w:t>
+      </w:r>
+    </w:p>
+    <w:p>
+      <w:pPr>
+        <w:jc w:val="both"/>
+      </w:pPr>
+      <w:r>
+        <w:t>Każdy wiersz pliku to jedna godzina zajęć. Pierwszy wiersz to nagłówek, kolumny:</w:t>
+      </w:r>
+    </w:p>
+    <w:p>
+      <w:pPr>
+        <w:ind w:left="708"/>
+        <w:jc w:val="both"/>
+      </w:pPr>
+      <w:r>
+        <w:rPr>
+          <w:b/>
+        </w:rPr>
+        <w:t>Data</w:t>
+      </w:r>
+      <w:r>
+        <w:t xml:space="preserve"> – data zajęć: data Excela albo tekst w postaci RRRR-MM-DD lub DD.MM.RRRR.</w:t>
+      </w:r>
+    </w:p>
+    <w:p>
+      <w:pPr>
+        <w:ind w:left="708"/>
+        <w:jc w:val="both"/>
+      </w:pPr>
+      <w:r>
+        <w:rPr>
+          <w:b/>
+        </w:rPr>
+        <w:t>Godzina</w:t>
+      </w:r>
+      <w:r>
+        <w:t xml:space="preserve"> – numer godziny z siatki godzin (1, 2, 3 …). Zajęcia trwające kilka godzin zajmują kilka wierszy.</w:t>
+      </w:r>
+    </w:p>
+    <w:p>
+      <w:pPr>
+        <w:ind w:left="708"/>
+        <w:jc w:val="both"/>
+      </w:pPr>
+      <w:r>
+        <w:rPr>
+          <w:b/>
+        </w:rPr>
+        <w:t>Wykładowca, Grupa, Sala</w:t>
+      </w:r>
+      <w:r>
+        <w:t xml:space="preserve"> – można podać kilka nazw rozdzielonych przecinkami, np. „A1, A2”. Wykładowca jest rozpoznawany po skrócie, po tytule, imieniu i nazwisku, po samym imieniu i nazwisku albo po identyfikatorze integracji; grupy, sale, przedmioty i formy – po skrócie lub nazwie. Wielkość liter i nadmiarowe spacje nie mają znaczenia.</w:t>
+      </w:r>
+    </w:p>
+    <w:p>
+      <w:pPr>
+        <w:ind w:left="708"/>
+        <w:jc w:val="both"/>
+      </w:pPr>
+      <w:r>
+        <w:rPr>
+          <w:b/>
+        </w:rPr>
+        <w:t>Przedmiot, Forma</w:t>
+      </w:r>
+      <w:r>
+        <w:t xml:space="preserve"> – przedmiot i forma zajęć. Puste pole Przedmiot oznacza rezerwację (np. sali); forma zajęć tworzona dla takiego wiersza jest formą rezerwacji.</w:t>
+      </w:r>
+    </w:p>
+    <w:p>
+      <w:pPr>
+        <w:ind w:left="708"/>
+        <w:jc w:val="both"/>
+      </w:pPr>
+      <w:r>
+        <w:rPr>
+          <w:b/>
+        </w:rPr>
+        <w:lastRenderedPageBreak/>
+        <w:t>Info dla studentów, Info dla planistów</w:t>
+      </w:r>
+      <w:r>
+        <w:t xml:space="preserve"> – opisy zajęć (nieobowiązkowe).</w:t>
+      </w:r>
+    </w:p>
+    <w:p>
+      <w:pPr>
+        <w:ind w:left="708"/>
+        <w:jc w:val="both"/>
+      </w:pPr>
+      <w:r>
+        <w:rPr>
+          <w:b/>
+        </w:rPr>
+        <w:t>Właściciel</w:t>
+      </w:r>
+      <w:r>
+        <w:t xml:space="preserve"> – planista, do którego należą zajęcia; kilku właścicieli rozdziela się średnikiem, np. „KOWALSKI;NOWAK”. Puste pole oznacza osobę importującą.</w:t>
+      </w:r>
+    </w:p>
+    <w:p>
+      <w:pPr>
+        <w:ind w:left="708"/>
+        <w:jc w:val="both"/>
+      </w:pPr>
+      <w:r>
+        <w:rPr>
+          <w:b/>
+        </w:rPr>
+        <w:t>Opis 3, Opis 4</w:t>
+      </w:r>
+      <w:r>
+        <w:t xml:space="preserve"> – dodatkowe opisy zajęć, najwyżej 100 znaków (nieobowiązkowe).</w:t>
+      </w:r>
+    </w:p>
+    <w:p>
+      <w:pPr>
+        <w:ind w:left="708"/>
+        <w:jc w:val="both"/>
+      </w:pPr>
+      <w:r>
+        <w:rPr>
+          <w:b/>
+        </w:rPr>
+        <w:t>Wypełnienie</w:t>
+      </w:r>
+      <w:r>
+        <w:t xml:space="preserve"> – wypełnienie godziny w procentach: 10, 20, 30 … 100, tak jak w oknie szczegółów zajęć; puste pole oznacza 100.</w:t>
+      </w:r>
+    </w:p>
+    <w:p>
+      <w:pPr>
+        <w:ind w:left="708"/>
+        <w:jc w:val="both"/>
+      </w:pPr>
+      <w:r>
+        <w:rPr>
+          <w:b/>
+        </w:rPr>
+        <w:t>Kolor</w:t>
+      </w:r>
+      <w:r>
+        <w:t xml:space="preserve"> – kolor zajęć zapisany jako liczba (0 … 16777215), tak jak przechowuje go program; puste pole oznacza, że zajęcia nie mają własnego koloru.</w:t>
+      </w:r>
+    </w:p>
+    <w:p>
+      <w:pPr>
+        <w:jc w:val="both"/>
+      </w:pPr>
+      <w:r>
+        <w:t>Kolumny Opis 3, Opis 4, Wypełnienie i Kolor są nieobowiązkowe – można je pozostawić puste. Nieprawidłowe wypełnienie (np. 55) albo kolor (np. „czerwony”) jest zgłaszane w raporcie jako błąd wiersza.</w:t>
+      </w:r>
+    </w:p>
+    <w:p>
+      <w:pPr>
+        <w:jc w:val="both"/>
+      </w:pPr>
+      <w:r>
+        <w:t>Wykładowcy, grupy, sale, przedmioty i formy zajęć, których brakuje w programie, są tworzone automatycznie, a osoba importująca otrzymuje do nich uprawnienia. Dla nowego wykładowcy program wydziela z tekstu tytuł (np. dr, prof., r. pr., SSO, prok.), imię i nazwisko.</w:t>
+      </w:r>
+    </w:p>
+    <w:p>
+      <w:pPr>
+        <w:jc w:val="both"/>
+      </w:pPr>
+      <w:r>
+        <w:t>Każdy wiersz jest importowany osobno: wiersze z błędami – np. nieprawidłowa data albo konflikt (wykładowca, grupa lub sala ma już zajęcia w tym terminie) – są pomijane, a pozostałe zostają zaimportowane. Wiersz identyczny z zajęciami, które już są w rozkładzie, jest pomijany bez zgłaszania błędu, dzięki czemu ten sam plik można zaimportować ponownie, np. po poprawieniu błędnych wierszy.</w:t>
+      </w:r>
+    </w:p>
+    <w:p>
+      <w:pPr>
+        <w:jc w:val="both"/>
+      </w:pPr>
+      <w:r>
+        <w:t>Po imporcie w przeglądarce otwiera się raport Rozklad_Import.html z liczbą zaimportowanych, pominiętych i błędnych wierszy, listą utworzonych obiektów oraz tabelą wierszy, których nie zaimportowano, wraz z przyczyną.</w:t>
+      </w:r>
+    </w:p>
+    <w:p>
+      <w:pPr>
+        <w:jc w:val="both"/>
+      </w:pPr>
+      <w:r>
+        <w:t>Przycisk „Chcę tylko przetestować plik” sprawdza cały plik i tworzy raport, ale niczego nie zapisuje w bazie danych. Zalecamy najpierw import testowy. Import kilku tysięcy wierszy trwa około minuty.</w:t>
+      </w:r>
+    </w:p>
+    <w:p>
+      <w:pPr>
+        <w:jc w:val="both"/>
+      </w:pPr>
+      <w:r>
+        <w:rPr>
+          <w:b/>
+        </w:rPr>
+        <w:t xml:space="preserve">Ponowne uruchomienie aplikacji. </w:t>
+      </w:r>
+      <w:r>
+        <w:t xml:space="preserve">Po zakończonym imporcie (dla każdego rodzaju danych, z wyjątkiem uruchomienia testowego) program wyświetla komunikat o wyniku importu z zaleceniem: „Zaleca się teraz ponowne uruchomienie aplikacji.” Po ponownym uruchomieniu </w:t>
+      </w:r>
+      <w:r>
+        <w:t>wszystkie listy i okna programu pokazują zaimportowane dane. Przy imporcie planu studiów i ułożonego rozkładu zajęć komunikat pojawia się po otwarciu raportu z importu.</w:t>
+      </w:r>
+    </w:p>
+    <w:p>
+      <w:pPr>
+        <w:jc w:val="both"/>
+      </w:pPr>
+      <w:r>
+        <w:rPr>
+          <w:b/>
+        </w:rPr>
+        <w:t xml:space="preserve">Skasuj całą zawartość bazy danych. </w:t>
+      </w:r>
+      <w:r>
+        <w:t>Na ekranie „3. Importujemy !” dla rodzaju danych „Uł</w:t>
+      </w:r>
+      <w:r>
+        <w:t>ożony rozkład zajęć” jest pole „Skasuj całą zawartość bazy danych” (domyślnie niezaznaczone). Pole jest dostępne tylko dla użytkownika PLANNER. Służy do przygotowania pustej bazy danych, np. testowej albo demonstracyjnej, do której importujemy cały rozkład</w:t>
+      </w:r>
+      <w:r>
+        <w:t xml:space="preserve"> zajęć od nowa. Po zaznaczeniu pola pojawia się ostrzeżenie oraz czerwony przycisk </w:t>
+      </w:r>
+      <w:r>
+        <w:rPr>
+          <w:b/>
+        </w:rPr>
+        <w:t>Skasuj całą zawartość bazy danych</w:t>
+      </w:r>
+      <w:r>
+        <w:t>:</w:t>
+      </w:r>
+    </w:p>
+    <w:p>
+      <w:pPr>
+        <w:ind w:left="708"/>
+      </w:pPr>
+      <w:r>
+        <w:rPr>
+          <w:b/>
+          <w:color w:val="FF0000"/>
+        </w:rPr>
+        <w:t>STREFA NIEBEZPIECZNA! ZOSTANIE SKASOWANA CAŁA ZAWARTOŚĆ BAZY DANYCH. NIE URUCHAMIAJ TEJ FUNKCJI W ŚRODOWISKU PRODUKCYJNYM.</w:t>
+      </w:r>
+    </w:p>
+    <w:p>
+      <w:pPr>
+        <w:jc w:val="both"/>
+      </w:pPr>
+      <w:r>
+        <w:t>Kasowanie uruch</w:t>
+      </w:r>
+      <w:r>
+        <w:t xml:space="preserve">amia się tym przyciskiem, niezależnie od importu – nie trzeba wybierać pliku. Program prosi o ponowne potwierdzenie, a następnie kasuje zajęcia, rezerwacje, historię zmian, dziennik zdarzeń, wykładowców, grupy, sale, przedmioty i formy zajęć oraz semestry </w:t>
+      </w:r>
+      <w:r>
+        <w:t>z nawiasem w nazwie. Po skasowaniu pole zostaje odznaczone, a przycisk znika. Plik importuje się następnie w zwykły sposób. Sam import niczego nie kasuje, nawet gdy pole jest zaznaczone. Kasowania nie można cofnąć.</w:t>
+      </w:r>
+    </w:p>
+    <w:p>
+      <w:pPr>
+        <w:jc w:val="both"/>
+      </w:pPr>
+      <w:r>
+        <w:rPr>
+          <w:b/>
+        </w:rPr>
+        <w:t xml:space="preserve">Uwaga: </w:t>
+      </w:r>
+      <w:r>
+        <w:t>funkcja wymaga aktualizacji bazy danych do wersji 2026.10.29.</w:t>
+      </w:r>
+    </w:p>
+    <w:p>
+      <w:pPr>
+        <w:pStyle w:val="Nagwek1"/>
+      </w:pPr>
+      <w:bookmarkStart w:id="7" w:name="_Toc244290123"/>
+      <w:r>
+        <w:t>Zapisywanie rozkładu zajęć w pliku Excel</w:t>
+      </w:r>
+      <w:bookmarkEnd w:id="7"/>
+    </w:p>
+    <w:p>
+      <w:pPr>
+        <w:jc w:val="both"/>
+      </w:pPr>
+      <w:r>
+        <w:t xml:space="preserve">Nowe polecenie </w:t>
+      </w:r>
+      <w:r>
+        <w:rPr>
+          <w:b/>
+        </w:rPr>
+        <w:t>Dane | Zarządzanie danymi | Zapisz rozkład zajęć w Excel</w:t>
+      </w:r>
+      <w:r>
+        <w:t xml:space="preserve"> zapisuje rozkład zajęć w pliku Excel w tym samym formacie, którego używa import „Ułożony rozkład zajęć” (opisany w poprzednim rozdziale). Plik można poprawić w programie Excel i zaimportować ponownie – do tej samej albo do innej bazy danych.</w:t>
+      </w:r>
+    </w:p>
+    <w:p>
+      <w:pPr>
+        <w:jc w:val="both"/>
+      </w:pPr>
+      <w:r>
+        <w:lastRenderedPageBreak/>
+        <w:t xml:space="preserve">W oknie wybiera się okres (domyślnie okres wybrany w oknie głównym programu) oraz – tak jak w oknie Tworzenie witryny www – wykładowców, grupy i sale. Przycisk </w:t>
+      </w:r>
+      <w:r>
+        <w:rPr>
+          <w:b/>
+        </w:rPr>
+        <w:t>Eksportuj</w:t>
+      </w:r>
+      <w:r>
+        <w:t xml:space="preserve"> pyta o nazwę pliku i zapisuje plik.</w:t>
+      </w:r>
+    </w:p>
+    <w:p>
+      <w:pPr>
+        <w:ind w:left="708"/>
+        <w:jc w:val="both"/>
+      </w:pPr>
+      <w:r>
+        <w:t>Zapisywane są zajęcia i rezerwacje z wybranego okresu, w których występuje co najmniej jeden zaznaczony wykładowca, grupa albo sala.</w:t>
+      </w:r>
+    </w:p>
+    <w:p>
+      <w:pPr>
+        <w:ind w:left="708"/>
+        <w:jc w:val="both"/>
+      </w:pPr>
+      <w:r>
+        <w:t>Listy zawierają tylko wykładowców, grupy i sale, do których masz uprawnienia – uprawnienia wybranej autoryzacji, a gdy autoryzacja nie jest wybrana – uprawnienia użytkownika.</w:t>
+      </w:r>
+    </w:p>
+    <w:p>
+      <w:pPr>
+        <w:ind w:left="708"/>
+        <w:jc w:val="both"/>
+      </w:pPr>
+      <w:r>
+        <w:t>Zapisywane są tylko zajęcia, których jesteś właścicielem – także jako przełożony (Mój zespół) i wtedy, gdy zajęcia mają kilku właścicieli.</w:t>
+      </w:r>
+    </w:p>
+    <w:p>
+      <w:pPr>
+        <w:ind w:left="708"/>
+        <w:jc w:val="both"/>
+      </w:pPr>
+      <w:r>
+        <w:rPr>
+          <w:b/>
+        </w:rPr>
+        <w:t>Cała baza danych</w:t>
+      </w:r>
+      <w:r>
+        <w:t xml:space="preserve"> – pole dostępne tylko dla administratora. Zapisuje wszystkie zajęcia z okresu, bez sprawdzania uprawnień i właścicieli.</w:t>
+      </w:r>
+    </w:p>
+    <w:p>
+      <w:pPr>
+        <w:jc w:val="both"/>
+      </w:pPr>
+      <w:r>
+        <w:t>Nazwy wykładowców, grup, sal, przedmiotów i form zajęć są zapisywane tak, aby import rozpoznał dokładnie te same obiekty – nie powstają zdublowani wykładowcy i nie giną zajęcia. Jeśli np. w bazie jest dwóch wykładowców o tym samym imieniu i nazwisku, w pliku zapisywany jest skrót wykładowcy. Jeśli obiektu nie da się zapisać jednoznacznie (np. jego nazwa i skrót pasują także do innego obiektu), plik nie jest zapisywany, a program podaje listę obiektów, których nazwę lub skrót trzeba zmienić.</w:t>
+      </w:r>
+    </w:p>
+    <w:p>
+      <w:pPr>
+        <w:jc w:val="both"/>
+      </w:pPr>
+      <w:r>
+        <w:t>Plik zawiera wszystkie kolumny importu, w tym opisy, wypełnienie, kolor i właścicieli zajęć. Ponowny import pliku do tej samej bazy danych nie dubluje zajęć – wiersze identyczne z istniejącymi zajęciami są pomijane.</w:t>
+      </w:r>
+    </w:p>
+    <w:p>
+      <w:pPr>
+        <w:jc w:val="both"/>
+      </w:pPr>
+      <w:r>
+        <w:rPr>
+          <w:b/>
+        </w:rPr>
+        <w:t xml:space="preserve">Kopiowanie rozkładu przez plik Excel. </w:t>
+      </w:r>
+      <w:r>
+        <w:t xml:space="preserve">Funkcja jest rozszerzeniem polecenia </w:t>
+      </w:r>
+      <w:r>
+        <w:rPr>
+          <w:b/>
+        </w:rPr>
+        <w:t>Edycja | Kopiuj rozkład zajęć</w:t>
+      </w:r>
+      <w:r>
+        <w:t>. Kopiuj rozkład przenosi zajęcia od razu w inne miejsce, bez możliwości zmian po drodze. Zapis do pliku Excel pozwala przed ponownym importem dowolnie poprawić dane: daty, godziny, wykładowców, grupy, sale, opisy, a także usunąć zbędne wiersze. Typowy przebieg:</w:t>
+      </w:r>
+    </w:p>
+    <w:p>
+      <w:pPr>
+        <w:ind w:left="708"/>
+        <w:jc w:val="both"/>
+      </w:pPr>
+      <w:r>
+        <w:rPr>
+          <w:b/>
+        </w:rPr>
+        <w:t>1. Eksport</w:t>
+      </w:r>
+      <w:r>
+        <w:t xml:space="preserve"> – zapisz rozkład zajęć okresu źródłowego (np. roku 2026) poleceniem Zapisz rozkład zajęć w Excel.</w:t>
+      </w:r>
+    </w:p>
+    <w:p>
+      <w:pPr>
+        <w:ind w:left="708"/>
+        <w:jc w:val="both"/>
+      </w:pPr>
+      <w:r>
+        <w:rPr>
+          <w:b/>
+        </w:rPr>
+        <w:t>2. Poprawki w programie Excel</w:t>
+      </w:r>
+      <w:r>
+        <w:t xml:space="preserve"> – zmień daty w kolumnie Data, np. z 2026 na 2027. Uwaga: ta sama data w kolejnym roku wypada zwykle w inny dzień tygodnia. Aby zajęcia zostały w tych samych dniach tygodnia, dodaj do dat 364 dni (52 tygodnie), np. formułą =A2+364 w pomocniczej kolumnie, a następnie wklej wyniki do kolumny Data jako wartości. W razie potrzeby popraw też pozostałe kolumny (np. nazwy grup na nowy rok akademicki).</w:t>
+      </w:r>
+    </w:p>
+    <w:p>
+      <w:pPr>
+        <w:ind w:left="708"/>
+        <w:jc w:val="both"/>
+      </w:pPr>
+      <w:r>
+        <w:rPr>
+          <w:b/>
+        </w:rPr>
+        <w:t>3. Import</w:t>
+      </w:r>
+      <w:r>
+        <w:t xml:space="preserve"> – pobierz poprawiony plik poleceniem Pobierz dane z programu Excel, rodzaj danych „Ułożony rozkład zajęć”. Zalecamy najpierw uruchomienie testowe („Chcę tylko przetestować plik”). W przeciwieństwie do Kopiuj rozkład import nie wymaga pustego okresu docelowego: wiersze, które powodują konflikt z istniejącymi zajęciami, są pomijane i wykazywane w raporcie, a pozostałe są importowane.</w:t>
+      </w:r>
+    </w:p>
+    <w:p>
+      <w:pPr>
+        <w:jc w:val="both"/>
+      </w:pPr>
+      <w:r>
+        <w:rPr>
+          <w:b/>
+        </w:rPr>
+        <w:t xml:space="preserve">Uwaga: </w:t>
+      </w:r>
+      <w:r>
+        <w:t>funkcja wymaga aktualizacji bazy danych do wersji 2026.10.29.</w:t>
+      </w:r>
+    </w:p>
+    <w:p>
+      <w:pPr>
+        <w:pStyle w:val="Nagwek1"/>
+      </w:pPr>
+      <w:bookmarkStart w:id="8" w:name="_Toc2026103101"/>
+      <w:bookmarkStart w:id="9" w:name="_Toc244290124"/>
+      <w:r>
+        <w:t>Kopiowanie rozkładu zajęć: wybór metody</w:t>
+      </w:r>
+      <w:bookmarkEnd w:id="8"/>
+      <w:bookmarkEnd w:id="9"/>
+    </w:p>
+    <w:p>
+      <w:pPr>
+        <w:jc w:val="both"/>
+      </w:pPr>
+      <w:r>
+        <w:t>Polecenie kopiowania rozkładu zos</w:t>
+      </w:r>
+      <w:r>
+        <w:t xml:space="preserve">tało przeniesione z menu Dane | Zarządzanie danymi do menu </w:t>
+      </w:r>
+      <w:r>
+        <w:rPr>
+          <w:b/>
+        </w:rPr>
+        <w:t>Edycja | Kopiuj rozkład zajęć</w:t>
+      </w:r>
+      <w:r>
+        <w:t>. Polecenie otwiera okno „Kopiowanie rozkładu zajęć”, w którym wybiera się sposób kopiowania. Okno składa się z dwóch części:</w:t>
+      </w:r>
+    </w:p>
+    <w:p>
+      <w:pPr>
+        <w:ind w:left="708"/>
+        <w:jc w:val="both"/>
+      </w:pPr>
+      <w:r>
+        <w:rPr>
+          <w:b/>
+        </w:rPr>
+        <w:t>Metoda I – przez program Excel</w:t>
+      </w:r>
+      <w:r>
+        <w:t xml:space="preserve"> – zajęcia e</w:t>
+      </w:r>
+      <w:r>
+        <w:t xml:space="preserve">ksportuje się do programu Excel, tam się je poprawia (np. zmienia daty), a następnie importuje z powrotem do programu. Przyciski: </w:t>
+      </w:r>
+      <w:r>
+        <w:rPr>
+          <w:b/>
+        </w:rPr>
+        <w:t>1. Zapisz rozkład zajęć w Excel</w:t>
+      </w:r>
+      <w:r>
+        <w:t xml:space="preserve"> (to samo co Dane | Zarządzanie danymi | Zapisz rozkład zajęć w Excel) oraz </w:t>
+      </w:r>
+      <w:r>
+        <w:rPr>
+          <w:b/>
+        </w:rPr>
+        <w:t>2. Pobierz dane z p</w:t>
+      </w:r>
+      <w:r>
+        <w:rPr>
+          <w:b/>
+        </w:rPr>
+        <w:t>rogramu Excel</w:t>
+      </w:r>
+      <w:r>
+        <w:t xml:space="preserve"> (otwiera import z wybranym rodzajem danych „Ułożony rozkład zajęć”). Przebieg kopiowania tą metodą opisuje akapit „Kopiowanie rozkładu przez plik Excel” w poprzednim rozdziale.</w:t>
+      </w:r>
+    </w:p>
+    <w:p>
+      <w:pPr>
+        <w:ind w:left="708"/>
+        <w:jc w:val="both"/>
+      </w:pPr>
+      <w:r>
+        <w:rPr>
+          <w:b/>
+        </w:rPr>
+        <w:t>Metoda II – bezpośrednio w aplikacji</w:t>
+      </w:r>
+      <w:r>
+        <w:t xml:space="preserve"> – przycisk </w:t>
+      </w:r>
+      <w:r>
+        <w:rPr>
+          <w:b/>
+        </w:rPr>
+        <w:t>Kopiuj rozkład</w:t>
+      </w:r>
+      <w:r>
+        <w:t xml:space="preserve"> ot</w:t>
+      </w:r>
+      <w:r>
+        <w:t>wiera dotychczasowe okno kopiowania rozkładu, które działa tak jak dotąd.</w:t>
+      </w:r>
+    </w:p>
+    <w:p>
+      <w:pPr>
+        <w:jc w:val="both"/>
+      </w:pPr>
+      <w:r>
+        <w:lastRenderedPageBreak/>
+        <w:t>Przyciski metody I są niedostępne tam, gdzie polecenia eksportu i importu z programu Excel są ukryte w menu Dane.</w:t>
+      </w:r>
+    </w:p>
+    <w:p>
+      <w:pPr>
+        <w:pStyle w:val="Nagwek1"/>
+      </w:pPr>
+      <w:bookmarkStart w:id="10" w:name="_Toc2026103102"/>
+      <w:bookmarkStart w:id="11" w:name="_Toc244290125"/>
+      <w:r>
+        <w:t>Dziennik zdarzeń systemowych</w:t>
+      </w:r>
+      <w:bookmarkEnd w:id="10"/>
+      <w:bookmarkEnd w:id="11"/>
+    </w:p>
+    <w:p>
+      <w:r>
+        <w:t xml:space="preserve">Nowe polecenie </w:t>
+      </w:r>
+      <w:r>
+        <w:rPr>
+          <w:b/>
+        </w:rPr>
+        <w:t>Narzędzia administracyjn</w:t>
+      </w:r>
+      <w:r>
+        <w:rPr>
+          <w:b/>
+        </w:rPr>
+        <w:t>e | Dziennik zdarzeń systemowych</w:t>
+      </w:r>
+      <w:r>
+        <w:t xml:space="preserve"> (pod poleceniem Dostępne miejsce) otwiera okno z zawartością dziennika zdarzeń (tabela XXMSZTOOLS_EVENTLOG). W szczególności można w nim sprawdzić historię logowania do programu i wylogowania z programu.</w:t>
+      </w:r>
+    </w:p>
+    <w:p>
+      <w:pPr>
+        <w:jc w:val="both"/>
+      </w:pPr>
+      <w:r>
+        <w:t xml:space="preserve">Kolumny: </w:t>
+      </w:r>
+      <w:r>
+        <w:rPr>
+          <w:b/>
+        </w:rPr>
+        <w:t>Data i godzina</w:t>
+      </w:r>
+      <w:r>
+        <w:t xml:space="preserve">, </w:t>
+      </w:r>
+      <w:r>
+        <w:rPr>
+          <w:b/>
+        </w:rPr>
+        <w:t>Rodzaj</w:t>
+      </w:r>
+      <w:r>
+        <w:t xml:space="preserve"> (np. LOGON – zalogowanie, LOGOFF – wylogowanie), </w:t>
+      </w:r>
+      <w:r>
+        <w:rPr>
+          <w:b/>
+        </w:rPr>
+        <w:t>Moduł</w:t>
+      </w:r>
+      <w:r>
+        <w:t xml:space="preserve"> (np. PLANOWANIE.SESSION – logowanie i wylogowanie), </w:t>
+      </w:r>
+      <w:r>
+        <w:rPr>
+          <w:b/>
+        </w:rPr>
+        <w:t>Komunikat</w:t>
+      </w:r>
+      <w:r>
+        <w:t xml:space="preserve"> (np. wersja programu, użytkownik, użytkownik systemu operacyjnego i nazwa komputera) oraz </w:t>
+      </w:r>
+      <w:r>
+        <w:rPr>
+          <w:b/>
+        </w:rPr>
+        <w:t>Id</w:t>
+      </w:r>
+      <w:r>
+        <w:t>. Najnowsze zdarzenia są</w:t>
+      </w:r>
+      <w:r>
+        <w:t xml:space="preserve"> wyświetlane na górze.</w:t>
+      </w:r>
+    </w:p>
+    <w:p>
+      <w:pPr>
+        <w:jc w:val="both"/>
+      </w:pPr>
+      <w:r>
+        <w:t>Okno działa tak jak pozostałe okna przeglądania danych w programie. Pole wyszukiwania przeszukuje komunikat, moduł, rodzaj i datę zdarzenia. Okno służy wyłącznie do przeglądania – zdarzeń nie można dodawać, zmieniać ani kasować.</w:t>
+      </w:r>
+    </w:p>
+    <w:p>
+      <w:pPr>
+        <w:jc w:val="both"/>
+      </w:pPr>
+      <w:r>
+        <w:t>Dzie</w:t>
+      </w:r>
+      <w:r>
+        <w:t>nnik jest dostępny tylko dla użytkownika PLANNER.</w:t>
+      </w:r>
+    </w:p>
+    <w:p>
+      <w:pPr>
+        <w:pStyle w:val="Nagwek1"/>
+      </w:pPr>
+      <w:bookmarkStart w:id="12" w:name="_Toc2026103103"/>
+      <w:bookmarkStart w:id="13" w:name="_Toc244290126"/>
+      <w:r>
+        <w:t>Okresy: pole „Pokaż tygodnie”</w:t>
+      </w:r>
+      <w:bookmarkEnd w:id="12"/>
+      <w:bookmarkEnd w:id="13"/>
+    </w:p>
+    <w:p>
+      <w:pPr>
+        <w:jc w:val="both"/>
+      </w:pPr>
+      <w:r>
+        <w:t xml:space="preserve">W oknie </w:t>
+      </w:r>
+      <w:r>
+        <w:rPr>
+          <w:b/>
+        </w:rPr>
+        <w:t>Okresy</w:t>
+      </w:r>
+      <w:r>
+        <w:t xml:space="preserve"> pojawiło się pole </w:t>
+      </w:r>
+      <w:r>
+        <w:rPr>
+          <w:b/>
+        </w:rPr>
+        <w:t>Pokaż tygodnie</w:t>
+      </w:r>
+      <w:r>
+        <w:t xml:space="preserve"> (w górnej części okna, z prawej strony obok pola wyszukiwania). Pole jest domyślnie niezaznaczone – wtedy lista nie zawiera tygo</w:t>
+      </w:r>
+      <w:r>
+        <w:t>dni utworzonych funkcją „Utwórz tygodnie”, tylko semestry i pozostałe okresy. Po zaznaczeniu pola tygodnie są widoczne tak jak dotąd. Ustawienie dotyczy także okien wyboru okresu.</w:t>
+      </w:r>
+    </w:p>
+    <w:p>
+      <w:pPr>
+        <w:pStyle w:val="Nagwek1"/>
+      </w:pPr>
+      <w:bookmarkStart w:id="14" w:name="_Toc244290127"/>
       <w:r>
         <w:t>Poprawki</w:t>
       </w:r>
-      <w:bookmarkEnd w:id="105"/>
+      <w:bookmarkEnd w:id="14"/>
     </w:p>
     <w:p>
       <w:pPr>
         <w:jc w:val="both"/>
       </w:pPr>
       <w:r>
-        <w:t xml:space="preserve">Polecenie Podgląd w trybie tygodniowym mogło kończyć się błędem programu, gdy nazwa tworzonego pliku była bardzo długa (np. przy wielu wybranych zasobach). Błąd został usunięty – zbyt długie nazwy plików są skracane.</w:t>
+        <w:t>Polecenie Podgląd w trybie tygodniowym mogło kończyć się błędem programu, gdy nazwa tworzonego pliku była bardzo długa (np. przy wielu wybranych zasobach). Błąd został usunięty – zbyt długie nazwy plików są skracane.</w:t>
+      </w:r>
+    </w:p>
+    <w:p>
+      <w:pPr>
+        <w:jc w:val="both"/>
+      </w:pPr>
+      <w:r>
+        <w:t xml:space="preserve">Okna </w:t>
+      </w:r>
+      <w:r>
+        <w:rPr>
+          <w:b/>
+        </w:rPr>
+        <w:t>Pobieranie danych z programu Excel</w:t>
+      </w:r>
+      <w:r>
+        <w:t xml:space="preserve"> oraz </w:t>
+      </w:r>
+      <w:r>
+        <w:rPr>
+          <w:b/>
+        </w:rPr>
+        <w:t>Pomoc | Informacje</w:t>
+      </w:r>
+      <w:r>
+        <w:t xml:space="preserve"> można zamknąć klawiszem Esc.</w:t>
       </w:r>
     </w:p>
     <w:sectPr>
@@ -1609,7 +2740,7 @@
           <w:rPr>
             <w:noProof/>
           </w:rPr>
-          <w:t>1</w:t>
+          <w:t>6</w:t>
         </w:r>
         <w:r>
           <w:fldChar w:fldCharType="end"/>
@@ -9329,7 +10460,7 @@
 </file>
 
 <file path=customXml/itemProps1.xml><?xml version="1.0" encoding="utf-8"?>
-<ds:datastoreItem xmlns:ds="http://schemas.openxmlformats.org/officeDocument/2006/customXml" ds:itemID="{1656ACC8-D635-4AA0-B6FC-D39982B10401}">
+<ds:datastoreItem xmlns:ds="http://schemas.openxmlformats.org/officeDocument/2006/customXml" ds:itemID="{604C3B8E-4099-4A7E-A6AD-F0942CA46779}">
   <ds:schemaRefs>
     <ds:schemaRef ds:uri="http://schemas.openxmlformats.org/officeDocument/2006/bibliography"/>
   </ds:schemaRefs>

--- a/cd/doc/changes/202610_2.Zmiany.docx
+++ b/cd/doc/changes/202610_2.Zmiany.docx
@@ -89,7 +89,7 @@
       <w:r>
         <w:fldChar w:fldCharType="separate"/>
       </w:r>
-      <w:hyperlink w:anchor="_Toc244290117" w:history="1">
+      <w:hyperlink w:anchor="_Toc244291873" w:history="1">
         <w:r>
           <w:rPr>
             <w:rStyle w:val="Hipercze"/>
@@ -116,7 +116,7 @@
             <w:noProof/>
             <w:webHidden/>
           </w:rPr>
-          <w:instrText xml:space="preserve"> PAGEREF _Toc244290117 \h </w:instrText>
+          <w:instrText xml:space="preserve"> PAGEREF _Toc244291873 \h </w:instrText>
         </w:r>
         <w:r>
           <w:rPr>
@@ -160,7 +160,7 @@
           <w:szCs w:val="22"/>
         </w:rPr>
       </w:pPr>
-      <w:hyperlink w:anchor="_Toc244290118" w:history="1">
+      <w:hyperlink w:anchor="_Toc244291874" w:history="1">
         <w:r>
           <w:rPr>
             <w:rStyle w:val="Hipercze"/>
@@ -187,7 +187,7 @@
             <w:noProof/>
             <w:webHidden/>
           </w:rPr>
-          <w:instrText xml:space="preserve"> PAGEREF _Toc244290118 \h </w:instrText>
+          <w:instrText xml:space="preserve"> PAGEREF _Toc244291874 \h </w:instrText>
         </w:r>
         <w:r>
           <w:rPr>
@@ -231,7 +231,7 @@
           <w:szCs w:val="22"/>
         </w:rPr>
       </w:pPr>
-      <w:hyperlink w:anchor="_Toc244290119" w:history="1">
+      <w:hyperlink w:anchor="_Toc244291875" w:history="1">
         <w:r>
           <w:rPr>
             <w:rStyle w:val="Hipercze"/>
@@ -258,7 +258,7 @@
             <w:noProof/>
             <w:webHidden/>
           </w:rPr>
-          <w:instrText xml:space="preserve"> PAGEREF _Toc244290119 \h </w:instrText>
+          <w:instrText xml:space="preserve"> PAGEREF _Toc244291875 \h </w:instrText>
         </w:r>
         <w:r>
           <w:rPr>
@@ -302,7 +302,7 @@
           <w:szCs w:val="22"/>
         </w:rPr>
       </w:pPr>
-      <w:hyperlink w:anchor="_Toc244290120" w:history="1">
+      <w:hyperlink w:anchor="_Toc244291876" w:history="1">
         <w:r>
           <w:rPr>
             <w:rStyle w:val="Hipercze"/>
@@ -329,7 +329,7 @@
             <w:noProof/>
             <w:webHidden/>
           </w:rPr>
-          <w:instrText xml:space="preserve"> PAGEREF _Toc244290120 \h </w:instrText>
+          <w:instrText xml:space="preserve"> PAGEREF _Toc244291876 \h </w:instrText>
         </w:r>
         <w:r>
           <w:rPr>
@@ -373,7 +373,7 @@
           <w:szCs w:val="22"/>
         </w:rPr>
       </w:pPr>
-      <w:hyperlink w:anchor="_Toc244290121" w:history="1">
+      <w:hyperlink w:anchor="_Toc244291877" w:history="1">
         <w:r>
           <w:rPr>
             <w:rStyle w:val="Hipercze"/>
@@ -400,7 +400,7 @@
             <w:noProof/>
             <w:webHidden/>
           </w:rPr>
-          <w:instrText xml:space="preserve"> PAGEREF _Toc244290121 \h </w:instrText>
+          <w:instrText xml:space="preserve"> PAGEREF _Toc244291877 \h </w:instrText>
         </w:r>
         <w:r>
           <w:rPr>
@@ -444,7 +444,7 @@
           <w:szCs w:val="22"/>
         </w:rPr>
       </w:pPr>
-      <w:hyperlink w:anchor="_Toc244290122" w:history="1">
+      <w:hyperlink w:anchor="_Toc244291878" w:history="1">
         <w:r>
           <w:rPr>
             <w:rStyle w:val="Hipercze"/>
@@ -471,7 +471,7 @@
             <w:noProof/>
             <w:webHidden/>
           </w:rPr>
-          <w:instrText xml:space="preserve"> PAGEREF _Toc244290122 \h </w:instrText>
+          <w:instrText xml:space="preserve"> PAGEREF _Toc244291878 \h </w:instrText>
         </w:r>
         <w:r>
           <w:rPr>
@@ -515,7 +515,7 @@
           <w:szCs w:val="22"/>
         </w:rPr>
       </w:pPr>
-      <w:hyperlink w:anchor="_Toc244290123" w:history="1">
+      <w:hyperlink w:anchor="_Toc244291879" w:history="1">
         <w:r>
           <w:rPr>
             <w:rStyle w:val="Hipercze"/>
@@ -542,7 +542,7 @@
             <w:noProof/>
             <w:webHidden/>
           </w:rPr>
-          <w:instrText xml:space="preserve"> PAGEREF _Toc244290123 \h </w:instrText>
+          <w:instrText xml:space="preserve"> PAGEREF _Toc244291879 \h </w:instrText>
         </w:r>
         <w:r>
           <w:rPr>
@@ -562,7 +562,7 @@
             <w:noProof/>
             <w:webHidden/>
           </w:rPr>
-          <w:t>4</w:t>
+          <w:t>5</w:t>
         </w:r>
         <w:r>
           <w:rPr>
@@ -586,7 +586,7 @@
           <w:szCs w:val="22"/>
         </w:rPr>
       </w:pPr>
-      <w:hyperlink w:anchor="_Toc244290124" w:history="1">
+      <w:hyperlink w:anchor="_Toc244291880" w:history="1">
         <w:r>
           <w:rPr>
             <w:rStyle w:val="Hipercze"/>
@@ -613,7 +613,7 @@
             <w:noProof/>
             <w:webHidden/>
           </w:rPr>
-          <w:instrText xml:space="preserve"> PAGEREF _Toc244290124 \h </w:instrText>
+          <w:instrText xml:space="preserve"> PAGEREF _Toc244291880 \h </w:instrText>
         </w:r>
         <w:r>
           <w:rPr>
@@ -657,7 +657,7 @@
           <w:szCs w:val="22"/>
         </w:rPr>
       </w:pPr>
-      <w:hyperlink w:anchor="_Toc244290125" w:history="1">
+      <w:hyperlink w:anchor="_Toc244291881" w:history="1">
         <w:r>
           <w:rPr>
             <w:rStyle w:val="Hipercze"/>
@@ -684,7 +684,7 @@
             <w:noProof/>
             <w:webHidden/>
           </w:rPr>
-          <w:instrText xml:space="preserve"> PAGEREF _Toc244290125 \h </w:instrText>
+          <w:instrText xml:space="preserve"> PAGEREF _Toc244291881 \h </w:instrText>
         </w:r>
         <w:r>
           <w:rPr>
@@ -728,7 +728,7 @@
           <w:szCs w:val="22"/>
         </w:rPr>
       </w:pPr>
-      <w:hyperlink w:anchor="_Toc244290126" w:history="1">
+      <w:hyperlink w:anchor="_Toc244291882" w:history="1">
         <w:r>
           <w:rPr>
             <w:rStyle w:val="Hipercze"/>
@@ -755,7 +755,7 @@
             <w:noProof/>
             <w:webHidden/>
           </w:rPr>
-          <w:instrText xml:space="preserve"> PAGEREF _Toc244290126 \h </w:instrText>
+          <w:instrText xml:space="preserve"> PAGEREF _Toc244291882 \h </w:instrText>
         </w:r>
         <w:r>
           <w:rPr>
@@ -799,7 +799,149 @@
           <w:szCs w:val="22"/>
         </w:rPr>
       </w:pPr>
-      <w:hyperlink w:anchor="_Toc244290127" w:history="1">
+      <w:hyperlink w:anchor="_Toc244291883" w:history="1">
+        <w:r>
+          <w:rPr>
+            <w:rStyle w:val="Hipercze"/>
+            <w:noProof/>
+          </w:rPr>
+          <w:t>Szczegóły zajęć: podpowiedzi przy wpisywaniu przedmiotu i formy</w:t>
+        </w:r>
+        <w:r>
+          <w:rPr>
+            <w:noProof/>
+            <w:webHidden/>
+          </w:rPr>
+          <w:tab/>
+        </w:r>
+        <w:r>
+          <w:rPr>
+            <w:noProof/>
+            <w:webHidden/>
+          </w:rPr>
+          <w:fldChar w:fldCharType="begin"/>
+        </w:r>
+        <w:r>
+          <w:rPr>
+            <w:noProof/>
+            <w:webHidden/>
+          </w:rPr>
+          <w:instrText xml:space="preserve"> PAGEREF _Toc244291883 \h </w:instrText>
+        </w:r>
+        <w:r>
+          <w:rPr>
+            <w:noProof/>
+            <w:webHidden/>
+          </w:rPr>
+        </w:r>
+        <w:r>
+          <w:rPr>
+            <w:noProof/>
+            <w:webHidden/>
+          </w:rPr>
+          <w:fldChar w:fldCharType="separate"/>
+        </w:r>
+        <w:r>
+          <w:rPr>
+            <w:noProof/>
+            <w:webHidden/>
+          </w:rPr>
+          <w:t>6</w:t>
+        </w:r>
+        <w:r>
+          <w:rPr>
+            <w:noProof/>
+            <w:webHidden/>
+          </w:rPr>
+          <w:fldChar w:fldCharType="end"/>
+        </w:r>
+      </w:hyperlink>
+    </w:p>
+    <w:p>
+      <w:pPr>
+        <w:pStyle w:val="Spistreci1"/>
+        <w:tabs>
+          <w:tab w:val="right" w:leader="dot" w:pos="9770"/>
+        </w:tabs>
+        <w:rPr>
+          <w:rFonts w:asciiTheme="minorHAnsi" w:eastAsiaTheme="minorEastAsia" w:hAnsiTheme="minorHAnsi" w:cstheme="minorBidi"/>
+          <w:noProof/>
+          <w:sz w:val="22"/>
+          <w:szCs w:val="22"/>
+        </w:rPr>
+      </w:pPr>
+      <w:hyperlink w:anchor="_Toc244291884" w:history="1">
+        <w:r>
+          <w:rPr>
+            <w:rStyle w:val="Hipercze"/>
+            <w:noProof/>
+          </w:rPr>
+          <w:t>Inne zmiany</w:t>
+        </w:r>
+        <w:r>
+          <w:rPr>
+            <w:noProof/>
+            <w:webHidden/>
+          </w:rPr>
+          <w:tab/>
+        </w:r>
+        <w:r>
+          <w:rPr>
+            <w:noProof/>
+            <w:webHidden/>
+          </w:rPr>
+          <w:fldChar w:fldCharType="begin"/>
+        </w:r>
+        <w:r>
+          <w:rPr>
+            <w:noProof/>
+            <w:webHidden/>
+          </w:rPr>
+          <w:instrText xml:space="preserve"> PAGEREF _Toc244291884 \h </w:instrText>
+        </w:r>
+        <w:r>
+          <w:rPr>
+            <w:noProof/>
+            <w:webHidden/>
+          </w:rPr>
+        </w:r>
+        <w:r>
+          <w:rPr>
+            <w:noProof/>
+            <w:webHidden/>
+          </w:rPr>
+          <w:fldChar w:fldCharType="separate"/>
+        </w:r>
+        <w:r>
+          <w:rPr>
+            <w:noProof/>
+            <w:webHidden/>
+          </w:rPr>
+          <w:t>7</w:t>
+        </w:r>
+        <w:r>
+          <w:rPr>
+            <w:noProof/>
+            <w:webHidden/>
+          </w:rPr>
+          <w:fldChar w:fldCharType="end"/>
+        </w:r>
+      </w:hyperlink>
+    </w:p>
+    <w:p>
+      <w:pPr>
+        <w:pStyle w:val="Spistreci1"/>
+        <w:tabs>
+          <w:tab w:val="right" w:leader="dot" w:pos="9770"/>
+        </w:tabs>
+        <w:rPr>
+          <w:rFonts w:asciiTheme="minorHAnsi" w:eastAsiaTheme="minorEastAsia" w:hAnsiTheme="minorHAnsi" w:cstheme="minorBidi"/>
+          <w:noProof/>
+          <w:sz w:val="22"/>
+          <w:szCs w:val="22"/>
+        </w:rPr>
+      </w:pPr>
+      <w:hyperlink w:anchor="_Toc244291885" w:history="1">
         <w:r>
           <w:rPr>
             <w:rStyle w:val="Hipercze"/>
@@ -826,7 +968,7 @@
             <w:noProof/>
             <w:webHidden/>
           </w:rPr>
-          <w:instrText xml:space="preserve"> PAGEREF _Toc244290127 \h </w:instrText>
+          <w:instrText xml:space="preserve"> PAGEREF _Toc244291885 \h </w:instrText>
         </w:r>
         <w:r>
           <w:rPr>
@@ -846,7 +988,7 @@
             <w:noProof/>
             <w:webHidden/>
           </w:rPr>
-          <w:t>6</w:t>
+          <w:t>7</w:t>
         </w:r>
         <w:r>
           <w:rPr>
@@ -871,7 +1013,7 @@
       <w:pPr>
         <w:pStyle w:val="Nagwek1"/>
       </w:pPr>
-      <w:bookmarkStart w:id="1" w:name="_Toc244290117"/>
+      <w:bookmarkStart w:id="1" w:name="_Toc244291873"/>
       <w:r>
         <w:t>Raportowanie: formy zajęć w oddzielnych kolumnach albo w jednej kolumnie „Forma”</w:t>
       </w:r>
@@ -1089,6 +1231,7 @@
               <w:jc w:val="both"/>
             </w:pPr>
             <w:r>
+              <w:lastRenderedPageBreak/>
               <w:t>Kowalski Jan</w:t>
             </w:r>
           </w:p>
@@ -1284,7 +1427,6 @@
               <w:rPr>
                 <w:b/>
               </w:rPr>
-              <w:lastRenderedPageBreak/>
               <w:t>Wykładowca</w:t>
             </w:r>
           </w:p>
@@ -1543,7 +1685,7 @@
       <w:pPr>
         <w:pStyle w:val="Nagwek1"/>
       </w:pPr>
-      <w:bookmarkStart w:id="2" w:name="_Toc244290118"/>
+      <w:bookmarkStart w:id="2" w:name="_Toc244291874"/>
       <w:r>
         <w:t>Podgląd: nowe nazwy i kolejność poleceń</w:t>
       </w:r>
@@ -1623,7 +1765,7 @@
       <w:pPr>
         <w:pStyle w:val="Nagwek1"/>
       </w:pPr>
-      <w:bookmarkStart w:id="3" w:name="_Toc244290119"/>
+      <w:bookmarkStart w:id="3" w:name="_Toc244291875"/>
       <w:r>
         <w:t>Tygodniowy rozkład zajęć (Plan lekcji)</w:t>
       </w:r>
@@ -1746,14 +1888,11 @@
         <w:rPr>
           <w:b/>
         </w:rPr>
+        <w:lastRenderedPageBreak/>
         <w:t>Przyciski « ↑ »</w:t>
       </w:r>
       <w:r>
-        <w:t xml:space="preserve"> – w nagłówku planu: przycisk « otwiera plan poprzedniego tygodnia, » – następnego, a ↑ – semestralny rozkład zajęć tego samego zasobu. Przycisk jest aktywny, gdy dany plik został już utworzony (np. poleceniem Semestralny rozkład zajęć z zaznaczonym polem „Przejdź do planu tygodnia”); w przeciwnym razie jest wyszarzony, a podpowiedź </w:t>
-      </w:r>
-      <w:r>
-        <w:lastRenderedPageBreak/>
-        <w:t>wyjaśnia dlaczego. Przy tworzeniu rozkładu semestralnego przyciski « » pomijają tygodnie bez zajęć. Przyciski nie są drukowane.</w:t>
+        <w:t xml:space="preserve"> – w nagłówku planu: przycisk « otwiera plan poprzedniego tygodnia, » – następnego, a ↑ – semestralny rozkład zajęć tego samego zasobu. Przycisk jest aktywny, gdy dany plik został już utworzony (np. poleceniem Semestralny rozkład zajęć z zaznaczonym polem „Przejdź do planu tygodnia”); w przeciwnym razie jest wyszarzony, a podpowiedź wyjaśnia dlaczego. Przy tworzeniu rozkładu semestralnego przyciski « » pomijają tygodnie bez zajęć. Przyciski nie są drukowane.</w:t>
       </w:r>
     </w:p>
     <w:p>
@@ -1768,7 +1907,7 @@
       <w:pPr>
         <w:pStyle w:val="Nagwek1"/>
       </w:pPr>
-      <w:bookmarkStart w:id="4" w:name="_Toc244290120"/>
+      <w:bookmarkStart w:id="4" w:name="_Toc244291876"/>
       <w:r>
         <w:t>Semestralny rozkład zajęć: przyciski „Przejdź do planu tygodnia”</w:t>
       </w:r>
@@ -1847,7 +1986,7 @@
       <w:pPr>
         <w:pStyle w:val="Nagwek1"/>
       </w:pPr>
-      <w:bookmarkStart w:id="5" w:name="_Toc244290121"/>
+      <w:bookmarkStart w:id="5" w:name="_Toc244291877"/>
       <w:r>
         <w:t>Tworzenie witryny www: nazwa strony i wygląd strony głównej</w:t>
       </w:r>
@@ -1898,7 +2037,7 @@
       <w:pPr>
         <w:pStyle w:val="Nagwek1"/>
       </w:pPr>
-      <w:bookmarkStart w:id="6" w:name="_Toc244290122"/>
+      <w:bookmarkStart w:id="6" w:name="_Toc244291878"/>
       <w:r>
         <w:t>Pobieranie danych z programu Excel: ułożony rozkład zajęć</w:t>
       </w:r>
@@ -1971,7 +2110,11 @@
         <w:t>Wykładowca, Grupa, Sala</w:t>
       </w:r>
       <w:r>
-        <w:t xml:space="preserve"> – można podać kilka nazw rozdzielonych przecinkami, np. „A1, A2”. Wykładowca jest rozpoznawany po skrócie, po tytule, imieniu i nazwisku, po samym imieniu i nazwisku albo po identyfikatorze integracji; grupy, sale, przedmioty i formy – po skrócie lub nazwie. Wielkość liter i nadmiarowe spacje nie mają znaczenia.</w:t>
+        <w:t xml:space="preserve"> – można podać kilka nazw rozdzielonych przecinkami, np. „A1, A2”. Wykładowca jest rozpoznawany po skrócie, po tytule, imieniu i nazwisku, po samym </w:t>
+      </w:r>
+      <w:r>
+        <w:lastRenderedPageBreak/>
+        <w:t>imieniu i nazwisku albo po identyfikatorze integracji; grupy, sale, przedmioty i formy – po skrócie lub nazwie. Wielkość liter i nadmiarowe spacje nie mają znaczenia.</w:t>
       </w:r>
     </w:p>
     <w:p>
@@ -1998,7 +2141,6 @@
         <w:rPr>
           <w:b/>
         </w:rPr>
-        <w:lastRenderedPageBreak/>
         <w:t>Info dla studentów, Info dla planistów</w:t>
       </w:r>
       <w:r>
@@ -2116,10 +2258,7 @@
         <w:t xml:space="preserve">Ponowne uruchomienie aplikacji. </w:t>
       </w:r>
       <w:r>
-        <w:t xml:space="preserve">Po zakończonym imporcie (dla każdego rodzaju danych, z wyjątkiem uruchomienia testowego) program wyświetla komunikat o wyniku importu z zaleceniem: „Zaleca się teraz ponowne uruchomienie aplikacji.” Po ponownym uruchomieniu </w:t>
-      </w:r>
-      <w:r>
-        <w:t>wszystkie listy i okna programu pokazują zaimportowane dane. Przy imporcie planu studiów i ułożonego rozkładu zajęć komunikat pojawia się po otwarciu raportu z importu.</w:t>
+        <w:t>Po zakończonym imporcie (dla każdego rodzaju danych, z wyjątkiem uruchomienia testowego) program wyświetla komunikat o wyniku importu z zaleceniem: „Zaleca się teraz ponowne uruchomienie aplikacji.” Po ponownym uruchomieniu wszystkie listy i okna programu pokazują zaimportowane dane. Przy imporcie planu studiów i ułożonego rozkładu zajęć komunikat pojawia się po otwarciu raportu z importu.</w:t>
       </w:r>
     </w:p>
     <w:p>
@@ -2133,13 +2272,7 @@
         <w:t xml:space="preserve">Skasuj całą zawartość bazy danych. </w:t>
       </w:r>
       <w:r>
-        <w:t>Na ekranie „3. Importujemy !” dla rodzaju danych „Uł</w:t>
-      </w:r>
-      <w:r>
-        <w:t>ożony rozkład zajęć” jest pole „Skasuj całą zawartość bazy danych” (domyślnie niezaznaczone). Pole jest dostępne tylko dla użytkownika PLANNER. Służy do przygotowania pustej bazy danych, np. testowej albo demonstracyjnej, do której importujemy cały rozkład</w:t>
-      </w:r>
-      <w:r>
-        <w:t xml:space="preserve"> zajęć od nowa. Po zaznaczeniu pola pojawia się ostrzeżenie oraz czerwony przycisk </w:t>
+        <w:t xml:space="preserve">Na ekranie „3. Importujemy !” dla rodzaju danych „Ułożony rozkład zajęć” jest pole „Skasuj całą zawartość bazy danych” (domyślnie niezaznaczone). Pole jest dostępne tylko dla użytkownika PLANNER. Służy do przygotowania pustej bazy danych, np. testowej albo demonstracyjnej, do której importujemy cały rozkład zajęć od nowa. Po zaznaczeniu pola pojawia się ostrzeżenie oraz czerwony przycisk </w:t>
       </w:r>
       <w:r>
         <w:rPr>
@@ -2168,13 +2301,7 @@
         <w:jc w:val="both"/>
       </w:pPr>
       <w:r>
-        <w:t>Kasowanie uruch</w:t>
-      </w:r>
-      <w:r>
-        <w:t xml:space="preserve">amia się tym przyciskiem, niezależnie od importu – nie trzeba wybierać pliku. Program prosi o ponowne potwierdzenie, a następnie kasuje zajęcia, rezerwacje, historię zmian, dziennik zdarzeń, wykładowców, grupy, sale, przedmioty i formy zajęć oraz semestry </w:t>
-      </w:r>
-      <w:r>
-        <w:t>z nawiasem w nazwie. Po skasowaniu pole zostaje odznaczone, a przycisk znika. Plik importuje się następnie w zwykły sposób. Sam import niczego nie kasuje, nawet gdy pole jest zaznaczone. Kasowania nie można cofnąć.</w:t>
+        <w:t>Kasowanie uruchamia się tym przyciskiem, niezależnie od importu – nie trzeba wybierać pliku. Program prosi o ponowne potwierdzenie, a następnie kasuje zajęcia, rezerwacje, historię zmian, dziennik zdarzeń, wykładowców, grupy, sale, przedmioty i formy zajęć oraz semestry z nawiasem w nazwie. Po skasowaniu pole zostaje odznaczone, a przycisk znika. Plik importuje się następnie w zwykły sposób. Sam import niczego nie kasuje, nawet gdy pole jest zaznaczone. Kasowania nie można cofnąć.</w:t>
       </w:r>
     </w:p>
     <w:p>
@@ -2195,8 +2322,9 @@
       <w:pPr>
         <w:pStyle w:val="Nagwek1"/>
       </w:pPr>
-      <w:bookmarkStart w:id="7" w:name="_Toc244290123"/>
-      <w:r>
+      <w:bookmarkStart w:id="7" w:name="_Toc244291879"/>
+      <w:r>
+        <w:lastRenderedPageBreak/>
         <w:t>Zapisywanie rozkładu zajęć w pliku Excel</w:t>
       </w:r>
       <w:bookmarkEnd w:id="7"/>
@@ -2223,7 +2351,6 @@
         <w:jc w:val="both"/>
       </w:pPr>
       <w:r>
-        <w:lastRenderedPageBreak/>
         <w:t xml:space="preserve">W oknie wybiera się okres (domyślnie okres wybrany w oknie głównym programu) oraz – tak jak w oknie Tworzenie witryny www – wykładowców, grupy i sale. Przycisk </w:t>
       </w:r>
       <w:r>
@@ -2381,7 +2508,7 @@
         <w:pStyle w:val="Nagwek1"/>
       </w:pPr>
       <w:bookmarkStart w:id="8" w:name="_Toc2026103101"/>
-      <w:bookmarkStart w:id="9" w:name="_Toc244290124"/>
+      <w:bookmarkStart w:id="9" w:name="_Toc244291880"/>
       <w:r>
         <w:t>Kopiowanie rozkładu zajęć: wybór metody</w:t>
       </w:r>
@@ -2393,10 +2520,7 @@
         <w:jc w:val="both"/>
       </w:pPr>
       <w:r>
-        <w:t>Polecenie kopiowania rozkładu zos</w:t>
-      </w:r>
-      <w:r>
-        <w:t xml:space="preserve">tało przeniesione z menu Dane | Zarządzanie danymi do menu </w:t>
+        <w:t xml:space="preserve">Polecenie kopiowania rozkładu zostało przeniesione z menu Dane | Zarządzanie danymi do menu </w:t>
       </w:r>
       <w:r>
         <w:rPr>
@@ -2420,10 +2544,7 @@
         <w:t>Metoda I – przez program Excel</w:t>
       </w:r>
       <w:r>
-        <w:t xml:space="preserve"> – zajęcia e</w:t>
-      </w:r>
-      <w:r>
-        <w:t xml:space="preserve">ksportuje się do programu Excel, tam się je poprawia (np. zmienia daty), a następnie importuje z powrotem do programu. Przyciski: </w:t>
+        <w:t xml:space="preserve"> – zajęcia eksportuje się do programu Excel, tam się je poprawia (np. zmienia daty), a następnie importuje z powrotem do programu. Przyciski: </w:t>
       </w:r>
       <w:r>
         <w:rPr>
@@ -2432,19 +2553,17 @@
         <w:t>1. Zapisz rozkład zajęć w Excel</w:t>
       </w:r>
       <w:r>
-        <w:t xml:space="preserve"> (to samo co Dane | Zarządzanie danymi | Zapisz rozkład zajęć w Excel) oraz </w:t>
+        <w:t xml:space="preserve"> (to samo co Dane | Zarządzanie danymi | Zapisz rozkład zajęć </w:t>
+      </w:r>
+      <w:r>
+        <w:lastRenderedPageBreak/>
+        <w:t xml:space="preserve">w Excel) oraz </w:t>
       </w:r>
       <w:r>
         <w:rPr>
           <w:b/>
         </w:rPr>
-        <w:t>2. Pobierz dane z p</w:t>
-      </w:r>
-      <w:r>
-        <w:rPr>
-          <w:b/>
-        </w:rPr>
-        <w:t>rogramu Excel</w:t>
+        <w:t>2. Pobierz dane z programu Excel</w:t>
       </w:r>
       <w:r>
         <w:t xml:space="preserve"> (otwiera import z wybranym rodzajem danych „Ułożony rozkład zajęć”). Przebieg kopiowania tą metodą opisuje akapit „Kopiowanie rozkładu przez plik Excel” w poprzednim rozdziale.</w:t>
@@ -2471,10 +2590,7 @@
         <w:t>Kopiuj rozkład</w:t>
       </w:r>
       <w:r>
-        <w:t xml:space="preserve"> ot</w:t>
-      </w:r>
-      <w:r>
-        <w:t>wiera dotychczasowe okno kopiowania rozkładu, które działa tak jak dotąd.</w:t>
+        <w:t xml:space="preserve"> otwiera dotychczasowe okno kopiowania rozkładu, które działa tak jak dotąd.</w:t>
       </w:r>
     </w:p>
     <w:p>
@@ -2482,7 +2598,6 @@
         <w:jc w:val="both"/>
       </w:pPr>
       <w:r>
-        <w:lastRenderedPageBreak/>
         <w:t>Przyciski metody I są niedostępne tam, gdzie polecenia eksportu i importu z programu Excel są ukryte w menu Dane.</w:t>
       </w:r>
     </w:p>
@@ -2491,7 +2606,7 @@
         <w:pStyle w:val="Nagwek1"/>
       </w:pPr>
       <w:bookmarkStart w:id="10" w:name="_Toc2026103102"/>
-      <w:bookmarkStart w:id="11" w:name="_Toc244290125"/>
+      <w:bookmarkStart w:id="11" w:name="_Toc244291881"/>
       <w:r>
         <w:t>Dziennik zdarzeń systemowych</w:t>
       </w:r>
@@ -2506,13 +2621,7 @@
         <w:rPr>
           <w:b/>
         </w:rPr>
-        <w:t>Narzędzia administracyjn</w:t>
-      </w:r>
-      <w:r>
-        <w:rPr>
-          <w:b/>
-        </w:rPr>
-        <w:t>e | Dziennik zdarzeń systemowych</w:t>
+        <w:t>Narzędzia administracyjne | Dziennik zdarzeń systemowych</w:t>
       </w:r>
       <w:r>
         <w:t xml:space="preserve"> (pod poleceniem Dostępne miejsce) otwiera okno z zawartością dziennika zdarzeń (tabela XXMSZTOOLS_EVENTLOG). W szczególności można w nim sprawdzić historię logowania do programu i wylogowania z programu.</w:t>
@@ -2568,10 +2677,7 @@
         <w:t>Id</w:t>
       </w:r>
       <w:r>
-        <w:t>. Najnowsze zdarzenia są</w:t>
-      </w:r>
-      <w:r>
-        <w:t xml:space="preserve"> wyświetlane na górze.</w:t>
+        <w:t>. Najnowsze zdarzenia są wyświetlane na górze.</w:t>
       </w:r>
     </w:p>
     <w:p>
@@ -2587,10 +2693,7 @@
         <w:jc w:val="both"/>
       </w:pPr>
       <w:r>
-        <w:t>Dzie</w:t>
-      </w:r>
-      <w:r>
-        <w:t>nnik jest dostępny tylko dla użytkownika PLANNER.</w:t>
+        <w:t>Dziennik jest dostępny tylko dla użytkownika PLANNER.</w:t>
       </w:r>
     </w:p>
     <w:p>
@@ -2598,7 +2701,7 @@
         <w:pStyle w:val="Nagwek1"/>
       </w:pPr>
       <w:bookmarkStart w:id="12" w:name="_Toc2026103103"/>
-      <w:bookmarkStart w:id="13" w:name="_Toc244290126"/>
+      <w:bookmarkStart w:id="13" w:name="_Toc244291882"/>
       <w:r>
         <w:t>Okresy: pole „Pokaż tygodnie”</w:t>
       </w:r>
@@ -2628,21 +2731,224 @@
         <w:t>Pokaż tygodnie</w:t>
       </w:r>
       <w:r>
-        <w:t xml:space="preserve"> (w górnej części okna, z prawej strony obok pola wyszukiwania). Pole jest domyślnie niezaznaczone – wtedy lista nie zawiera tygo</w:t>
-      </w:r>
-      <w:r>
-        <w:t>dni utworzonych funkcją „Utwórz tygodnie”, tylko semestry i pozostałe okresy. Po zaznaczeniu pola tygodnie są widoczne tak jak dotąd. Ustawienie dotyczy także okien wyboru okresu.</w:t>
+        <w:t xml:space="preserve"> (w górnej części okna, z prawej strony obok pola wyszukiwania). Pole jest domyślnie niezaznaczone – wtedy lista nie zawiera tygodni utworzonych funkcją „Utwórz tygodnie”, tylko semestry i pozostałe okresy. Po zaznaczeniu pola tygodnie są widoczne tak jak dotąd. Ustawienie dotyczy także okien wyboru okresu.</w:t>
       </w:r>
     </w:p>
     <w:p>
       <w:pPr>
         <w:pStyle w:val="Nagwek1"/>
       </w:pPr>
-      <w:bookmarkStart w:id="14" w:name="_Toc244290127"/>
+      <w:bookmarkStart w:id="14" w:name="_Toc2026103111"/>
+      <w:bookmarkStart w:id="15" w:name="_Toc244291883"/>
+      <w:r>
+        <w:t>Szczegóły zajęć: podpowiedzi przy wpisywaniu przedmiotu i formy</w:t>
+      </w:r>
+      <w:bookmarkEnd w:id="14"/>
+      <w:bookmarkEnd w:id="15"/>
+    </w:p>
+    <w:p>
+      <w:pPr>
+        <w:jc w:val="both"/>
+      </w:pPr>
+      <w:r>
+        <w:t>W oknie szcz</w:t>
+      </w:r>
+      <w:r>
+        <w:t xml:space="preserve">egółów zajęć pola </w:t>
+      </w:r>
+      <w:r>
+        <w:rPr>
+          <w:b/>
+        </w:rPr>
+        <w:t>Przedmiot</w:t>
+      </w:r>
+      <w:r>
+        <w:t xml:space="preserve"> i </w:t>
+      </w:r>
+      <w:r>
+        <w:rPr>
+          <w:b/>
+        </w:rPr>
+        <w:t>Forma</w:t>
+      </w:r>
+      <w:r>
+        <w:t xml:space="preserve"> (zakładka Zajęcia) oraz pole formy rezerwacji (zakładka Rezerwacja) działają teraz jak pola z podpowiedziami. Kliknięcie w pole nie otwiera już osobnego okna wyboru – w polu można od razu pisać:</w:t>
+      </w:r>
+    </w:p>
+    <w:p>
+      <w:pPr>
+        <w:ind w:left="708"/>
+        <w:jc w:val="both"/>
+      </w:pPr>
+      <w:r>
+        <w:rPr>
+          <w:b/>
+        </w:rPr>
+        <w:t>Podpowiedzi</w:t>
+      </w:r>
+      <w:r>
+        <w:t xml:space="preserve"> – po wpisaniu</w:t>
+      </w:r>
+      <w:r>
+        <w:t xml:space="preserve"> kilku znaków pod polem pojawia się lista pasujących wartości, a wpisany fragment jest w nich wyróżniony żółtym kolorem. Wielkość liter i polskie znaki nie mają znaczenia (np. „lodz” znajdzie „Łódź”).</w:t>
+      </w:r>
+    </w:p>
+    <w:p>
+      <w:pPr>
+        <w:ind w:left="708"/>
+        <w:jc w:val="both"/>
+      </w:pPr>
+      <w:r>
+        <w:rPr>
+          <w:b/>
+        </w:rPr>
+        <w:t>Wybór</w:t>
+      </w:r>
+      <w:r>
+        <w:t xml:space="preserve"> – strzałkami (także PgUp / PgDn) wskazuje się poz</w:t>
+      </w:r>
+      <w:r>
+        <w:t>ycję na liście, a klawiszem Enter albo kliknięciem myszą wybiera wartość. Klawisz Esc zamyka listę i przywraca poprzednią wartość.</w:t>
+      </w:r>
+    </w:p>
+    <w:p>
+      <w:pPr>
+        <w:ind w:left="708"/>
+        <w:jc w:val="both"/>
+      </w:pPr>
+      <w:r>
+        <w:rPr>
+          <w:b/>
+        </w:rPr>
+        <w:t>Wyczyszczenie pola</w:t>
+      </w:r>
+      <w:r>
+        <w:t xml:space="preserve"> – skasowanie całego tekstu pola i wyjście z pola (albo Enter) czyści wartość pola.</w:t>
+      </w:r>
+    </w:p>
+    <w:p>
+      <w:pPr>
+        <w:ind w:left="708"/>
+        <w:jc w:val="both"/>
+      </w:pPr>
+      <w:r>
+        <w:rPr>
+          <w:b/>
+        </w:rPr>
+        <w:t>Wyjście z pola bez wyboru</w:t>
+      </w:r>
+      <w:r>
+        <w:t xml:space="preserve"> – gdy w polu został tekst, który nie został wybrany z listy, pole wraca do poprzedniej wartości.</w:t>
+      </w:r>
+    </w:p>
+    <w:p>
+      <w:pPr>
+        <w:ind w:left="708"/>
+        <w:jc w:val="both"/>
+      </w:pPr>
+      <w:r>
+        <w:rPr>
+          <w:b/>
+        </w:rPr>
+        <w:t>Lupa</w:t>
+      </w:r>
+      <w:r>
+        <w:t xml:space="preserve"> – przycisk obok pola otwiera dotychczasowe okno wyboru (tak jak przy wykładowcach, grupach i salach).</w:t>
+      </w:r>
+    </w:p>
+    <w:p>
+      <w:pPr>
+        <w:jc w:val="both"/>
+      </w:pPr>
+      <w:r>
+        <w:t>Lista zawiera przedmioty i</w:t>
+      </w:r>
+      <w:r>
+        <w:t xml:space="preserve"> formy, do których planista ma uprawnienia (w polu formy zajęć – formy zajęć, w polu formy rezerwacji – formy rezerwacji). W odróżnieniu od okna wyboru lista podpowiedzi nie jest zawężana do wartości pasujących do wybranych wykładowców, grup i sal; zgodnoś</w:t>
+      </w:r>
+      <w:r>
+        <w:t>ć jest sprawdzana przy zapisie zajęć.</w:t>
+      </w:r>
+    </w:p>
+    <w:p>
+      <w:pPr>
+        <w:pStyle w:val="Nagwek1"/>
+      </w:pPr>
+      <w:bookmarkStart w:id="16" w:name="_Toc2026103112"/>
+      <w:bookmarkStart w:id="17" w:name="_Toc244291884"/>
+      <w:r>
+        <w:lastRenderedPageBreak/>
+        <w:t>Inne zmiany</w:t>
+      </w:r>
+      <w:bookmarkEnd w:id="16"/>
+      <w:bookmarkEnd w:id="17"/>
+    </w:p>
+    <w:p>
+      <w:pPr>
+        <w:jc w:val="both"/>
+      </w:pPr>
+      <w:r>
+        <w:rPr>
+          <w:b/>
+        </w:rPr>
+        <w:t>Legenda</w:t>
+      </w:r>
+      <w:r>
+        <w:t xml:space="preserve"> – zakładka </w:t>
+      </w:r>
+      <w:r>
+        <w:rPr>
+          <w:b/>
+        </w:rPr>
+        <w:t>Podsumowanie godzin</w:t>
+      </w:r>
+      <w:r>
+        <w:t xml:space="preserve"> jest teraz pierwszą zakładką okna (przed zakładkami wykładowców, grup, zasobów i przedmiotów). Program nadal pamięta ostatnio wybraną zakładkę.</w:t>
+      </w:r>
+    </w:p>
+    <w:p>
+      <w:pPr>
+        <w:jc w:val="both"/>
+      </w:pPr>
+      <w:r>
+        <w:rPr>
+          <w:b/>
+        </w:rPr>
+        <w:t>Układ tygodniowy</w:t>
+      </w:r>
+      <w:r>
+        <w:t xml:space="preserve"> – klik</w:t>
+      </w:r>
+      <w:r>
+        <w:t>nięcie w nagłówek planu w układzie tygodniowym przenosi do układu semestralnego, tak jak dotąd. Jeżeli w kolumnach planu tygodniowego są wykładowcy, grupy albo sale, kliknięty wykładowca (grupa, sala) staje się pierwszy na liście wyboru – po przejściu wida</w:t>
+      </w:r>
+      <w:r>
+        <w:t>ć jego rozkład zajęć. Pozostałe pozycje listy zachowują dotychczasową kolejność.</w:t>
+      </w:r>
+    </w:p>
+    <w:p>
+      <w:pPr>
+        <w:jc w:val="both"/>
+      </w:pPr>
+      <w:r>
+        <w:rPr>
+          <w:b/>
+        </w:rPr>
+        <w:t>Menu Widok</w:t>
+      </w:r>
+      <w:r>
+        <w:t xml:space="preserve"> – usunięto polecenia Powiększ i Pomniejsz, które nie wykonywały żadnej czynności.</w:t>
+      </w:r>
+    </w:p>
+    <w:p>
+      <w:pPr>
+        <w:pStyle w:val="Nagwek1"/>
+      </w:pPr>
+      <w:bookmarkStart w:id="18" w:name="_Toc244291885"/>
       <w:r>
         <w:t>Poprawki</w:t>
       </w:r>
-      <w:bookmarkEnd w:id="14"/>
+      <w:bookmarkEnd w:id="18"/>
     </w:p>
     <w:p>
       <w:pPr>
@@ -2740,7 +3046,7 @@
           <w:rPr>
             <w:noProof/>
           </w:rPr>
-          <w:t>6</w:t>
+          <w:t>7</w:t>
         </w:r>
         <w:r>
           <w:fldChar w:fldCharType="end"/>
@@ -10460,7 +10766,7 @@
 </file>
 
 <file path=customXml/itemProps1.xml><?xml version="1.0" encoding="utf-8"?>
-<ds:datastoreItem xmlns:ds="http://schemas.openxmlformats.org/officeDocument/2006/customXml" ds:itemID="{604C3B8E-4099-4A7E-A6AD-F0942CA46779}">
+<ds:datastoreItem xmlns:ds="http://schemas.openxmlformats.org/officeDocument/2006/customXml" ds:itemID="{7A42C609-1EB6-4A1D-9D2A-6C477A369CC6}">
   <ds:schemaRefs>
     <ds:schemaRef ds:uri="http://schemas.openxmlformats.org/officeDocument/2006/bibliography"/>
   </ds:schemaRefs>

--- a/cd/doc/changes/202610_2.Zmiany.docx
+++ b/cd/doc/changes/202610_2.Zmiany.docx
@@ -6,8 +6,6 @@
       <w:pPr>
         <w:pStyle w:val="Tytu"/>
       </w:pPr>
-      <w:bookmarkStart w:id="0" w:name="_GoBack"/>
-      <w:bookmarkEnd w:id="0"/>
       <w:r>
         <w:t>Dokumentacja zmian 2026.10 (część 2)</w:t>
       </w:r>
@@ -67,6 +65,8 @@
         <w:jc w:val="both"/>
       </w:pPr>
     </w:p>
+    <w:bookmarkStart w:id="0" w:name="_GoBack"/>
+    <w:bookmarkEnd w:id="0"/>
     <w:p>
       <w:pPr>
         <w:pStyle w:val="Spistreci1"/>
@@ -89,7 +89,7 @@
       <w:r>
         <w:fldChar w:fldCharType="separate"/>
       </w:r>
-      <w:hyperlink w:anchor="_Toc244291873" w:history="1">
+      <w:hyperlink w:anchor="_Toc244321296" w:history="1">
         <w:r>
           <w:rPr>
             <w:rStyle w:val="Hipercze"/>
@@ -116,7 +116,7 @@
             <w:noProof/>
             <w:webHidden/>
           </w:rPr>
-          <w:instrText xml:space="preserve"> PAGEREF _Toc244291873 \h </w:instrText>
+          <w:instrText xml:space="preserve"> PAGEREF _Toc244321296 \h </w:instrText>
         </w:r>
         <w:r>
           <w:rPr>
@@ -160,13 +160,13 @@
           <w:szCs w:val="22"/>
         </w:rPr>
       </w:pPr>
-      <w:hyperlink w:anchor="_Toc244291874" w:history="1">
+      <w:hyperlink w:anchor="_Toc244321297" w:history="1">
         <w:r>
           <w:rPr>
             <w:rStyle w:val="Hipercze"/>
             <w:noProof/>
           </w:rPr>
-          <w:t>Podgląd: nowe nazwy i kolejność poleceń</w:t>
+          <w:t>Publikowanie rozkładów - ulepszenia</w:t>
         </w:r>
         <w:r>
           <w:rPr>
@@ -187,7 +187,7 @@
             <w:noProof/>
             <w:webHidden/>
           </w:rPr>
-          <w:instrText xml:space="preserve"> PAGEREF _Toc244291874 \h </w:instrText>
+          <w:instrText xml:space="preserve"> PAGEREF _Toc244321297 \h </w:instrText>
         </w:r>
         <w:r>
           <w:rPr>
@@ -207,7 +207,220 @@
             <w:noProof/>
             <w:webHidden/>
           </w:rPr>
-          <w:t>2</w:t>
+          <w:t>3</w:t>
+        </w:r>
+        <w:r>
+          <w:rPr>
+            <w:noProof/>
+            <w:webHidden/>
+          </w:rPr>
+          <w:fldChar w:fldCharType="end"/>
+        </w:r>
+      </w:hyperlink>
+    </w:p>
+    <w:p>
+      <w:pPr>
+        <w:pStyle w:val="Spistreci2"/>
+        <w:tabs>
+          <w:tab w:val="right" w:leader="dot" w:pos="9770"/>
+        </w:tabs>
+        <w:rPr>
+          <w:rFonts w:asciiTheme="minorHAnsi" w:eastAsiaTheme="minorEastAsia" w:hAnsiTheme="minorHAnsi" w:cstheme="minorBidi"/>
+          <w:noProof/>
+          <w:sz w:val="22"/>
+          <w:szCs w:val="22"/>
+        </w:rPr>
+      </w:pPr>
+      <w:hyperlink w:anchor="_Toc244321298" w:history="1">
+        <w:r>
+          <w:rPr>
+            <w:rStyle w:val="Hipercze"/>
+            <w:noProof/>
+          </w:rPr>
+          <w:t>Tygodniowy rozkład zajęć (Plan lekcji)</w:t>
+        </w:r>
+        <w:r>
+          <w:rPr>
+            <w:noProof/>
+            <w:webHidden/>
+          </w:rPr>
+          <w:tab/>
+        </w:r>
+        <w:r>
+          <w:rPr>
+            <w:noProof/>
+            <w:webHidden/>
+          </w:rPr>
+          <w:fldChar w:fldCharType="begin"/>
+        </w:r>
+        <w:r>
+          <w:rPr>
+            <w:noProof/>
+            <w:webHidden/>
+          </w:rPr>
+          <w:instrText xml:space="preserve"> PAGEREF _Toc244321298 \h </w:instrText>
+        </w:r>
+        <w:r>
+          <w:rPr>
+            <w:noProof/>
+            <w:webHidden/>
+          </w:rPr>
+        </w:r>
+        <w:r>
+          <w:rPr>
+            <w:noProof/>
+            <w:webHidden/>
+          </w:rPr>
+          <w:fldChar w:fldCharType="separate"/>
+        </w:r>
+        <w:r>
+          <w:rPr>
+            <w:noProof/>
+            <w:webHidden/>
+          </w:rPr>
+          <w:t>3</w:t>
+        </w:r>
+        <w:r>
+          <w:rPr>
+            <w:noProof/>
+            <w:webHidden/>
+          </w:rPr>
+          <w:fldChar w:fldCharType="end"/>
+        </w:r>
+      </w:hyperlink>
+    </w:p>
+    <w:p>
+      <w:pPr>
+        <w:pStyle w:val="Spistreci2"/>
+        <w:tabs>
+          <w:tab w:val="right" w:leader="dot" w:pos="9770"/>
+        </w:tabs>
+        <w:rPr>
+          <w:rFonts w:asciiTheme="minorHAnsi" w:eastAsiaTheme="minorEastAsia" w:hAnsiTheme="minorHAnsi" w:cstheme="minorBidi"/>
+          <w:noProof/>
+          <w:sz w:val="22"/>
+          <w:szCs w:val="22"/>
+        </w:rPr>
+      </w:pPr>
+      <w:hyperlink w:anchor="_Toc244321299" w:history="1">
+        <w:r>
+          <w:rPr>
+            <w:rStyle w:val="Hipercze"/>
+            <w:noProof/>
+          </w:rPr>
+          <w:t>Semestralny rozkład zajęć: przyciski „Przejdź do planu tygodnia”</w:t>
+        </w:r>
+        <w:r>
+          <w:rPr>
+            <w:noProof/>
+            <w:webHidden/>
+          </w:rPr>
+          <w:tab/>
+        </w:r>
+        <w:r>
+          <w:rPr>
+            <w:noProof/>
+            <w:webHidden/>
+          </w:rPr>
+          <w:fldChar w:fldCharType="begin"/>
+        </w:r>
+        <w:r>
+          <w:rPr>
+            <w:noProof/>
+            <w:webHidden/>
+          </w:rPr>
+          <w:instrText xml:space="preserve"> PAGEREF _Toc244321299 \h </w:instrText>
+        </w:r>
+        <w:r>
+          <w:rPr>
+            <w:noProof/>
+            <w:webHidden/>
+          </w:rPr>
+        </w:r>
+        <w:r>
+          <w:rPr>
+            <w:noProof/>
+            <w:webHidden/>
+          </w:rPr>
+          <w:fldChar w:fldCharType="separate"/>
+        </w:r>
+        <w:r>
+          <w:rPr>
+            <w:noProof/>
+            <w:webHidden/>
+          </w:rPr>
+          <w:t>4</w:t>
+        </w:r>
+        <w:r>
+          <w:rPr>
+            <w:noProof/>
+            <w:webHidden/>
+          </w:rPr>
+          <w:fldChar w:fldCharType="end"/>
+        </w:r>
+      </w:hyperlink>
+    </w:p>
+    <w:p>
+      <w:pPr>
+        <w:pStyle w:val="Spistreci2"/>
+        <w:tabs>
+          <w:tab w:val="right" w:leader="dot" w:pos="9770"/>
+        </w:tabs>
+        <w:rPr>
+          <w:rFonts w:asciiTheme="minorHAnsi" w:eastAsiaTheme="minorEastAsia" w:hAnsiTheme="minorHAnsi" w:cstheme="minorBidi"/>
+          <w:noProof/>
+          <w:sz w:val="22"/>
+          <w:szCs w:val="22"/>
+        </w:rPr>
+      </w:pPr>
+      <w:hyperlink w:anchor="_Toc244321300" w:history="1">
+        <w:r>
+          <w:rPr>
+            <w:rStyle w:val="Hipercze"/>
+            <w:noProof/>
+          </w:rPr>
+          <w:t>Tworzenie witryny www: nazwa strony i wygląd strony głównej</w:t>
+        </w:r>
+        <w:r>
+          <w:rPr>
+            <w:noProof/>
+            <w:webHidden/>
+          </w:rPr>
+          <w:tab/>
+        </w:r>
+        <w:r>
+          <w:rPr>
+            <w:noProof/>
+            <w:webHidden/>
+          </w:rPr>
+          <w:fldChar w:fldCharType="begin"/>
+        </w:r>
+        <w:r>
+          <w:rPr>
+            <w:noProof/>
+            <w:webHidden/>
+          </w:rPr>
+          <w:instrText xml:space="preserve"> PAGEREF _Toc244321300 \h </w:instrText>
+        </w:r>
+        <w:r>
+          <w:rPr>
+            <w:noProof/>
+            <w:webHidden/>
+          </w:rPr>
+        </w:r>
+        <w:r>
+          <w:rPr>
+            <w:noProof/>
+            <w:webHidden/>
+          </w:rPr>
+          <w:fldChar w:fldCharType="separate"/>
+        </w:r>
+        <w:r>
+          <w:rPr>
+            <w:noProof/>
+            <w:webHidden/>
+          </w:rPr>
+          <w:t>5</w:t>
         </w:r>
         <w:r>
           <w:rPr>
@@ -231,13 +444,13 @@
           <w:szCs w:val="22"/>
         </w:rPr>
       </w:pPr>
-      <w:hyperlink w:anchor="_Toc244291875" w:history="1">
+      <w:hyperlink w:anchor="_Toc244321301" w:history="1">
         <w:r>
           <w:rPr>
             <w:rStyle w:val="Hipercze"/>
             <w:noProof/>
           </w:rPr>
-          <w:t>Tygodniowy rozkład zajęć (Plan lekcji)</w:t>
+          <w:t>Kopiowanie rozkładu zajęć: ulepszenia</w:t>
         </w:r>
         <w:r>
           <w:rPr>
@@ -258,7 +471,7 @@
             <w:noProof/>
             <w:webHidden/>
           </w:rPr>
-          <w:instrText xml:space="preserve"> PAGEREF _Toc244291875 \h </w:instrText>
+          <w:instrText xml:space="preserve"> PAGEREF _Toc244321301 \h </w:instrText>
         </w:r>
         <w:r>
           <w:rPr>
@@ -278,7 +491,149 @@
             <w:noProof/>
             <w:webHidden/>
           </w:rPr>
-          <w:t>2</w:t>
+          <w:t>6</w:t>
+        </w:r>
+        <w:r>
+          <w:rPr>
+            <w:noProof/>
+            <w:webHidden/>
+          </w:rPr>
+          <w:fldChar w:fldCharType="end"/>
+        </w:r>
+      </w:hyperlink>
+    </w:p>
+    <w:p>
+      <w:pPr>
+        <w:pStyle w:val="Spistreci2"/>
+        <w:tabs>
+          <w:tab w:val="right" w:leader="dot" w:pos="9770"/>
+        </w:tabs>
+        <w:rPr>
+          <w:rFonts w:asciiTheme="minorHAnsi" w:eastAsiaTheme="minorEastAsia" w:hAnsiTheme="minorHAnsi" w:cstheme="minorBidi"/>
+          <w:noProof/>
+          <w:sz w:val="22"/>
+          <w:szCs w:val="22"/>
+        </w:rPr>
+      </w:pPr>
+      <w:hyperlink w:anchor="_Toc244321302" w:history="1">
+        <w:r>
+          <w:rPr>
+            <w:rStyle w:val="Hipercze"/>
+            <w:noProof/>
+          </w:rPr>
+          <w:t>Pobieranie danych z programu Excel: ułożony rozkład zajęć</w:t>
+        </w:r>
+        <w:r>
+          <w:rPr>
+            <w:noProof/>
+            <w:webHidden/>
+          </w:rPr>
+          <w:tab/>
+        </w:r>
+        <w:r>
+          <w:rPr>
+            <w:noProof/>
+            <w:webHidden/>
+          </w:rPr>
+          <w:fldChar w:fldCharType="begin"/>
+        </w:r>
+        <w:r>
+          <w:rPr>
+            <w:noProof/>
+            <w:webHidden/>
+          </w:rPr>
+          <w:instrText xml:space="preserve"> PAGEREF _Toc244321302 \h </w:instrText>
+        </w:r>
+        <w:r>
+          <w:rPr>
+            <w:noProof/>
+            <w:webHidden/>
+          </w:rPr>
+        </w:r>
+        <w:r>
+          <w:rPr>
+            <w:noProof/>
+            <w:webHidden/>
+          </w:rPr>
+          <w:fldChar w:fldCharType="separate"/>
+        </w:r>
+        <w:r>
+          <w:rPr>
+            <w:noProof/>
+            <w:webHidden/>
+          </w:rPr>
+          <w:t>7</w:t>
+        </w:r>
+        <w:r>
+          <w:rPr>
+            <w:noProof/>
+            <w:webHidden/>
+          </w:rPr>
+          <w:fldChar w:fldCharType="end"/>
+        </w:r>
+      </w:hyperlink>
+    </w:p>
+    <w:p>
+      <w:pPr>
+        <w:pStyle w:val="Spistreci2"/>
+        <w:tabs>
+          <w:tab w:val="right" w:leader="dot" w:pos="9770"/>
+        </w:tabs>
+        <w:rPr>
+          <w:rFonts w:asciiTheme="minorHAnsi" w:eastAsiaTheme="minorEastAsia" w:hAnsiTheme="minorHAnsi" w:cstheme="minorBidi"/>
+          <w:noProof/>
+          <w:sz w:val="22"/>
+          <w:szCs w:val="22"/>
+        </w:rPr>
+      </w:pPr>
+      <w:hyperlink w:anchor="_Toc244321303" w:history="1">
+        <w:r>
+          <w:rPr>
+            <w:rStyle w:val="Hipercze"/>
+            <w:noProof/>
+          </w:rPr>
+          <w:t>Zapisywanie rozkładu zajęć w pliku Excel</w:t>
+        </w:r>
+        <w:r>
+          <w:rPr>
+            <w:noProof/>
+            <w:webHidden/>
+          </w:rPr>
+          <w:tab/>
+        </w:r>
+        <w:r>
+          <w:rPr>
+            <w:noProof/>
+            <w:webHidden/>
+          </w:rPr>
+          <w:fldChar w:fldCharType="begin"/>
+        </w:r>
+        <w:r>
+          <w:rPr>
+            <w:noProof/>
+            <w:webHidden/>
+          </w:rPr>
+          <w:instrText xml:space="preserve"> PAGEREF _Toc244321303 \h </w:instrText>
+        </w:r>
+        <w:r>
+          <w:rPr>
+            <w:noProof/>
+            <w:webHidden/>
+          </w:rPr>
+        </w:r>
+        <w:r>
+          <w:rPr>
+            <w:noProof/>
+            <w:webHidden/>
+          </w:rPr>
+          <w:fldChar w:fldCharType="separate"/>
+        </w:r>
+        <w:r>
+          <w:rPr>
+            <w:noProof/>
+            <w:webHidden/>
+          </w:rPr>
+          <w:t>8</w:t>
         </w:r>
         <w:r>
           <w:rPr>
@@ -302,13 +657,13 @@
           <w:szCs w:val="22"/>
         </w:rPr>
       </w:pPr>
-      <w:hyperlink w:anchor="_Toc244291876" w:history="1">
+      <w:hyperlink w:anchor="_Toc244321304" w:history="1">
         <w:r>
           <w:rPr>
             <w:rStyle w:val="Hipercze"/>
             <w:noProof/>
           </w:rPr>
-          <w:t>Semestralny rozkład zajęć: przyciski „Przejdź do planu tygodnia”</w:t>
+          <w:t>Okna przeglądania danych: szerokość i kolejność kolumn</w:t>
         </w:r>
         <w:r>
           <w:rPr>
@@ -329,7 +684,7 @@
             <w:noProof/>
             <w:webHidden/>
           </w:rPr>
-          <w:instrText xml:space="preserve"> PAGEREF _Toc244291876 \h </w:instrText>
+          <w:instrText xml:space="preserve"> PAGEREF _Toc244321304 \h </w:instrText>
         </w:r>
         <w:r>
           <w:rPr>
@@ -349,7 +704,7 @@
             <w:noProof/>
             <w:webHidden/>
           </w:rPr>
-          <w:t>3</w:t>
+          <w:t>9</w:t>
         </w:r>
         <w:r>
           <w:rPr>
@@ -373,13 +728,13 @@
           <w:szCs w:val="22"/>
         </w:rPr>
       </w:pPr>
-      <w:hyperlink w:anchor="_Toc244291877" w:history="1">
+      <w:hyperlink w:anchor="_Toc244321305" w:history="1">
         <w:r>
           <w:rPr>
             <w:rStyle w:val="Hipercze"/>
             <w:noProof/>
           </w:rPr>
-          <w:t>Tworzenie witryny www: nazwa strony i wygląd strony głównej</w:t>
+          <w:t>Szczegóły zajęć: podpowiedzi przy wpisywaniu przedmiotu i formy</w:t>
         </w:r>
         <w:r>
           <w:rPr>
@@ -400,7 +755,7 @@
             <w:noProof/>
             <w:webHidden/>
           </w:rPr>
-          <w:instrText xml:space="preserve"> PAGEREF _Toc244291877 \h </w:instrText>
+          <w:instrText xml:space="preserve"> PAGEREF _Toc244321305 \h </w:instrText>
         </w:r>
         <w:r>
           <w:rPr>
@@ -420,7 +775,7 @@
             <w:noProof/>
             <w:webHidden/>
           </w:rPr>
-          <w:t>3</w:t>
+          <w:t>9</w:t>
         </w:r>
         <w:r>
           <w:rPr>
@@ -444,13 +799,13 @@
           <w:szCs w:val="22"/>
         </w:rPr>
       </w:pPr>
-      <w:hyperlink w:anchor="_Toc244291878" w:history="1">
+      <w:hyperlink w:anchor="_Toc244321306" w:history="1">
         <w:r>
           <w:rPr>
             <w:rStyle w:val="Hipercze"/>
             <w:noProof/>
           </w:rPr>
-          <w:t>Pobieranie danych z programu Excel: ułożony rozkład zajęć</w:t>
+          <w:t>Preferowane terminy w układzie tygodniowym</w:t>
         </w:r>
         <w:r>
           <w:rPr>
@@ -471,7 +826,7 @@
             <w:noProof/>
             <w:webHidden/>
           </w:rPr>
-          <w:instrText xml:space="preserve"> PAGEREF _Toc244291878 \h </w:instrText>
+          <w:instrText xml:space="preserve"> PAGEREF _Toc244321306 \h </w:instrText>
         </w:r>
         <w:r>
           <w:rPr>
@@ -491,7 +846,7 @@
             <w:noProof/>
             <w:webHidden/>
           </w:rPr>
-          <w:t>3</w:t>
+          <w:t>10</w:t>
         </w:r>
         <w:r>
           <w:rPr>
@@ -515,13 +870,13 @@
           <w:szCs w:val="22"/>
         </w:rPr>
       </w:pPr>
-      <w:hyperlink w:anchor="_Toc244291879" w:history="1">
+      <w:hyperlink w:anchor="_Toc244321307" w:history="1">
         <w:r>
           <w:rPr>
             <w:rStyle w:val="Hipercze"/>
             <w:noProof/>
           </w:rPr>
-          <w:t>Zapisywanie rozkładu zajęć w pliku Excel</w:t>
+          <w:t>Okresy: pole „Pokaż tygodnie”</w:t>
         </w:r>
         <w:r>
           <w:rPr>
@@ -542,7 +897,7 @@
             <w:noProof/>
             <w:webHidden/>
           </w:rPr>
-          <w:instrText xml:space="preserve"> PAGEREF _Toc244291879 \h </w:instrText>
+          <w:instrText xml:space="preserve"> PAGEREF _Toc244321307 \h </w:instrText>
         </w:r>
         <w:r>
           <w:rPr>
@@ -562,7 +917,7 @@
             <w:noProof/>
             <w:webHidden/>
           </w:rPr>
-          <w:t>5</w:t>
+          <w:t>10</w:t>
         </w:r>
         <w:r>
           <w:rPr>
@@ -586,13 +941,13 @@
           <w:szCs w:val="22"/>
         </w:rPr>
       </w:pPr>
-      <w:hyperlink w:anchor="_Toc244291880" w:history="1">
+      <w:hyperlink w:anchor="_Toc244321308" w:history="1">
         <w:r>
           <w:rPr>
             <w:rStyle w:val="Hipercze"/>
             <w:noProof/>
           </w:rPr>
-          <w:t>Kopiowanie rozkładu zajęć: wybór metody</w:t>
+          <w:t>Inne zmiany</w:t>
         </w:r>
         <w:r>
           <w:rPr>
@@ -613,7 +968,7 @@
             <w:noProof/>
             <w:webHidden/>
           </w:rPr>
-          <w:instrText xml:space="preserve"> PAGEREF _Toc244291880 \h </w:instrText>
+          <w:instrText xml:space="preserve"> PAGEREF _Toc244321308 \h </w:instrText>
         </w:r>
         <w:r>
           <w:rPr>
@@ -633,7 +988,7 @@
             <w:noProof/>
             <w:webHidden/>
           </w:rPr>
-          <w:t>5</w:t>
+          <w:t>11</w:t>
         </w:r>
         <w:r>
           <w:rPr>
@@ -657,13 +1012,13 @@
           <w:szCs w:val="22"/>
         </w:rPr>
       </w:pPr>
-      <w:hyperlink w:anchor="_Toc244291881" w:history="1">
+      <w:hyperlink w:anchor="_Toc244321309" w:history="1">
         <w:r>
           <w:rPr>
             <w:rStyle w:val="Hipercze"/>
             <w:noProof/>
           </w:rPr>
-          <w:t>Dziennik zdarzeń systemowych</w:t>
+          <w:t>Podgląd: nowe nazwy i kolejność poleceń</w:t>
         </w:r>
         <w:r>
           <w:rPr>
@@ -684,7 +1039,7 @@
             <w:noProof/>
             <w:webHidden/>
           </w:rPr>
-          <w:instrText xml:space="preserve"> PAGEREF _Toc244291881 \h </w:instrText>
+          <w:instrText xml:space="preserve"> PAGEREF _Toc244321309 \h </w:instrText>
         </w:r>
         <w:r>
           <w:rPr>
@@ -704,7 +1059,7 @@
             <w:noProof/>
             <w:webHidden/>
           </w:rPr>
-          <w:t>6</w:t>
+          <w:t>11</w:t>
         </w:r>
         <w:r>
           <w:rPr>
@@ -728,13 +1083,13 @@
           <w:szCs w:val="22"/>
         </w:rPr>
       </w:pPr>
-      <w:hyperlink w:anchor="_Toc244291882" w:history="1">
+      <w:hyperlink w:anchor="_Toc244321310" w:history="1">
         <w:r>
           <w:rPr>
             <w:rStyle w:val="Hipercze"/>
             <w:noProof/>
           </w:rPr>
-          <w:t>Okresy: pole „Pokaż tygodnie”</w:t>
+          <w:t>Dziennik zdarzeń systemowych</w:t>
         </w:r>
         <w:r>
           <w:rPr>
@@ -755,7 +1110,7 @@
             <w:noProof/>
             <w:webHidden/>
           </w:rPr>
-          <w:instrText xml:space="preserve"> PAGEREF _Toc244291882 \h </w:instrText>
+          <w:instrText xml:space="preserve"> PAGEREF _Toc244321310 \h </w:instrText>
         </w:r>
         <w:r>
           <w:rPr>
@@ -775,7 +1130,7 @@
             <w:noProof/>
             <w:webHidden/>
           </w:rPr>
-          <w:t>6</w:t>
+          <w:t>11</w:t>
         </w:r>
         <w:r>
           <w:rPr>
@@ -799,13 +1154,13 @@
           <w:szCs w:val="22"/>
         </w:rPr>
       </w:pPr>
-      <w:hyperlink w:anchor="_Toc244291883" w:history="1">
+      <w:hyperlink w:anchor="_Toc244321311" w:history="1">
         <w:r>
           <w:rPr>
             <w:rStyle w:val="Hipercze"/>
             <w:noProof/>
           </w:rPr>
-          <w:t>Szczegóły zajęć: podpowiedzi przy wpisywaniu przedmiotu i formy</w:t>
+          <w:t>Poprawki</w:t>
         </w:r>
         <w:r>
           <w:rPr>
@@ -826,7 +1181,7 @@
             <w:noProof/>
             <w:webHidden/>
           </w:rPr>
-          <w:instrText xml:space="preserve"> PAGEREF _Toc244291883 \h </w:instrText>
+          <w:instrText xml:space="preserve"> PAGEREF _Toc244321311 \h </w:instrText>
         </w:r>
         <w:r>
           <w:rPr>
@@ -846,149 +1201,7 @@
             <w:noProof/>
             <w:webHidden/>
           </w:rPr>
-          <w:t>6</w:t>
-        </w:r>
-        <w:r>
-          <w:rPr>
-            <w:noProof/>
-            <w:webHidden/>
-          </w:rPr>
-          <w:fldChar w:fldCharType="end"/>
-        </w:r>
-      </w:hyperlink>
-    </w:p>
-    <w:p>
-      <w:pPr>
-        <w:pStyle w:val="Spistreci1"/>
-        <w:tabs>
-          <w:tab w:val="right" w:leader="dot" w:pos="9770"/>
-        </w:tabs>
-        <w:rPr>
-          <w:rFonts w:asciiTheme="minorHAnsi" w:eastAsiaTheme="minorEastAsia" w:hAnsiTheme="minorHAnsi" w:cstheme="minorBidi"/>
-          <w:noProof/>
-          <w:sz w:val="22"/>
-          <w:szCs w:val="22"/>
-        </w:rPr>
-      </w:pPr>
-      <w:hyperlink w:anchor="_Toc244291884" w:history="1">
-        <w:r>
-          <w:rPr>
-            <w:rStyle w:val="Hipercze"/>
-            <w:noProof/>
-          </w:rPr>
-          <w:t>Inne zmiany</w:t>
-        </w:r>
-        <w:r>
-          <w:rPr>
-            <w:noProof/>
-            <w:webHidden/>
-          </w:rPr>
-          <w:tab/>
-        </w:r>
-        <w:r>
-          <w:rPr>
-            <w:noProof/>
-            <w:webHidden/>
-          </w:rPr>
-          <w:fldChar w:fldCharType="begin"/>
-        </w:r>
-        <w:r>
-          <w:rPr>
-            <w:noProof/>
-            <w:webHidden/>
-          </w:rPr>
-          <w:instrText xml:space="preserve"> PAGEREF _Toc244291884 \h </w:instrText>
-        </w:r>
-        <w:r>
-          <w:rPr>
-            <w:noProof/>
-            <w:webHidden/>
-          </w:rPr>
-        </w:r>
-        <w:r>
-          <w:rPr>
-            <w:noProof/>
-            <w:webHidden/>
-          </w:rPr>
-          <w:fldChar w:fldCharType="separate"/>
-        </w:r>
-        <w:r>
-          <w:rPr>
-            <w:noProof/>
-            <w:webHidden/>
-          </w:rPr>
-          <w:t>7</w:t>
-        </w:r>
-        <w:r>
-          <w:rPr>
-            <w:noProof/>
-            <w:webHidden/>
-          </w:rPr>
-          <w:fldChar w:fldCharType="end"/>
-        </w:r>
-      </w:hyperlink>
-    </w:p>
-    <w:p>
-      <w:pPr>
-        <w:pStyle w:val="Spistreci1"/>
-        <w:tabs>
-          <w:tab w:val="right" w:leader="dot" w:pos="9770"/>
-        </w:tabs>
-        <w:rPr>
-          <w:rFonts w:asciiTheme="minorHAnsi" w:eastAsiaTheme="minorEastAsia" w:hAnsiTheme="minorHAnsi" w:cstheme="minorBidi"/>
-          <w:noProof/>
-          <w:sz w:val="22"/>
-          <w:szCs w:val="22"/>
-        </w:rPr>
-      </w:pPr>
-      <w:hyperlink w:anchor="_Toc244291885" w:history="1">
-        <w:r>
-          <w:rPr>
-            <w:rStyle w:val="Hipercze"/>
-            <w:noProof/>
-          </w:rPr>
-          <w:t>Poprawki</w:t>
-        </w:r>
-        <w:r>
-          <w:rPr>
-            <w:noProof/>
-            <w:webHidden/>
-          </w:rPr>
-          <w:tab/>
-        </w:r>
-        <w:r>
-          <w:rPr>
-            <w:noProof/>
-            <w:webHidden/>
-          </w:rPr>
-          <w:fldChar w:fldCharType="begin"/>
-        </w:r>
-        <w:r>
-          <w:rPr>
-            <w:noProof/>
-            <w:webHidden/>
-          </w:rPr>
-          <w:instrText xml:space="preserve"> PAGEREF _Toc244291885 \h </w:instrText>
-        </w:r>
-        <w:r>
-          <w:rPr>
-            <w:noProof/>
-            <w:webHidden/>
-          </w:rPr>
-        </w:r>
-        <w:r>
-          <w:rPr>
-            <w:noProof/>
-            <w:webHidden/>
-          </w:rPr>
-          <w:fldChar w:fldCharType="separate"/>
-        </w:r>
-        <w:r>
-          <w:rPr>
-            <w:noProof/>
-            <w:webHidden/>
-          </w:rPr>
-          <w:t>7</w:t>
+          <w:t>12</w:t>
         </w:r>
         <w:r>
           <w:rPr>
@@ -1013,12 +1226,57 @@
       <w:pPr>
         <w:pStyle w:val="Nagwek1"/>
       </w:pPr>
-      <w:bookmarkStart w:id="1" w:name="_Toc244291873"/>
+      <w:bookmarkStart w:id="1" w:name="_Toc244321296"/>
       <w:r>
         <w:t>Raportowanie: formy zajęć w oddzielnych kolumnach albo w jednej kolumnie „Forma”</w:t>
       </w:r>
       <w:bookmarkEnd w:id="1"/>
     </w:p>
+    <w:p/>
+    <w:p>
+      <w:pPr>
+        <w:jc w:val="center"/>
+      </w:pPr>
+      <w:r>
+        <w:lastRenderedPageBreak/>
+        <w:drawing>
+          <wp:inline distT="0" distB="0" distL="0" distR="0" wp14:anchorId="220A7400" wp14:editId="552B87CB">
+            <wp:extent cx="5081588" cy="3152897"/>
+            <wp:effectExtent l="0" t="0" r="5080" b="0"/>
+            <wp:docPr id="1" name="Obraz 1"/>
+            <wp:cNvGraphicFramePr>
+              <a:graphicFrameLocks xmlns:a="http://schemas.openxmlformats.org/drawingml/2006/main" noChangeAspect="1"/>
+            </wp:cNvGraphicFramePr>
+            <a:graphic xmlns:a="http://schemas.openxmlformats.org/drawingml/2006/main">
+              <a:graphicData uri="http://schemas.openxmlformats.org/drawingml/2006/picture">
+                <pic:pic xmlns:pic="http://schemas.openxmlformats.org/drawingml/2006/picture">
+                  <pic:nvPicPr>
+                    <pic:cNvPr id="0" name=""/>
+                    <pic:cNvPicPr/>
+                  </pic:nvPicPr>
+                  <pic:blipFill>
+                    <a:blip r:embed="rId11"/>
+                    <a:stretch>
+                      <a:fillRect/>
+                    </a:stretch>
+                  </pic:blipFill>
+                  <pic:spPr>
+                    <a:xfrm>
+                      <a:off x="0" y="0"/>
+                      <a:ext cx="5082459" cy="3153437"/>
+                    </a:xfrm>
+                    <a:prstGeom prst="rect">
+                      <a:avLst/>
+                    </a:prstGeom>
+                  </pic:spPr>
+                </pic:pic>
+              </a:graphicData>
+            </a:graphic>
+          </wp:inline>
+        </w:drawing>
+      </w:r>
+    </w:p>
+    <w:p/>
     <w:p>
       <w:pPr>
         <w:jc w:val="both"/>
@@ -1231,7 +1489,6 @@
               <w:jc w:val="both"/>
             </w:pPr>
             <w:r>
-              <w:lastRenderedPageBreak/>
               <w:t>Kowalski Jan</w:t>
             </w:r>
           </w:p>
@@ -1685,11 +1942,1796 @@
       <w:pPr>
         <w:pStyle w:val="Nagwek1"/>
       </w:pPr>
-      <w:bookmarkStart w:id="2" w:name="_Toc244291874"/>
+      <w:bookmarkStart w:id="2" w:name="_Toc244321297"/>
+      <w:r>
+        <w:lastRenderedPageBreak/>
+        <w:t>Publikowanie rozkładów - ulepszenia</w:t>
+      </w:r>
+      <w:bookmarkEnd w:id="2"/>
+    </w:p>
+    <w:p>
+      <w:pPr>
+        <w:pStyle w:val="Nagwek2"/>
+      </w:pPr>
+      <w:bookmarkStart w:id="3" w:name="_Toc244321298"/>
+      <w:r>
+        <w:t>Tygodniowy rozkład zajęć (Plan lekcji)</w:t>
+      </w:r>
+      <w:bookmarkEnd w:id="3"/>
+    </w:p>
+    <w:p>
+      <w:pPr>
+        <w:jc w:val="both"/>
+      </w:pPr>
+      <w:r>
+        <w:t xml:space="preserve">Nowe polecenie </w:t>
+      </w:r>
+      <w:r>
+        <w:rPr>
+          <w:b/>
+        </w:rPr>
+        <w:t>Podgląd | Tygodniowy rozkład zajęć (Plan lekcji)</w:t>
+      </w:r>
+      <w:r>
+        <w:t xml:space="preserve"> tworzy plan jednego tygodnia w układzie znanym ze szkolnego planu lekcji: kolumny to dni tygodnia, a wiersze to godziny zajęć. Plan można utworzyć dla wykładowcy, grupy, sali (zasobu) albo przedmiotu – dla pierwszego zasobu wybranego na bieżącej zakładce.</w:t>
+      </w:r>
+    </w:p>
+    <w:p>
+      <w:pPr>
+        <w:jc w:val="both"/>
+      </w:pPr>
+      <w:r>
+        <w:t>Po wybraniu polecenia pojawia się okno z listą tygodni semestru. Domyślnie wybrany jest tydzień, w którym leży dzień zaznaczony w siatce zajęć; jeżeli nic nie zaznaczono – bieżący tydzień. Tygodnie ukryte w programie mają na końcu nazwy dopisek „(niewidoczny)”. Jeżeli w semestrze nie utworzono jeszcze tygodni, program utworzy je automatycznie. Po kliknięciu „Utwórz plan” plan otwiera się w przeglądarce, skąd można go wydrukować (strona A4 w poziomie, w kolorze).</w:t>
+      </w:r>
+    </w:p>
+    <w:p>
+      <w:pPr>
+        <w:jc w:val="both"/>
+      </w:pPr>
+      <w:r>
+        <w:t>Cechy planu:</w:t>
+      </w:r>
+    </w:p>
+    <w:p>
+      <w:pPr>
+        <w:ind w:left="708"/>
+        <w:jc w:val="both"/>
+      </w:pPr>
+      <w:r>
+        <w:rPr>
+          <w:b/>
+        </w:rPr>
+        <w:t>Zawartość komórek</w:t>
+      </w:r>
+      <w:r>
+        <w:t xml:space="preserve"> – zgodna z ustawieniami w oknie Plik | Drukuj (Zawartość, Wielkość, Pogrubienie, Link) dla danego rodzaju zasobu; kolory zajęć są takie jak na ekranie.</w:t>
+      </w:r>
+    </w:p>
+    <w:p>
+      <w:pPr>
+        <w:ind w:left="708"/>
+        <w:jc w:val="both"/>
+      </w:pPr>
+      <w:r>
+        <w:rPr>
+          <w:b/>
+        </w:rPr>
+        <w:t>Zajęcia trwające kilka godzin</w:t>
+      </w:r>
+      <w:r>
+        <w:t xml:space="preserve"> – są pokazane jako jedna, wysoka komórka (kolejne godziny są scalane w pionie; kolumny nigdy nie są scalane).</w:t>
+      </w:r>
+    </w:p>
+    <w:p>
+      <w:pPr>
+        <w:ind w:left="708"/>
+        <w:jc w:val="both"/>
+      </w:pPr>
+      <w:r>
+        <w:rPr>
+          <w:b/>
+        </w:rPr>
+        <w:t>Dni</w:t>
+      </w:r>
+      <w:r>
+        <w:t xml:space="preserve"> – pokazywane są te dni tygodnia, które są widoczne w okresie wybranym w programie (np. gdy w okresie widoczne są tylko czwartki, plan ma jedną kolumnę). Dni wolne są oznaczone napisem „Dzień wolny”, a dni spoza semestru są </w:t>
+      </w:r>
+      <w:proofErr w:type="spellStart"/>
+      <w:r>
+        <w:t>wyszarzone</w:t>
+      </w:r>
+      <w:proofErr w:type="spellEnd"/>
+      <w:r>
+        <w:t>.</w:t>
+      </w:r>
+    </w:p>
+    <w:p>
+      <w:pPr>
+        <w:ind w:left="708"/>
+        <w:jc w:val="both"/>
+      </w:pPr>
+      <w:r>
+        <w:rPr>
+          <w:b/>
+        </w:rPr>
+        <w:t>Linki</w:t>
+      </w:r>
+      <w:r>
+        <w:t xml:space="preserve"> – jeżeli w oknie Plik | Drukuj włączono Link, nazwy wykładowców, grup i </w:t>
+      </w:r>
+      <w:proofErr w:type="spellStart"/>
+      <w:r>
+        <w:t>sal</w:t>
+      </w:r>
+      <w:proofErr w:type="spellEnd"/>
+      <w:r>
+        <w:t xml:space="preserve"> prowadzą do ich planów z tego samego tygodnia.</w:t>
+      </w:r>
+    </w:p>
+    <w:p>
+      <w:pPr>
+        <w:ind w:left="708"/>
+        <w:jc w:val="both"/>
+      </w:pPr>
+      <w:r>
+        <w:rPr>
+          <w:b/>
+        </w:rPr>
+        <w:t>Nagłówek</w:t>
+      </w:r>
+      <w:r>
+        <w:t xml:space="preserve"> – zawiera zakres dat, nazwę zasobu, numer tygodnia i nazwę semestru. Plan nie zawiera legendy.</w:t>
+      </w:r>
+    </w:p>
+    <w:p>
+      <w:pPr>
+        <w:ind w:left="708"/>
+        <w:jc w:val="both"/>
+      </w:pPr>
+      <w:r>
+        <w:rPr>
+          <w:b/>
+        </w:rPr>
+        <w:t>Przyciski « ↑ »</w:t>
+      </w:r>
+      <w:r>
+        <w:t xml:space="preserve"> – w nagłówku planu: przycisk « otwiera plan poprzedniego tygodnia, » – następnego, a ↑ – semestralny rozkład zajęć tego samego zasobu. Przycisk jest aktywny, gdy dany plik został już utworzony (np. poleceniem Semestralny rozkład zajęć z zaznaczonym polem „Przejdź do planu tygodnia”); w przeciwnym razie jest </w:t>
+      </w:r>
+      <w:proofErr w:type="spellStart"/>
+      <w:r>
+        <w:t>wyszarzony</w:t>
+      </w:r>
+      <w:proofErr w:type="spellEnd"/>
+      <w:r>
+        <w:t>, a podpowiedź wyjaśnia dlaczego. Przy tworzeniu rozkładu semestralnego przyciski « » pomijają tygodnie bez zajęć. Przyciski nie są drukowane.</w:t>
+      </w:r>
+    </w:p>
+    <w:p>
+      <w:pPr>
+        <w:jc w:val="both"/>
+      </w:pPr>
+      <w:r>
+        <w:t>Nazwa pliku z planem zawiera daty początku i końca tygodnia, np. „…_2026-10-26_2026-11-01.htm”.</w:t>
+      </w:r>
+    </w:p>
+    <w:p>
+      <w:pPr>
+        <w:jc w:val="both"/>
+      </w:pPr>
+    </w:p>
+    <w:p>
+      <w:pPr>
+        <w:jc w:val="both"/>
+      </w:pPr>
+      <w:r>
+        <w:drawing>
+          <wp:inline distT="0" distB="0" distL="0" distR="0" wp14:anchorId="3A8FF206" wp14:editId="0DC8B28C">
+            <wp:extent cx="5972810" cy="851535"/>
+            <wp:effectExtent l="0" t="0" r="8890" b="5715"/>
+            <wp:docPr id="3" name="Obraz 3"/>
+            <wp:cNvGraphicFramePr>
+              <a:graphicFrameLocks xmlns:a="http://schemas.openxmlformats.org/drawingml/2006/main" noChangeAspect="1"/>
+            </wp:cNvGraphicFramePr>
+            <a:graphic xmlns:a="http://schemas.openxmlformats.org/drawingml/2006/main">
+              <a:graphicData uri="http://schemas.openxmlformats.org/drawingml/2006/picture">
+                <pic:pic xmlns:pic="http://schemas.openxmlformats.org/drawingml/2006/picture">
+                  <pic:nvPicPr>
+                    <pic:cNvPr id="0" name=""/>
+                    <pic:cNvPicPr/>
+                  </pic:nvPicPr>
+                  <pic:blipFill>
+                    <a:blip r:embed="rId12"/>
+                    <a:stretch>
+                      <a:fillRect/>
+                    </a:stretch>
+                  </pic:blipFill>
+                  <pic:spPr>
+                    <a:xfrm>
+                      <a:off x="0" y="0"/>
+                      <a:ext cx="5972810" cy="851535"/>
+                    </a:xfrm>
+                    <a:prstGeom prst="rect">
+                      <a:avLst/>
+                    </a:prstGeom>
+                  </pic:spPr>
+                </pic:pic>
+              </a:graphicData>
+            </a:graphic>
+          </wp:inline>
+        </w:drawing>
+      </w:r>
+    </w:p>
+    <w:p>
+      <w:pPr>
+        <w:jc w:val="both"/>
+      </w:pPr>
+    </w:p>
+    <w:p>
+      <w:pPr>
+        <w:jc w:val="both"/>
+      </w:pPr>
+      <w:r>
+        <w:lastRenderedPageBreak/>
+        <w:drawing>
+          <wp:inline distT="0" distB="0" distL="0" distR="0" wp14:anchorId="2441E8BB" wp14:editId="532C31F1">
+            <wp:extent cx="5972810" cy="4169410"/>
+            <wp:effectExtent l="0" t="0" r="8890" b="2540"/>
+            <wp:docPr id="2" name="Obraz 2"/>
+            <wp:cNvGraphicFramePr>
+              <a:graphicFrameLocks xmlns:a="http://schemas.openxmlformats.org/drawingml/2006/main" noChangeAspect="1"/>
+            </wp:cNvGraphicFramePr>
+            <a:graphic xmlns:a="http://schemas.openxmlformats.org/drawingml/2006/main">
+              <a:graphicData uri="http://schemas.openxmlformats.org/drawingml/2006/picture">
+                <pic:pic xmlns:pic="http://schemas.openxmlformats.org/drawingml/2006/picture">
+                  <pic:nvPicPr>
+                    <pic:cNvPr id="0" name=""/>
+                    <pic:cNvPicPr/>
+                  </pic:nvPicPr>
+                  <pic:blipFill>
+                    <a:blip r:embed="rId13"/>
+                    <a:stretch>
+                      <a:fillRect/>
+                    </a:stretch>
+                  </pic:blipFill>
+                  <pic:spPr>
+                    <a:xfrm>
+                      <a:off x="0" y="0"/>
+                      <a:ext cx="5972810" cy="4169410"/>
+                    </a:xfrm>
+                    <a:prstGeom prst="rect">
+                      <a:avLst/>
+                    </a:prstGeom>
+                  </pic:spPr>
+                </pic:pic>
+              </a:graphicData>
+            </a:graphic>
+          </wp:inline>
+        </w:drawing>
+      </w:r>
+    </w:p>
+    <w:p>
+      <w:pPr>
+        <w:jc w:val="both"/>
+      </w:pPr>
+    </w:p>
+    <w:p>
+      <w:pPr>
+        <w:pStyle w:val="Nagwek2"/>
+      </w:pPr>
+      <w:bookmarkStart w:id="4" w:name="_Toc244321299"/>
+      <w:r>
+        <w:t>Semestralny rozkład zajęć: przyciski „Przejdź do planu tygodnia”</w:t>
+      </w:r>
+      <w:bookmarkEnd w:id="4"/>
+    </w:p>
+    <w:p>
+      <w:pPr>
+        <w:jc w:val="both"/>
+      </w:pPr>
+      <w:r>
+        <w:t xml:space="preserve">W oknie </w:t>
+      </w:r>
+      <w:r>
+        <w:rPr>
+          <w:b/>
+        </w:rPr>
+        <w:t>Plik | Drukuj</w:t>
+      </w:r>
+      <w:r>
+        <w:t>, na zakładkach wykładowcy, grupy, zasobu i przedmiotu, pojawiło się pole „Przejdź do planu tygodnia”. Pole jest domyślnie zaznaczone:</w:t>
+      </w:r>
+    </w:p>
+    <w:p>
+      <w:pPr>
+        <w:ind w:left="708"/>
+        <w:jc w:val="both"/>
+      </w:pPr>
+      <w:r>
+        <w:rPr>
+          <w:b/>
+        </w:rPr>
+        <w:t>Zaznaczone (domyślnie)</w:t>
+      </w:r>
+      <w:r>
+        <w:t xml:space="preserve"> – przy tworzeniu semestralnego rozkładu zajęć program tworzy również tygodniowe rozkłady zajęć (plany lekcji), a nad datami rozkładu pojawia się wiersz z niewielkimi przyciskami z numerami tygodni. Kliknięcie przycisku otwiera plan danego tygodnia.</w:t>
+      </w:r>
+    </w:p>
+    <w:p>
+      <w:pPr>
+        <w:ind w:left="708"/>
+        <w:jc w:val="both"/>
+      </w:pPr>
+      <w:r>
+        <w:rPr>
+          <w:b/>
+        </w:rPr>
+        <w:t>Odznaczone</w:t>
+      </w:r>
+      <w:r>
+        <w:t xml:space="preserve"> – semestralny rozkład zajęć wygląda i działa tak jak dotąd.</w:t>
+      </w:r>
+    </w:p>
+    <w:p>
+      <w:pPr>
+        <w:jc w:val="both"/>
+      </w:pPr>
+      <w:r>
+        <w:t xml:space="preserve">Ustawienie działa zarówno w poleceniu Podgląd | Semestralny rozkład zajęć, jak i przy tworzeniu witryny www dla grup, wykładowców i </w:t>
+      </w:r>
+      <w:proofErr w:type="spellStart"/>
+      <w:r>
+        <w:t>sal</w:t>
+      </w:r>
+      <w:proofErr w:type="spellEnd"/>
+      <w:r>
+        <w:t xml:space="preserve"> (także automatycznym). Wcześniej zapisane ustawienia otwierają się z zaznaczonym polem. Przy tworzeniu </w:t>
+      </w:r>
+      <w:proofErr w:type="spellStart"/>
+      <w:r>
+        <w:t>iKalendarza</w:t>
+      </w:r>
+      <w:proofErr w:type="spellEnd"/>
+      <w:r>
+        <w:t xml:space="preserve"> pole jest ukryte. Przyciski nie pojawiają się w rozkładzie tworzonym dla pojedynczego tygodnia.</w:t>
+      </w:r>
+    </w:p>
+    <w:p>
+      <w:pPr>
+        <w:jc w:val="both"/>
+      </w:pPr>
+      <w:r>
+        <w:rPr>
+          <w:b/>
+        </w:rPr>
+        <w:t xml:space="preserve">Uwaga: </w:t>
+      </w:r>
+      <w:r>
+        <w:t>przy zaznaczonym polu tworzenie rozkładów trwa dłużej, a w folderze z rozkładami jest więcej plików (dla każdego zasobu powstaje jeden plan na każdy tydzień semestru). Linki w planach tygodniowych prowadzą tylko do tych planów, które również utworzono.</w:t>
+      </w:r>
+    </w:p>
+    <w:p>
+      <w:pPr>
+        <w:jc w:val="both"/>
+      </w:pPr>
+    </w:p>
+    <w:p>
+      <w:pPr>
+        <w:jc w:val="both"/>
+      </w:pPr>
+      <w:r>
+        <w:lastRenderedPageBreak/>
+        <w:drawing>
+          <wp:inline distT="0" distB="0" distL="0" distR="0" wp14:anchorId="12F033A0" wp14:editId="33D96315">
+            <wp:extent cx="5972810" cy="3516630"/>
+            <wp:effectExtent l="0" t="0" r="8890" b="7620"/>
+            <wp:docPr id="5" name="Obraz 5"/>
+            <wp:cNvGraphicFramePr>
+              <a:graphicFrameLocks xmlns:a="http://schemas.openxmlformats.org/drawingml/2006/main" noChangeAspect="1"/>
+            </wp:cNvGraphicFramePr>
+            <a:graphic xmlns:a="http://schemas.openxmlformats.org/drawingml/2006/main">
+              <a:graphicData uri="http://schemas.openxmlformats.org/drawingml/2006/picture">
+                <pic:pic xmlns:pic="http://schemas.openxmlformats.org/drawingml/2006/picture">
+                  <pic:nvPicPr>
+                    <pic:cNvPr id="0" name=""/>
+                    <pic:cNvPicPr/>
+                  </pic:nvPicPr>
+                  <pic:blipFill>
+                    <a:blip r:embed="rId14"/>
+                    <a:stretch>
+                      <a:fillRect/>
+                    </a:stretch>
+                  </pic:blipFill>
+                  <pic:spPr>
+                    <a:xfrm>
+                      <a:off x="0" y="0"/>
+                      <a:ext cx="5972810" cy="3516630"/>
+                    </a:xfrm>
+                    <a:prstGeom prst="rect">
+                      <a:avLst/>
+                    </a:prstGeom>
+                  </pic:spPr>
+                </pic:pic>
+              </a:graphicData>
+            </a:graphic>
+          </wp:inline>
+        </w:drawing>
+      </w:r>
+    </w:p>
+    <w:p>
+      <w:pPr>
+        <w:pStyle w:val="Nagwek2"/>
+      </w:pPr>
+      <w:bookmarkStart w:id="5" w:name="_Toc244321300"/>
+      <w:r>
+        <w:t>Tworzenie witryny www: nazwa strony i wygląd strony głównej</w:t>
+      </w:r>
+      <w:bookmarkEnd w:id="5"/>
+    </w:p>
+    <w:p>
+      <w:pPr>
+        <w:jc w:val="both"/>
+      </w:pPr>
+      <w:r>
+        <w:t xml:space="preserve">W oknie </w:t>
+      </w:r>
+      <w:r>
+        <w:rPr>
+          <w:b/>
+        </w:rPr>
+        <w:t>Tworzenie witryny www</w:t>
+      </w:r>
+      <w:r>
+        <w:t xml:space="preserve"> pojawiło się pole „Nazwa strony”. Wpisana nazwa jest tytułem strony głównej (index.html) i tytułem okna przeglądarki. Jeżeli pole jest puste, tytułem jest – tak jak dotąd – nazwa semestru. Przycisk „?” obok pola wyświetla podpowiedź. Nazwa strony jest zapisywana i używana także przy automatycznym tworzeniu witryny.</w:t>
+      </w:r>
+    </w:p>
+    <w:p>
+      <w:pPr>
+        <w:jc w:val="both"/>
+      </w:pPr>
+      <w:r>
+        <w:t>Elementy strony głównej otrzymały nazwy klas CSS (</w:t>
+      </w:r>
+      <w:proofErr w:type="spellStart"/>
+      <w:r>
+        <w:t>pageName</w:t>
+      </w:r>
+      <w:proofErr w:type="spellEnd"/>
+      <w:r>
+        <w:t xml:space="preserve">, </w:t>
+      </w:r>
+      <w:proofErr w:type="spellStart"/>
+      <w:r>
+        <w:t>description</w:t>
+      </w:r>
+      <w:proofErr w:type="spellEnd"/>
+      <w:r>
+        <w:t xml:space="preserve">, </w:t>
+      </w:r>
+      <w:proofErr w:type="spellStart"/>
+      <w:r>
+        <w:t>contents</w:t>
+      </w:r>
+      <w:proofErr w:type="spellEnd"/>
+      <w:r>
+        <w:t xml:space="preserve">, </w:t>
+      </w:r>
+      <w:proofErr w:type="spellStart"/>
+      <w:r>
+        <w:t>contentsHeader</w:t>
+      </w:r>
+      <w:proofErr w:type="spellEnd"/>
+      <w:r>
+        <w:t xml:space="preserve">, </w:t>
+      </w:r>
+      <w:proofErr w:type="spellStart"/>
+      <w:r>
+        <w:t>contentsColumn</w:t>
+      </w:r>
+      <w:proofErr w:type="spellEnd"/>
+      <w:r>
+        <w:t xml:space="preserve">, </w:t>
+      </w:r>
+      <w:proofErr w:type="spellStart"/>
+      <w:r>
+        <w:t>lastUpdate</w:t>
+      </w:r>
+      <w:proofErr w:type="spellEnd"/>
+      <w:r>
+        <w:t xml:space="preserve">, </w:t>
+      </w:r>
+      <w:proofErr w:type="spellStart"/>
+      <w:r>
+        <w:t>extraText</w:t>
+      </w:r>
+      <w:proofErr w:type="spellEnd"/>
+      <w:r>
+        <w:t xml:space="preserve">), dzięki czemu ich wygląd można zmienić w polu CSS. Dotyczy to również strony głównej </w:t>
+      </w:r>
+      <w:proofErr w:type="spellStart"/>
+      <w:r>
+        <w:t>iKalendarza</w:t>
+      </w:r>
+      <w:proofErr w:type="spellEnd"/>
+      <w:r>
+        <w:t>.</w:t>
+      </w:r>
+    </w:p>
+    <w:p>
+      <w:pPr>
+        <w:jc w:val="both"/>
+      </w:pPr>
+      <w:r>
+        <w:t>Poprawiono błąd: zmiany wprowadzone w polu CSS nie były zapamiętywane (zamiast CSS zapisywał się szablon XSLT).</w:t>
+      </w:r>
+    </w:p>
+    <w:p>
+      <w:pPr>
+        <w:jc w:val="both"/>
+      </w:pPr>
+      <w:r>
+        <w:t>Zakładka „Zaawansowane - układ” została ukryta. Wygląd strony głównej zmienia się teraz w polu CSS.</w:t>
+      </w:r>
+    </w:p>
+    <w:p>
+      <w:pPr>
+        <w:jc w:val="both"/>
+      </w:pPr>
+    </w:p>
+    <w:p>
+      <w:pPr>
+        <w:jc w:val="both"/>
+      </w:pPr>
+      <w:r>
+        <w:lastRenderedPageBreak/>
+        <w:drawing>
+          <wp:inline distT="0" distB="0" distL="0" distR="0" wp14:anchorId="2AD87C76" wp14:editId="379FFBA4">
+            <wp:extent cx="5972810" cy="3437890"/>
+            <wp:effectExtent l="0" t="0" r="8890" b="0"/>
+            <wp:docPr id="6" name="Obraz 6"/>
+            <wp:cNvGraphicFramePr>
+              <a:graphicFrameLocks xmlns:a="http://schemas.openxmlformats.org/drawingml/2006/main" noChangeAspect="1"/>
+            </wp:cNvGraphicFramePr>
+            <a:graphic xmlns:a="http://schemas.openxmlformats.org/drawingml/2006/main">
+              <a:graphicData uri="http://schemas.openxmlformats.org/drawingml/2006/picture">
+                <pic:pic xmlns:pic="http://schemas.openxmlformats.org/drawingml/2006/picture">
+                  <pic:nvPicPr>
+                    <pic:cNvPr id="0" name=""/>
+                    <pic:cNvPicPr/>
+                  </pic:nvPicPr>
+                  <pic:blipFill>
+                    <a:blip r:embed="rId15"/>
+                    <a:stretch>
+                      <a:fillRect/>
+                    </a:stretch>
+                  </pic:blipFill>
+                  <pic:spPr>
+                    <a:xfrm>
+                      <a:off x="0" y="0"/>
+                      <a:ext cx="5972810" cy="3437890"/>
+                    </a:xfrm>
+                    <a:prstGeom prst="rect">
+                      <a:avLst/>
+                    </a:prstGeom>
+                  </pic:spPr>
+                </pic:pic>
+              </a:graphicData>
+            </a:graphic>
+          </wp:inline>
+        </w:drawing>
+      </w:r>
+    </w:p>
+    <w:p>
+      <w:pPr>
+        <w:pStyle w:val="Nagwek1"/>
+      </w:pPr>
+      <w:bookmarkStart w:id="6" w:name="_Toc2026103101"/>
+      <w:bookmarkStart w:id="7" w:name="_Toc244321301"/>
+      <w:r>
+        <w:t xml:space="preserve">Kopiowanie rozkładu zajęć: </w:t>
+      </w:r>
+      <w:bookmarkEnd w:id="6"/>
+      <w:r>
+        <w:t>ulepszenia</w:t>
+      </w:r>
+      <w:bookmarkEnd w:id="7"/>
+    </w:p>
+    <w:p>
+      <w:pPr>
+        <w:jc w:val="both"/>
+      </w:pPr>
+      <w:r>
+        <w:t xml:space="preserve">Polecenie kopiowania rozkładu zostało przeniesione z menu Dane | Zarządzanie danymi do menu </w:t>
+      </w:r>
+      <w:r>
+        <w:rPr>
+          <w:b/>
+        </w:rPr>
+        <w:t>Edycja | Kopiuj rozkład zajęć</w:t>
+      </w:r>
+      <w:r>
+        <w:t>. Polecenie otwiera okno „Kopiowanie rozkładu zajęć”, w którym wybiera się sposób kopiowania. Okno składa się z dwóch części:</w:t>
+      </w:r>
+    </w:p>
+    <w:p>
+      <w:pPr>
+        <w:ind w:left="708"/>
+        <w:jc w:val="both"/>
+      </w:pPr>
+      <w:r>
+        <w:rPr>
+          <w:b/>
+        </w:rPr>
+        <w:t>Metoda I – przez program Excel</w:t>
+      </w:r>
+      <w:r>
+        <w:t xml:space="preserve"> – zajęcia eksportuje się do programu Excel, tam się je poprawia (np. zmienia daty), a następnie importuje z powrotem do programu. Przyciski: </w:t>
+      </w:r>
+      <w:r>
+        <w:rPr>
+          <w:b/>
+        </w:rPr>
+        <w:t>1. Zapisz rozkład zajęć w Excel</w:t>
+      </w:r>
+      <w:r>
+        <w:t xml:space="preserve"> (to samo co Dane | Zarządzanie danymi | Zapisz rozkład zajęć w Excel) oraz </w:t>
+      </w:r>
+      <w:r>
+        <w:rPr>
+          <w:b/>
+        </w:rPr>
+        <w:t>2. Pobierz dane z programu Excel</w:t>
+      </w:r>
+      <w:r>
+        <w:t xml:space="preserve"> (otwiera import z wybranym rodzajem danych „Ułożony rozkład zajęć”). Przebieg kopiowania tą metodą opisuje akapit „Kopiowanie rozkładu przez plik Excel” w poprzednim rozdziale.</w:t>
+      </w:r>
+    </w:p>
+    <w:p>
+      <w:pPr>
+        <w:ind w:left="708"/>
+        <w:jc w:val="both"/>
+      </w:pPr>
+      <w:r>
+        <w:rPr>
+          <w:b/>
+        </w:rPr>
+        <w:t>Metoda II – bezpośrednio w aplikacji</w:t>
+      </w:r>
+      <w:r>
+        <w:t xml:space="preserve"> – przycisk </w:t>
+      </w:r>
+      <w:r>
+        <w:rPr>
+          <w:b/>
+        </w:rPr>
+        <w:t>Kopiuj rozkład</w:t>
+      </w:r>
+      <w:r>
+        <w:t xml:space="preserve"> otwiera dotychczasowe okno kopiowania rozkładu, które działa tak jak dotąd.</w:t>
+      </w:r>
+    </w:p>
+    <w:p>
+      <w:pPr>
+        <w:jc w:val="both"/>
+      </w:pPr>
+      <w:r>
+        <w:t>Przyciski metody I są niedostępne tam, gdzie polecenia eksportu i importu z programu Excel są ukryte w menu Dane.</w:t>
+      </w:r>
+    </w:p>
+    <w:p>
+      <w:pPr>
+        <w:jc w:val="both"/>
+      </w:pPr>
+    </w:p>
+    <w:p>
+      <w:pPr>
+        <w:jc w:val="center"/>
+      </w:pPr>
+      <w:r>
+        <w:lastRenderedPageBreak/>
+        <w:drawing>
+          <wp:inline distT="0" distB="0" distL="0" distR="0" wp14:anchorId="19D86F51" wp14:editId="06269A1B">
+            <wp:extent cx="3795713" cy="2795737"/>
+            <wp:effectExtent l="0" t="0" r="0" b="5080"/>
+            <wp:docPr id="7" name="Obraz 7"/>
+            <wp:cNvGraphicFramePr>
+              <a:graphicFrameLocks xmlns:a="http://schemas.openxmlformats.org/drawingml/2006/main" noChangeAspect="1"/>
+            </wp:cNvGraphicFramePr>
+            <a:graphic xmlns:a="http://schemas.openxmlformats.org/drawingml/2006/main">
+              <a:graphicData uri="http://schemas.openxmlformats.org/drawingml/2006/picture">
+                <pic:pic xmlns:pic="http://schemas.openxmlformats.org/drawingml/2006/picture">
+                  <pic:nvPicPr>
+                    <pic:cNvPr id="0" name=""/>
+                    <pic:cNvPicPr/>
+                  </pic:nvPicPr>
+                  <pic:blipFill>
+                    <a:blip r:embed="rId16"/>
+                    <a:stretch>
+                      <a:fillRect/>
+                    </a:stretch>
+                  </pic:blipFill>
+                  <pic:spPr>
+                    <a:xfrm>
+                      <a:off x="0" y="0"/>
+                      <a:ext cx="3796117" cy="2796034"/>
+                    </a:xfrm>
+                    <a:prstGeom prst="rect">
+                      <a:avLst/>
+                    </a:prstGeom>
+                  </pic:spPr>
+                </pic:pic>
+              </a:graphicData>
+            </a:graphic>
+          </wp:inline>
+        </w:drawing>
+      </w:r>
+    </w:p>
+    <w:p>
+      <w:pPr>
+        <w:pStyle w:val="Nagwek2"/>
+      </w:pPr>
+      <w:bookmarkStart w:id="8" w:name="_Toc244321302"/>
+      <w:r>
+        <w:t>Pobieranie danych z programu Excel: ułożony rozkład zajęć</w:t>
+      </w:r>
+      <w:bookmarkEnd w:id="8"/>
+    </w:p>
+    <w:p>
+      <w:pPr>
+        <w:jc w:val="both"/>
+      </w:pPr>
+      <w:r>
+        <w:t xml:space="preserve">W oknie </w:t>
+      </w:r>
+      <w:r>
+        <w:rPr>
+          <w:b/>
+        </w:rPr>
+        <w:t>Dane | Zarządzanie danymi | Pobierz dane z programu Excel</w:t>
+      </w:r>
+      <w:r>
+        <w:t xml:space="preserve"> pojawił się nowy rodzaj danych „Ułożony rozkład zajęć”. Pozwala przenieść do programu rozkład zajęć ułożony wcześniej w arkuszu Excel (np. harmonogram przygotowany poza programem), zamiast wprowadzać zajęcia ręcznie. Szablon pliku można pobrać w kroku „2. Pobierz szablon”.</w:t>
+      </w:r>
+    </w:p>
+    <w:p>
+      <w:pPr>
+        <w:jc w:val="both"/>
+      </w:pPr>
+      <w:r>
+        <w:t>Każdy wiersz pliku to jedna godzina zajęć. Pierwszy wiersz to nagłówek, kolumny:</w:t>
+      </w:r>
+    </w:p>
+    <w:p>
+      <w:pPr>
+        <w:ind w:left="708"/>
+        <w:jc w:val="both"/>
+      </w:pPr>
+      <w:r>
+        <w:rPr>
+          <w:b/>
+        </w:rPr>
+        <w:t>Data</w:t>
+      </w:r>
+      <w:r>
+        <w:t xml:space="preserve"> – data zajęć: data Excela albo tekst w postaci RRRR-MM-DD lub DD.MM.RRRR.</w:t>
+      </w:r>
+    </w:p>
+    <w:p>
+      <w:pPr>
+        <w:ind w:left="708"/>
+        <w:jc w:val="both"/>
+      </w:pPr>
+      <w:r>
+        <w:rPr>
+          <w:b/>
+        </w:rPr>
+        <w:t>Godzina</w:t>
+      </w:r>
+      <w:r>
+        <w:t xml:space="preserve"> – numer godziny z siatki godzin (1, 2, 3 …). Zajęcia trwające kilka godzin zajmują kilka wierszy.</w:t>
+      </w:r>
+    </w:p>
+    <w:p>
+      <w:pPr>
+        <w:ind w:left="708"/>
+        <w:jc w:val="both"/>
+      </w:pPr>
+      <w:r>
+        <w:rPr>
+          <w:b/>
+        </w:rPr>
+        <w:t>Wykładowca, Grupa, Sala</w:t>
+      </w:r>
+      <w:r>
+        <w:t xml:space="preserve"> – można podać kilka nazw rozdzielonych przecinkami, np. „A1, A2”. Wykładowca jest rozpoznawany po skrócie, po tytule, imieniu i nazwisku, po samym imieniu i nazwisku albo po identyfikatorze integracji; grupy, sale, przedmioty i formy – po skrócie lub nazwie. Wielkość liter i nadmiarowe spacje nie mają znaczenia.</w:t>
+      </w:r>
+    </w:p>
+    <w:p>
+      <w:pPr>
+        <w:ind w:left="708"/>
+        <w:jc w:val="both"/>
+      </w:pPr>
+      <w:r>
+        <w:rPr>
+          <w:b/>
+        </w:rPr>
+        <w:t>Przedmiot, Forma</w:t>
+      </w:r>
+      <w:r>
+        <w:t xml:space="preserve"> – przedmiot i forma zajęć. Puste pole Przedmiot oznacza rezerwację (np. sali); forma zajęć tworzona dla takiego wiersza jest formą rezerwacji.</w:t>
+      </w:r>
+    </w:p>
+    <w:p>
+      <w:pPr>
+        <w:ind w:left="708"/>
+        <w:jc w:val="both"/>
+      </w:pPr>
+      <w:r>
+        <w:rPr>
+          <w:b/>
+        </w:rPr>
+        <w:t>Info dla studentów, Info dla planistów</w:t>
+      </w:r>
+      <w:r>
+        <w:t xml:space="preserve"> – opisy zajęć (nieobowiązkowe).</w:t>
+      </w:r>
+    </w:p>
+    <w:p>
+      <w:pPr>
+        <w:ind w:left="708"/>
+        <w:jc w:val="both"/>
+      </w:pPr>
+      <w:r>
+        <w:rPr>
+          <w:b/>
+        </w:rPr>
+        <w:t>Właściciel</w:t>
+      </w:r>
+      <w:r>
+        <w:t xml:space="preserve"> – planista, do którego należą zajęcia; kilku właścicieli rozdziela się średnikiem, np. „KOWALSKI;NOWAK”. Puste pole oznacza osobę importującą.</w:t>
+      </w:r>
+    </w:p>
+    <w:p>
+      <w:pPr>
+        <w:ind w:left="708"/>
+        <w:jc w:val="both"/>
+      </w:pPr>
+      <w:r>
+        <w:rPr>
+          <w:b/>
+        </w:rPr>
+        <w:t>Opis 3, Opis 4</w:t>
+      </w:r>
+      <w:r>
+        <w:t xml:space="preserve"> – dodatkowe opisy zajęć, najwyżej 100 znaków (nieobowiązkowe).</w:t>
+      </w:r>
+    </w:p>
+    <w:p>
+      <w:pPr>
+        <w:ind w:left="708"/>
+        <w:jc w:val="both"/>
+      </w:pPr>
+      <w:r>
+        <w:rPr>
+          <w:b/>
+        </w:rPr>
+        <w:t>Wypełnienie</w:t>
+      </w:r>
+      <w:r>
+        <w:t xml:space="preserve"> – wypełnienie godziny w procentach: 10, 20, 30 … 100, tak jak w oknie szczegółów zajęć; puste pole oznacza 100.</w:t>
+      </w:r>
+    </w:p>
+    <w:p>
+      <w:pPr>
+        <w:ind w:left="708"/>
+        <w:jc w:val="both"/>
+      </w:pPr>
+      <w:r>
+        <w:rPr>
+          <w:b/>
+        </w:rPr>
+        <w:t>Kolor</w:t>
+      </w:r>
+      <w:r>
+        <w:t xml:space="preserve"> – kolor zajęć zapisany jako liczba (0 … 16777215), tak jak przechowuje go program; puste pole oznacza, że zajęcia nie mają własnego koloru.</w:t>
+      </w:r>
+    </w:p>
+    <w:p>
+      <w:pPr>
+        <w:jc w:val="both"/>
+      </w:pPr>
+      <w:r>
+        <w:t>Kolumny Opis 3, Opis 4, Wypełnienie i Kolor są nieobowiązkowe – można je pozostawić puste. Nieprawidłowe wypełnienie (np. 55) albo kolor (np. „czerwony”) jest zgłaszane w raporcie jako błąd wiersza.</w:t>
+      </w:r>
+    </w:p>
+    <w:p>
+      <w:pPr>
+        <w:jc w:val="both"/>
+      </w:pPr>
+      <w:r>
+        <w:t>Wykładowcy, grupy, sale, przedmioty i formy zajęć, których brakuje w programie, są tworzone automatycznie, a osoba importująca otrzymuje do nich uprawnienia. Dla nowego wykładowcy program wydziela z tekstu tytuł (np. dr, prof., r. pr., SSO, prok.), imię i nazwisko.</w:t>
+      </w:r>
+    </w:p>
+    <w:p>
+      <w:pPr>
+        <w:jc w:val="both"/>
+      </w:pPr>
+      <w:r>
+        <w:t>Każdy wiersz jest importowany osobno: wiersze z błędami – np. nieprawidłowa data albo konflikt (wykładowca, grupa lub sala ma już zajęcia w tym terminie) – są pomijane, a pozostałe zostają zaimportowane. Wiersz identyczny z zajęciami, które już są w rozkładzie, jest pomijany bez zgłaszania błędu, dzięki czemu ten sam plik można zaimportować ponownie, np. po poprawieniu błędnych wierszy.</w:t>
+      </w:r>
+    </w:p>
+    <w:p>
+      <w:pPr>
+        <w:jc w:val="both"/>
+      </w:pPr>
+      <w:r>
+        <w:lastRenderedPageBreak/>
+        <w:t>Po imporcie w przeglądarce otwiera się raport Rozklad_Import.html z liczbą zaimportowanych, pominiętych i błędnych wierszy, listą utworzonych obiektów oraz tabelą wierszy, których nie zaimportowano, wraz z przyczyną.</w:t>
+      </w:r>
+    </w:p>
+    <w:p>
+      <w:pPr>
+        <w:jc w:val="both"/>
+      </w:pPr>
+      <w:r>
+        <w:t>Przycisk „Chcę tylko przetestować plik” sprawdza cały plik i tworzy raport, ale niczego nie zapisuje w bazie danych. Zalecamy najpierw import testowy. Import kilku tysięcy wierszy trwa około minuty.</w:t>
+      </w:r>
+    </w:p>
+    <w:p>
+      <w:pPr>
+        <w:jc w:val="both"/>
+      </w:pPr>
+      <w:r>
+        <w:rPr>
+          <w:b/>
+        </w:rPr>
+        <w:t xml:space="preserve">Ponowne uruchomienie aplikacji. </w:t>
+      </w:r>
+      <w:r>
+        <w:t>Po zakończonym imporcie (dla każdego rodzaju danych, z wyjątkiem uruchomienia testowego) program wyświetla komunikat o wyniku importu z zaleceniem: „Zaleca się teraz ponowne uruchomienie aplikacji.” Po ponownym uruchomieniu wszystkie listy i okna programu pokazują zaimportowane dane. Przy imporcie planu studiów i ułożonego rozkładu zajęć komunikat pojawia się po otwarciu raportu z importu.</w:t>
+      </w:r>
+    </w:p>
+    <w:p>
+      <w:pPr>
+        <w:jc w:val="both"/>
+      </w:pPr>
+      <w:r>
+        <w:rPr>
+          <w:b/>
+        </w:rPr>
+        <w:t xml:space="preserve">Skasuj całą zawartość bazy danych. </w:t>
+      </w:r>
+      <w:r>
+        <w:t xml:space="preserve">Na ekranie „3. Importujemy !” dla rodzaju danych „Ułożony rozkład zajęć” jest pole „Skasuj całą zawartość bazy danych” (domyślnie niezaznaczone). Pole jest dostępne tylko dla użytkownika PLANNER. Służy do przygotowania pustej bazy danych, np. testowej albo demonstracyjnej, do której importujemy cały rozkład zajęć od nowa. Po zaznaczeniu pola pojawia się ostrzeżenie oraz czerwony przycisk </w:t>
+      </w:r>
+      <w:r>
+        <w:rPr>
+          <w:b/>
+        </w:rPr>
+        <w:t>Skasuj całą zawartość bazy danych</w:t>
+      </w:r>
+      <w:r>
+        <w:t xml:space="preserve">: </w:t>
+      </w:r>
+      <w:r>
+        <w:rPr>
+          <w:b/>
+        </w:rPr>
+        <w:t>STREFA NIEBEZPIECZNA! ZOSTANIE SKASOWANA CAŁA ZAWARTOŚĆ BAZY DANYCH. NIE URUCHAMIAJ TEJ FUNKCJI W ŚRODOWISKU PRODUKCYJNYM.</w:t>
+      </w:r>
+    </w:p>
+    <w:p>
+      <w:pPr>
+        <w:jc w:val="both"/>
+      </w:pPr>
+      <w:r>
+        <w:t>Kasowanie uruchamia się tym przyciskiem, niezależnie od importu – nie trzeba wybierać pliku. Program prosi o ponowne potwierdzenie, a następnie kasuje zajęcia, rezerwacje, historię zmian, dziennik zdarzeń, wykładowców, grupy, sale, przedmioty i formy zajęć oraz semestry z nawiasem w nazwie. Po skasowaniu pole zostaje odznaczone, a przycisk znika. Plik importuje się następnie w zwykły sposób. Sam import niczego nie kasuje, nawet gdy pole jest zaznaczone. Kasowania nie można cofnąć.</w:t>
+      </w:r>
+    </w:p>
+    <w:p>
+      <w:pPr>
+        <w:pStyle w:val="Nagwek2"/>
+      </w:pPr>
+      <w:bookmarkStart w:id="9" w:name="_Toc244321303"/>
+      <w:r>
+        <w:t>Zapisywanie rozkładu zajęć w pliku Excel</w:t>
+      </w:r>
+      <w:bookmarkEnd w:id="9"/>
+    </w:p>
+    <w:p>
+      <w:pPr>
+        <w:jc w:val="both"/>
+      </w:pPr>
+      <w:r>
+        <w:t xml:space="preserve">Nowe polecenie </w:t>
+      </w:r>
+      <w:r>
+        <w:rPr>
+          <w:b/>
+        </w:rPr>
+        <w:t>Dane | Zarządzanie danymi | Zapisz rozkład zajęć w Excel</w:t>
+      </w:r>
+      <w:r>
+        <w:t xml:space="preserve"> zapisuje rozkład zajęć w pliku Excel w tym samym formacie, którego używa import „Ułożony rozkład zajęć” (opisany w poprzednim rozdziale). Plik można poprawić w programie Excel i zaimportować ponownie – do tej samej albo do innej bazy danych.</w:t>
+      </w:r>
+    </w:p>
+    <w:p>
+      <w:pPr>
+        <w:jc w:val="both"/>
+      </w:pPr>
+      <w:r>
+        <w:t xml:space="preserve">W oknie wybiera się okres (domyślnie okres wybrany w oknie głównym programu) oraz – tak jak w oknie Tworzenie witryny www – wykładowców, grupy i sale. Przycisk </w:t>
+      </w:r>
+      <w:r>
+        <w:rPr>
+          <w:b/>
+        </w:rPr>
+        <w:t>Eksportuj</w:t>
+      </w:r>
+      <w:r>
+        <w:t xml:space="preserve"> pyta o nazwę pliku i zapisuje plik.</w:t>
+      </w:r>
+    </w:p>
+    <w:p>
+      <w:pPr>
+        <w:ind w:left="708"/>
+        <w:jc w:val="both"/>
+      </w:pPr>
+      <w:r>
+        <w:t>Zapisywane są zajęcia i rezerwacje z wybranego okresu, w których występuje co najmniej jeden zaznaczony wykładowca, grupa albo sala.</w:t>
+      </w:r>
+    </w:p>
+    <w:p>
+      <w:pPr>
+        <w:ind w:left="708"/>
+        <w:jc w:val="both"/>
+      </w:pPr>
+      <w:r>
+        <w:t>Listy zawierają tylko wykładowców, grupy i sale, do których masz uprawnienia – uprawnienia wybranej autoryzacji, a gdy autoryzacja nie jest wybrana – uprawnienia użytkownika.</w:t>
+      </w:r>
+    </w:p>
+    <w:p>
+      <w:pPr>
+        <w:ind w:left="708"/>
+        <w:jc w:val="both"/>
+      </w:pPr>
+      <w:r>
+        <w:t>Zapisywane są tylko zajęcia, których jesteś właścicielem – także jako przełożony (Mój zespół) i wtedy, gdy zajęcia mają kilku właścicieli.</w:t>
+      </w:r>
+    </w:p>
+    <w:p>
+      <w:pPr>
+        <w:ind w:left="708"/>
+        <w:jc w:val="both"/>
+      </w:pPr>
+      <w:r>
+        <w:rPr>
+          <w:b/>
+        </w:rPr>
+        <w:t>Cała baza danych</w:t>
+      </w:r>
+      <w:r>
+        <w:t xml:space="preserve"> – pole dostępne tylko dla administratora. Zapisuje wszystkie zajęcia z okresu, bez sprawdzania uprawnień i właścicieli.</w:t>
+      </w:r>
+    </w:p>
+    <w:p>
+      <w:pPr>
+        <w:jc w:val="both"/>
+      </w:pPr>
+      <w:r>
+        <w:t xml:space="preserve">Nazwy wykładowców, grup, </w:t>
+      </w:r>
+      <w:proofErr w:type="spellStart"/>
+      <w:r>
+        <w:t>sal</w:t>
+      </w:r>
+      <w:proofErr w:type="spellEnd"/>
+      <w:r>
+        <w:t>, przedmiotów i form zajęć są zapisywane tak, aby import rozpoznał dokładnie te same obiekty – nie powstają zdublowani wykładowcy i nie giną zajęcia. Jeśli np. w bazie jest dwóch wykładowców o tym samym imieniu i nazwisku, w pliku zapisywany jest skrót wykładowcy. Jeśli obiektu nie da się zapisać jednoznacznie (np. jego nazwa i skrót pasują także do innego obiektu), plik nie jest zapisywany, a program podaje listę obiektów, których nazwę lub skrót trzeba zmienić.</w:t>
+      </w:r>
+    </w:p>
+    <w:p>
+      <w:pPr>
+        <w:jc w:val="both"/>
+      </w:pPr>
+      <w:r>
+        <w:t>Plik zawiera wszystkie kolumny importu, w tym opisy, wypełnienie, kolor i właścicieli zajęć. Ponowny import pliku do tej samej bazy danych nie dubluje zajęć – wiersze identyczne z istniejącymi zajęciami są pomijane.</w:t>
+      </w:r>
+    </w:p>
+    <w:p>
+      <w:pPr>
+        <w:jc w:val="both"/>
+      </w:pPr>
+      <w:r>
+        <w:rPr>
+          <w:b/>
+        </w:rPr>
+        <w:t xml:space="preserve">Kopiowanie rozkładu przez plik Excel. </w:t>
+      </w:r>
+      <w:r>
+        <w:t xml:space="preserve">Funkcja jest rozszerzeniem polecenia </w:t>
+      </w:r>
+      <w:r>
+        <w:rPr>
+          <w:b/>
+        </w:rPr>
+        <w:t>Edycja | Kopiuj rozkład zajęć</w:t>
+      </w:r>
+      <w:r>
+        <w:t xml:space="preserve">. Kopiuj rozkład przenosi zajęcia od razu w inne miejsce, bez możliwości zmian po </w:t>
+      </w:r>
+      <w:r>
+        <w:lastRenderedPageBreak/>
+        <w:t>drodze. Zapis do pliku Excel pozwala przed ponownym importem dowolnie poprawić dane: daty, godziny, wykładowców, grupy, sale, opisy, a także usunąć zbędne wiersze. Typowy przebieg:</w:t>
+      </w:r>
+    </w:p>
+    <w:p>
+      <w:pPr>
+        <w:ind w:left="708"/>
+        <w:jc w:val="both"/>
+      </w:pPr>
+      <w:r>
+        <w:rPr>
+          <w:b/>
+        </w:rPr>
+        <w:t>1. Eksport</w:t>
+      </w:r>
+      <w:r>
+        <w:t xml:space="preserve"> – zapisz rozkład zajęć okresu źródłowego (np. roku 2026) poleceniem Zapisz rozkład zajęć w Excel.</w:t>
+      </w:r>
+    </w:p>
+    <w:p>
+      <w:pPr>
+        <w:ind w:left="708"/>
+        <w:jc w:val="both"/>
+      </w:pPr>
+      <w:r>
+        <w:rPr>
+          <w:b/>
+        </w:rPr>
+        <w:t>2. Poprawki w programie Excel</w:t>
+      </w:r>
+      <w:r>
+        <w:t xml:space="preserve"> – zmień daty w kolumnie Data, np. z 2026 na 2027. Uwaga: ta sama data w kolejnym roku wypada zwykle w inny dzień tygodnia. Aby zajęcia zostały w tych samych dniach tygodnia, dodaj do dat 364 dni (52 tygodnie), np. formułą =A2+364 w pomocniczej kolumnie, a następnie wklej wyniki do kolumny Data jako wartości. W razie potrzeby popraw też pozostałe kolumny (np. nazwy grup na nowy rok akademicki).</w:t>
+      </w:r>
+    </w:p>
+    <w:p>
+      <w:pPr>
+        <w:ind w:left="708"/>
+        <w:jc w:val="both"/>
+      </w:pPr>
+      <w:r>
+        <w:rPr>
+          <w:b/>
+        </w:rPr>
+        <w:t>3. Import</w:t>
+      </w:r>
+      <w:r>
+        <w:t xml:space="preserve"> – pobierz poprawiony plik poleceniem Pobierz dane z programu Excel, rodzaj danych „Ułożony rozkład zajęć”. Zalecamy najpierw uruchomienie testowe („Chcę tylko przetestować plik”). W przeciwieństwie do Kopiuj rozkład import nie wymaga pustego okresu docelowego: wiersze, które powodują konflikt z istniejącymi zajęciami, są pomijane i wykazywane w raporcie, a pozostałe są importowane.</w:t>
+      </w:r>
+    </w:p>
+    <w:p>
+      <w:pPr>
+        <w:jc w:val="both"/>
+      </w:pPr>
+    </w:p>
+    <w:p>
+      <w:pPr>
+        <w:pStyle w:val="Nagwek1"/>
+      </w:pPr>
+      <w:bookmarkStart w:id="10" w:name="_Toc2026103103"/>
+      <w:bookmarkStart w:id="11" w:name="_Toc2026103122"/>
+      <w:bookmarkStart w:id="12" w:name="_Toc244321304"/>
+      <w:r>
+        <w:t>Okna przeglądania danych: szerokość i kolejność kolumn</w:t>
+      </w:r>
+      <w:bookmarkEnd w:id="11"/>
+      <w:bookmarkEnd w:id="12"/>
+    </w:p>
+    <w:p>
+      <w:pPr>
+        <w:jc w:val="both"/>
+      </w:pPr>
+      <w:r>
+        <w:t>We wszystkich oknach przeglądania danych (np. Wykładowcy, Grupy, Przedmioty, Okresy, Dziennik zdarzeń systemowych) szerokość kolumn siatki zmienia się teraz myszą:</w:t>
+      </w:r>
+    </w:p>
+    <w:p>
+      <w:pPr>
+        <w:ind w:left="708"/>
+        <w:jc w:val="both"/>
+      </w:pPr>
+      <w:r>
+        <w:rPr>
+          <w:b/>
+        </w:rPr>
+        <w:t>Szerokość kolumny</w:t>
+      </w:r>
+      <w:r>
+        <w:t xml:space="preserve"> – przeciągnij krawędź między nagłówkami kolumn.</w:t>
+      </w:r>
+    </w:p>
+    <w:p>
+      <w:pPr>
+        <w:ind w:left="708"/>
+        <w:jc w:val="both"/>
+      </w:pPr>
+      <w:r>
+        <w:rPr>
+          <w:b/>
+        </w:rPr>
+        <w:t>Kolejność kolumn</w:t>
+      </w:r>
+      <w:r>
+        <w:t xml:space="preserve"> – przeciągnij nagłówek kolumny w inne miejsce.</w:t>
+      </w:r>
+    </w:p>
+    <w:p>
+      <w:pPr>
+        <w:ind w:left="708"/>
+        <w:jc w:val="both"/>
+      </w:pPr>
+      <w:r>
+        <w:rPr>
+          <w:b/>
+        </w:rPr>
+        <w:t>Kliknięcie nagłówka</w:t>
+      </w:r>
+      <w:r>
+        <w:t xml:space="preserve"> (bez przeciągania) otwiera okno „Zmiana ustawień konfiguracyjnych formularza”, tak jak dotąd – szerokość kolumny można nadal wpisać także tam.</w:t>
+      </w:r>
+    </w:p>
+    <w:p>
+      <w:pPr>
+        <w:jc w:val="both"/>
+      </w:pPr>
+      <w:r>
+        <w:t>Szerokości i kolejność kolumn są zapamiętywane razem z pozostałymi ustawieniami formularza i obowiązują przy kolejnym otwarciu okna.</w:t>
+      </w:r>
+    </w:p>
+    <w:p>
+      <w:pPr>
+        <w:jc w:val="both"/>
+      </w:pPr>
+    </w:p>
+    <w:p>
+      <w:pPr>
+        <w:jc w:val="center"/>
+      </w:pPr>
+      <w:r>
+        <w:drawing>
+          <wp:inline distT="0" distB="0" distL="0" distR="0" wp14:anchorId="7A92D86B" wp14:editId="6E8581F8">
+            <wp:extent cx="4432949" cy="2683523"/>
+            <wp:effectExtent l="0" t="0" r="5715" b="2540"/>
+            <wp:docPr id="10" name="Obraz 10"/>
+            <wp:cNvGraphicFramePr>
+              <a:graphicFrameLocks xmlns:a="http://schemas.openxmlformats.org/drawingml/2006/main" noChangeAspect="1"/>
+            </wp:cNvGraphicFramePr>
+            <a:graphic xmlns:a="http://schemas.openxmlformats.org/drawingml/2006/main">
+              <a:graphicData uri="http://schemas.openxmlformats.org/drawingml/2006/picture">
+                <pic:pic xmlns:pic="http://schemas.openxmlformats.org/drawingml/2006/picture">
+                  <pic:nvPicPr>
+                    <pic:cNvPr id="0" name=""/>
+                    <pic:cNvPicPr/>
+                  </pic:nvPicPr>
+                  <pic:blipFill>
+                    <a:blip r:embed="rId17"/>
+                    <a:stretch>
+                      <a:fillRect/>
+                    </a:stretch>
+                  </pic:blipFill>
+                  <pic:spPr>
+                    <a:xfrm>
+                      <a:off x="0" y="0"/>
+                      <a:ext cx="4434116" cy="2684230"/>
+                    </a:xfrm>
+                    <a:prstGeom prst="rect">
+                      <a:avLst/>
+                    </a:prstGeom>
+                  </pic:spPr>
+                </pic:pic>
+              </a:graphicData>
+            </a:graphic>
+          </wp:inline>
+        </w:drawing>
+      </w:r>
+    </w:p>
+    <w:p>
+      <w:pPr>
+        <w:pStyle w:val="Nagwek1"/>
+      </w:pPr>
+      <w:bookmarkStart w:id="13" w:name="_Toc2026103111"/>
+      <w:bookmarkStart w:id="14" w:name="_Toc244321305"/>
+      <w:bookmarkEnd w:id="10"/>
+      <w:r>
+        <w:t>Szczegóły zajęć: podpowiedzi przy wpisywaniu przedmiotu i formy</w:t>
+      </w:r>
+      <w:bookmarkEnd w:id="13"/>
+      <w:bookmarkEnd w:id="14"/>
+    </w:p>
+    <w:p>
+      <w:pPr>
+        <w:jc w:val="both"/>
+      </w:pPr>
+      <w:r>
+        <w:t xml:space="preserve">W oknie szczegółów zajęć pola </w:t>
+      </w:r>
+      <w:r>
+        <w:rPr>
+          <w:b/>
+        </w:rPr>
+        <w:t>Przedmiot</w:t>
+      </w:r>
+      <w:r>
+        <w:t xml:space="preserve"> i </w:t>
+      </w:r>
+      <w:r>
+        <w:rPr>
+          <w:b/>
+        </w:rPr>
+        <w:t>Forma</w:t>
+      </w:r>
+      <w:r>
+        <w:t xml:space="preserve"> (zakładka Zajęcia) oraz pole formy rezerwacji (zakładka Rezerwacja) działają teraz jak pola z podpowiedziami. Kliknięcie w pole nie otwiera już osobnego okna wyboru – w polu można od razu pisać:</w:t>
+      </w:r>
+    </w:p>
+    <w:p>
+      <w:pPr>
+        <w:ind w:left="708"/>
+        <w:jc w:val="both"/>
+      </w:pPr>
+      <w:r>
+        <w:rPr>
+          <w:b/>
+        </w:rPr>
+        <w:t>Podpowiedzi</w:t>
+      </w:r>
+      <w:r>
+        <w:t xml:space="preserve"> – po wpisaniu kilku znaków pod polem pojawia się lista pasujących wartości, a wpisany fragment jest w nich wyróżniony żółtym kolorem. Wielkość liter i polskie znaki nie mają znaczenia (np. „</w:t>
+      </w:r>
+      <w:proofErr w:type="spellStart"/>
+      <w:r>
+        <w:t>lodz</w:t>
+      </w:r>
+      <w:proofErr w:type="spellEnd"/>
+      <w:r>
+        <w:t>” znajdzie „Łódź”).</w:t>
+      </w:r>
+    </w:p>
+    <w:p>
+      <w:pPr>
+        <w:ind w:left="708"/>
+        <w:jc w:val="both"/>
+      </w:pPr>
+      <w:r>
+        <w:rPr>
+          <w:b/>
+        </w:rPr>
+        <w:lastRenderedPageBreak/>
+        <w:t>Wybór</w:t>
+      </w:r>
+      <w:r>
+        <w:t xml:space="preserve"> – strzałkami (także </w:t>
+      </w:r>
+      <w:proofErr w:type="spellStart"/>
+      <w:r>
+        <w:t>PgUp</w:t>
+      </w:r>
+      <w:proofErr w:type="spellEnd"/>
+      <w:r>
+        <w:t xml:space="preserve"> / </w:t>
+      </w:r>
+      <w:proofErr w:type="spellStart"/>
+      <w:r>
+        <w:t>PgDn</w:t>
+      </w:r>
+      <w:proofErr w:type="spellEnd"/>
+      <w:r>
+        <w:t xml:space="preserve">) wskazuje się pozycję na liście, a klawiszem </w:t>
+      </w:r>
+      <w:proofErr w:type="spellStart"/>
+      <w:r>
+        <w:t>Enter</w:t>
+      </w:r>
+      <w:proofErr w:type="spellEnd"/>
+      <w:r>
+        <w:t xml:space="preserve"> albo kliknięciem myszą wybiera wartość. Klawisz </w:t>
+      </w:r>
+      <w:proofErr w:type="spellStart"/>
+      <w:r>
+        <w:t>Esc</w:t>
+      </w:r>
+      <w:proofErr w:type="spellEnd"/>
+      <w:r>
+        <w:t xml:space="preserve"> zamyka listę i przywraca poprzednią wartość.</w:t>
+      </w:r>
+    </w:p>
+    <w:p>
+      <w:pPr>
+        <w:ind w:left="708"/>
+        <w:jc w:val="both"/>
+      </w:pPr>
+      <w:r>
+        <w:rPr>
+          <w:b/>
+        </w:rPr>
+        <w:t>Wyczyszczenie pola</w:t>
+      </w:r>
+      <w:r>
+        <w:t xml:space="preserve"> – skasowanie całego tekstu pola i wyjście z pola (albo </w:t>
+      </w:r>
+      <w:proofErr w:type="spellStart"/>
+      <w:r>
+        <w:t>Enter</w:t>
+      </w:r>
+      <w:proofErr w:type="spellEnd"/>
+      <w:r>
+        <w:t>) czyści wartość pola.</w:t>
+      </w:r>
+    </w:p>
+    <w:p>
+      <w:pPr>
+        <w:ind w:left="708"/>
+        <w:jc w:val="both"/>
+      </w:pPr>
+      <w:r>
+        <w:rPr>
+          <w:b/>
+        </w:rPr>
+        <w:t>Wyjście z pola bez wyboru</w:t>
+      </w:r>
+      <w:r>
+        <w:t xml:space="preserve"> – gdy w polu został tekst, który nie został wybrany z listy, pole wraca do poprzedniej wartości.</w:t>
+      </w:r>
+    </w:p>
+    <w:p>
+      <w:pPr>
+        <w:ind w:left="708"/>
+        <w:jc w:val="both"/>
+      </w:pPr>
+      <w:r>
+        <w:rPr>
+          <w:b/>
+        </w:rPr>
+        <w:t>Lupa</w:t>
+      </w:r>
+      <w:r>
+        <w:t xml:space="preserve"> – przycisk obok pola otwiera dotychczasowe okno wyboru (tak jak przy wykładowcach, grupach i salach).</w:t>
+      </w:r>
+    </w:p>
+    <w:p>
+      <w:pPr>
+        <w:jc w:val="both"/>
+      </w:pPr>
+      <w:r>
+        <w:t xml:space="preserve">Lista zawiera przedmioty i formy, do których planista ma uprawnienia (w polu formy zajęć – formy zajęć, w polu formy rezerwacji – formy rezerwacji). W odróżnieniu od okna wyboru lista podpowiedzi nie jest zawężana do wartości pasujących do wybranych wykładowców, grup i </w:t>
+      </w:r>
+      <w:proofErr w:type="spellStart"/>
+      <w:r>
+        <w:t>sal</w:t>
+      </w:r>
+      <w:proofErr w:type="spellEnd"/>
+      <w:r>
+        <w:t>; zgodność jest sprawdzana przy zapisie zajęć.</w:t>
+      </w:r>
+    </w:p>
+    <w:p>
+      <w:pPr>
+        <w:jc w:val="both"/>
+      </w:pPr>
+    </w:p>
+    <w:p>
+      <w:pPr>
+        <w:jc w:val="center"/>
+      </w:pPr>
+      <w:r>
+        <w:drawing>
+          <wp:inline distT="0" distB="0" distL="0" distR="0" wp14:anchorId="7E0CF2C5" wp14:editId="5AA3C6F4">
+            <wp:extent cx="5396647" cy="2204903"/>
+            <wp:effectExtent l="0" t="0" r="0" b="5080"/>
+            <wp:docPr id="9" name="Obraz 9"/>
+            <wp:cNvGraphicFramePr>
+              <a:graphicFrameLocks xmlns:a="http://schemas.openxmlformats.org/drawingml/2006/main" noChangeAspect="1"/>
+            </wp:cNvGraphicFramePr>
+            <a:graphic xmlns:a="http://schemas.openxmlformats.org/drawingml/2006/main">
+              <a:graphicData uri="http://schemas.openxmlformats.org/drawingml/2006/picture">
+                <pic:pic xmlns:pic="http://schemas.openxmlformats.org/drawingml/2006/picture">
+                  <pic:nvPicPr>
+                    <pic:cNvPr id="0" name=""/>
+                    <pic:cNvPicPr/>
+                  </pic:nvPicPr>
+                  <pic:blipFill>
+                    <a:blip r:embed="rId18"/>
+                    <a:stretch>
+                      <a:fillRect/>
+                    </a:stretch>
+                  </pic:blipFill>
+                  <pic:spPr>
+                    <a:xfrm>
+                      <a:off x="0" y="0"/>
+                      <a:ext cx="5400863" cy="2206626"/>
+                    </a:xfrm>
+                    <a:prstGeom prst="rect">
+                      <a:avLst/>
+                    </a:prstGeom>
+                  </pic:spPr>
+                </pic:pic>
+              </a:graphicData>
+            </a:graphic>
+          </wp:inline>
+        </w:drawing>
+      </w:r>
+    </w:p>
+    <w:p>
+      <w:pPr>
+        <w:pStyle w:val="Nagwek1"/>
+      </w:pPr>
+      <w:bookmarkStart w:id="15" w:name="_Toc2026103121"/>
+      <w:bookmarkStart w:id="16" w:name="_Toc244321306"/>
+      <w:r>
+        <w:t>Preferowane terminy w układzie tygodniowym</w:t>
+      </w:r>
+      <w:bookmarkEnd w:id="15"/>
+      <w:bookmarkEnd w:id="16"/>
+    </w:p>
+    <w:p>
+      <w:pPr>
+        <w:jc w:val="both"/>
+      </w:pPr>
+      <w:r>
+        <w:t>Preferowane terminy (czerwone i zielone trójkąty w lewym górnym rogu komórki) działają teraz poprawnie także w układzie tygodniowym, w którym kolejne kolumny planu to wykładowcy, grupy albo sale:</w:t>
+      </w:r>
+    </w:p>
+    <w:p>
+      <w:pPr>
+        <w:ind w:left="708"/>
+        <w:jc w:val="both"/>
+      </w:pPr>
+      <w:r>
+        <w:rPr>
+          <w:b/>
+        </w:rPr>
+        <w:t>Trójkąt w kolumnie</w:t>
+      </w:r>
+      <w:r>
+        <w:t xml:space="preserve"> – trójkąt pojawia się tylko w kolumnie zasobu, którego dotyczy (np. preferencja wykładowcy Wójcik Katarzyny – tylko w kolumnie tej osoby). Wcześniej trójkąt pojawiał się we wszystkich kolumnach. Preferencje zasobów innego rodzaju niż kolumny (np. wykładowców z pola wyboru, gdy kolumnami są grupy) są pokazywane w każdej kolumnie. W układzie semestralnym nic się nie zmieniło.</w:t>
+      </w:r>
+    </w:p>
+    <w:p>
+      <w:pPr>
+        <w:ind w:left="708"/>
+        <w:jc w:val="both"/>
+      </w:pPr>
+      <w:r>
+        <w:rPr>
+          <w:b/>
+        </w:rPr>
+        <w:t>Kogo dotyczy trójkąt</w:t>
+      </w:r>
+      <w:r>
+        <w:t xml:space="preserve"> – po najechaniu myszą na komórkę z trójkątem w dymku pojawia się lista preferencji, np. „Wójcik Katarzyna - termin niepreferowany (-300)”. W komórce z zajęciami albo z kolizją (czerwona kropka) lista jest dopisana na końcu dymka.</w:t>
+      </w:r>
+    </w:p>
+    <w:p>
+      <w:pPr>
+        <w:ind w:left="708"/>
+        <w:jc w:val="both"/>
+      </w:pPr>
+      <w:r>
+        <w:rPr>
+          <w:b/>
+        </w:rPr>
+        <w:t>Wstawianie trójkąta</w:t>
+      </w:r>
+      <w:r>
+        <w:t xml:space="preserve"> – w układzie tygodniowym preferencja jest zapisywana dla zasobu klikniętej kolumny. Wcześniej zawsze była zapisywana dla pierwszego zasobu z pola wyboru.</w:t>
+      </w:r>
+    </w:p>
+    <w:p>
+      <w:pPr>
+        <w:ind w:left="708"/>
+        <w:jc w:val="both"/>
+      </w:pPr>
+      <w:r>
+        <w:rPr>
+          <w:b/>
+        </w:rPr>
+        <w:t>Synchronizacja tygodni</w:t>
+      </w:r>
+      <w:r>
+        <w:t xml:space="preserve"> – gdy synchronizacja tygodni jest włączona, wstawienie albo usunięcie preferencji dotyczy także tego samego dnia tygodnia i godziny w pozostałych widocznych tygodniach (z pominięciem terminów zablokowanych, tak jak przy zajęciach).</w:t>
+      </w:r>
+    </w:p>
+    <w:p>
+      <w:pPr>
+        <w:pStyle w:val="Nagwek1"/>
+      </w:pPr>
+      <w:bookmarkStart w:id="17" w:name="_Toc2026103112"/>
+      <w:bookmarkStart w:id="18" w:name="_Toc244321307"/>
+      <w:r>
+        <w:t>Okresy: pole „Pokaż tygodnie”</w:t>
+      </w:r>
+      <w:bookmarkEnd w:id="18"/>
+    </w:p>
+    <w:p>
+      <w:pPr>
+        <w:jc w:val="both"/>
+      </w:pPr>
+      <w:r>
+        <w:t xml:space="preserve">W oknie </w:t>
+      </w:r>
+      <w:r>
+        <w:rPr>
+          <w:b/>
+        </w:rPr>
+        <w:t>Okresy</w:t>
+      </w:r>
+      <w:r>
+        <w:t xml:space="preserve"> pojawiło się pole </w:t>
+      </w:r>
+      <w:r>
+        <w:rPr>
+          <w:b/>
+        </w:rPr>
+        <w:t>Pokaż tygodnie</w:t>
+      </w:r>
+      <w:r>
+        <w:t xml:space="preserve"> (w górnej części okna, z prawej strony obok pola wyszukiwania). Pole jest domyślnie niezaznaczone – wtedy lista nie zawiera tygodni utworzonych </w:t>
+      </w:r>
+      <w:r>
+        <w:lastRenderedPageBreak/>
+        <w:t>funkcją „Utwórz tygodnie”, tylko semestry i pozostałe okresy. Po zaznaczeniu pola tygodnie są widoczne tak jak dotąd. Ustawienie dotyczy także okien wyboru okresu.</w:t>
+      </w:r>
+    </w:p>
+    <w:p>
+      <w:pPr>
+        <w:jc w:val="both"/>
+      </w:pPr>
+    </w:p>
+    <w:p>
+      <w:pPr>
+        <w:jc w:val="center"/>
+      </w:pPr>
+      <w:r>
+        <w:drawing>
+          <wp:inline distT="0" distB="0" distL="0" distR="0" wp14:anchorId="45957FA9" wp14:editId="134F5F99">
+            <wp:extent cx="4033100" cy="2801645"/>
+            <wp:effectExtent l="0" t="0" r="5715" b="0"/>
+            <wp:docPr id="8" name="Obraz 8"/>
+            <wp:cNvGraphicFramePr>
+              <a:graphicFrameLocks xmlns:a="http://schemas.openxmlformats.org/drawingml/2006/main" noChangeAspect="1"/>
+            </wp:cNvGraphicFramePr>
+            <a:graphic xmlns:a="http://schemas.openxmlformats.org/drawingml/2006/main">
+              <a:graphicData uri="http://schemas.openxmlformats.org/drawingml/2006/picture">
+                <pic:pic xmlns:pic="http://schemas.openxmlformats.org/drawingml/2006/picture">
+                  <pic:nvPicPr>
+                    <pic:cNvPr id="0" name=""/>
+                    <pic:cNvPicPr/>
+                  </pic:nvPicPr>
+                  <pic:blipFill>
+                    <a:blip r:embed="rId19"/>
+                    <a:stretch>
+                      <a:fillRect/>
+                    </a:stretch>
+                  </pic:blipFill>
+                  <pic:spPr>
+                    <a:xfrm>
+                      <a:off x="0" y="0"/>
+                      <a:ext cx="4034027" cy="2802289"/>
+                    </a:xfrm>
+                    <a:prstGeom prst="rect">
+                      <a:avLst/>
+                    </a:prstGeom>
+                  </pic:spPr>
+                </pic:pic>
+              </a:graphicData>
+            </a:graphic>
+          </wp:inline>
+        </w:drawing>
+      </w:r>
+    </w:p>
+    <w:p>
+      <w:pPr>
+        <w:pStyle w:val="Nagwek1"/>
+      </w:pPr>
+      <w:bookmarkStart w:id="19" w:name="_Toc244321308"/>
+      <w:r>
+        <w:t>Inne zmiany</w:t>
+      </w:r>
+      <w:bookmarkEnd w:id="17"/>
+      <w:bookmarkEnd w:id="19"/>
+    </w:p>
+    <w:p>
+      <w:pPr>
+        <w:jc w:val="both"/>
+      </w:pPr>
+      <w:r>
+        <w:rPr>
+          <w:b/>
+        </w:rPr>
+        <w:t>Legenda</w:t>
+      </w:r>
+      <w:r>
+        <w:t xml:space="preserve"> – zakładka </w:t>
+      </w:r>
+      <w:r>
+        <w:rPr>
+          <w:b/>
+        </w:rPr>
+        <w:t>Podsumowanie godzin</w:t>
+      </w:r>
+      <w:r>
+        <w:t xml:space="preserve"> jest teraz pierwszą zakładką okna (przed zakładkami wykładowców, grup, zasobów i przedmiotów). Program nadal pamięta ostatnio wybraną zakładkę.</w:t>
+      </w:r>
+    </w:p>
+    <w:p>
+      <w:pPr>
+        <w:jc w:val="both"/>
+      </w:pPr>
+      <w:r>
+        <w:rPr>
+          <w:b/>
+        </w:rPr>
+        <w:t>Układ tygodniowy</w:t>
+      </w:r>
+      <w:r>
+        <w:t xml:space="preserve"> – kliknięcie w nagłówek planu w układzie tygodniowym przenosi do układu semestralnego, tak jak dotąd. Jeżeli w kolumnach planu tygodniowego są wykładowcy, grupy albo sale, kliknięty wykładowca (grupa, sala) staje się pierwszy na liście wyboru – po przejściu widać jego rozkład zajęć. Pozostałe pozycje listy zachowują dotychczasową kolejność.</w:t>
+      </w:r>
+    </w:p>
+    <w:p>
+      <w:pPr>
+        <w:jc w:val="both"/>
+      </w:pPr>
+      <w:r>
+        <w:rPr>
+          <w:b/>
+        </w:rPr>
+        <w:t>Menu Widok</w:t>
+      </w:r>
+      <w:r>
+        <w:t xml:space="preserve"> – usunięto polecenia Powiększ i Pomniejsz, które nie wykonywały żadnej czynności.</w:t>
+      </w:r>
+    </w:p>
+    <w:p>
+      <w:pPr>
+        <w:jc w:val="both"/>
+      </w:pPr>
+      <w:r>
+        <w:rPr>
+          <w:b/>
+        </w:rPr>
+        <w:t>Pasek narzędzi</w:t>
+      </w:r>
+      <w:r>
+        <w:t xml:space="preserve"> – za czterema niebieskimi strzałkami (przesuwanie zaznaczonego obszaru) pojawiły się przyciski </w:t>
+      </w:r>
+      <w:r>
+        <w:rPr>
+          <w:b/>
+        </w:rPr>
+        <w:t>Gdzie mogę przenieść zajęcie?</w:t>
+      </w:r>
+      <w:r>
+        <w:t xml:space="preserve"> oraz </w:t>
+      </w:r>
+      <w:r>
+        <w:rPr>
+          <w:b/>
+        </w:rPr>
+        <w:t>Zaznacz termin jako preferowany / nie preferowany</w:t>
+      </w:r>
+      <w:r>
+        <w:t>, dotąd dostępne tylko w menu podręcznym siatki. Działają tak samo jak w menu podręcznym.</w:t>
+      </w:r>
+    </w:p>
+    <w:p>
+      <w:pPr>
+        <w:pStyle w:val="Nagwek1"/>
+      </w:pPr>
+      <w:bookmarkStart w:id="20" w:name="_Toc244321309"/>
       <w:r>
         <w:t>Podgląd: nowe nazwy i kolejność poleceń</w:t>
       </w:r>
-      <w:bookmarkEnd w:id="2"/>
+      <w:bookmarkEnd w:id="20"/>
     </w:p>
     <w:p>
       <w:pPr>
@@ -1763,855 +3805,20 @@
     </w:p>
     <w:p>
       <w:pPr>
+        <w:jc w:val="both"/>
+      </w:pPr>
+    </w:p>
+    <w:p>
+      <w:pPr>
         <w:pStyle w:val="Nagwek1"/>
       </w:pPr>
-      <w:bookmarkStart w:id="3" w:name="_Toc244291875"/>
-      <w:r>
-        <w:t>Tygodniowy rozkład zajęć (Plan lekcji)</w:t>
-      </w:r>
-      <w:bookmarkEnd w:id="3"/>
-    </w:p>
-    <w:p>
-      <w:pPr>
-        <w:jc w:val="both"/>
-      </w:pPr>
-      <w:r>
-        <w:t xml:space="preserve">Nowe polecenie </w:t>
-      </w:r>
-      <w:r>
-        <w:rPr>
-          <w:b/>
-        </w:rPr>
-        <w:t>Podgląd | Tygodniowy rozkład zajęć (Plan lekcji)</w:t>
-      </w:r>
-      <w:r>
-        <w:t xml:space="preserve"> tworzy plan jednego tygodnia w układzie znanym ze szkolnego planu lekcji: kolumny to dni tygodnia, a wiersze to godziny zajęć. Plan można utworzyć dla wykładowcy, grupy, sali (zasobu) albo przedmiotu – dla pierwszego zasobu wybranego na bieżącej zakładce.</w:t>
-      </w:r>
-    </w:p>
-    <w:p>
-      <w:pPr>
-        <w:jc w:val="both"/>
-      </w:pPr>
-      <w:r>
-        <w:t>Po wybraniu polecenia pojawia się okno z listą tygodni semestru. Domyślnie wybrany jest tydzień, w którym leży dzień zaznaczony w siatce zajęć; jeżeli nic nie zaznaczono – bieżący tydzień. Tygodnie ukryte w programie mają na końcu nazwy dopisek „(niewidoczny)”. Jeżeli w semestrze nie utworzono jeszcze tygodni, program utworzy je automatycznie. Po kliknięciu „Utwórz plan” plan otwiera się w przeglądarce, skąd można go wydrukować (strona A4 w poziomie, w kolorze).</w:t>
-      </w:r>
-    </w:p>
-    <w:p>
-      <w:pPr>
-        <w:jc w:val="both"/>
-      </w:pPr>
-      <w:r>
-        <w:t>Cechy planu:</w:t>
-      </w:r>
-    </w:p>
-    <w:p>
-      <w:pPr>
-        <w:ind w:left="708"/>
-        <w:jc w:val="both"/>
-      </w:pPr>
-      <w:r>
-        <w:rPr>
-          <w:b/>
-        </w:rPr>
-        <w:t>Zawartość komórek</w:t>
-      </w:r>
-      <w:r>
-        <w:t xml:space="preserve"> – zgodna z ustawieniami w oknie Plik | Drukuj (Zawartość, Wielkość, Pogrubienie, Link) dla danego rodzaju zasobu; kolory zajęć są takie jak na ekranie.</w:t>
-      </w:r>
-    </w:p>
-    <w:p>
-      <w:pPr>
-        <w:ind w:left="708"/>
-        <w:jc w:val="both"/>
-      </w:pPr>
-      <w:r>
-        <w:rPr>
-          <w:b/>
-        </w:rPr>
-        <w:t>Zajęcia trwające kilka godzin</w:t>
-      </w:r>
-      <w:r>
-        <w:t xml:space="preserve"> – są pokazane jako jedna, wysoka komórka (kolejne godziny są scalane w pionie; kolumny nigdy nie są scalane).</w:t>
-      </w:r>
-    </w:p>
-    <w:p>
-      <w:pPr>
-        <w:ind w:left="708"/>
-        <w:jc w:val="both"/>
-      </w:pPr>
-      <w:r>
-        <w:rPr>
-          <w:b/>
-        </w:rPr>
-        <w:t>Dni</w:t>
-      </w:r>
-      <w:r>
-        <w:t xml:space="preserve"> – pokazywane są te dni tygodnia, które są widoczne w okresie wybranym w programie (np. gdy w okresie widoczne są tylko czwartki, plan ma jedną kolumnę). Dni wolne są oznaczone napisem „Dzień wolny”, a dni spoza semestru są wyszarzone.</w:t>
-      </w:r>
-    </w:p>
-    <w:p>
-      <w:pPr>
-        <w:ind w:left="708"/>
-        <w:jc w:val="both"/>
-      </w:pPr>
-      <w:r>
-        <w:rPr>
-          <w:b/>
-        </w:rPr>
-        <w:t>Linki</w:t>
-      </w:r>
-      <w:r>
-        <w:t xml:space="preserve"> – jeżeli w oknie Plik | Drukuj włączono Link, nazwy wykładowców, grup i sal prowadzą do ich planów z tego samego tygodnia.</w:t>
-      </w:r>
-    </w:p>
-    <w:p>
-      <w:pPr>
-        <w:ind w:left="708"/>
-        <w:jc w:val="both"/>
-      </w:pPr>
-      <w:r>
-        <w:rPr>
-          <w:b/>
-        </w:rPr>
-        <w:t>Nagłówek</w:t>
-      </w:r>
-      <w:r>
-        <w:t xml:space="preserve"> – zawiera zakres dat, nazwę zasobu, numer tygodnia i nazwę semestru. Plan nie zawiera legendy.</w:t>
-      </w:r>
-    </w:p>
-    <w:p>
-      <w:pPr>
-        <w:ind w:left="708"/>
-        <w:jc w:val="both"/>
-      </w:pPr>
-      <w:r>
-        <w:rPr>
-          <w:b/>
-        </w:rPr>
-        <w:lastRenderedPageBreak/>
-        <w:t>Przyciski « ↑ »</w:t>
-      </w:r>
-      <w:r>
-        <w:t xml:space="preserve"> – w nagłówku planu: przycisk « otwiera plan poprzedniego tygodnia, » – następnego, a ↑ – semestralny rozkład zajęć tego samego zasobu. Przycisk jest aktywny, gdy dany plik został już utworzony (np. poleceniem Semestralny rozkład zajęć z zaznaczonym polem „Przejdź do planu tygodnia”); w przeciwnym razie jest wyszarzony, a podpowiedź wyjaśnia dlaczego. Przy tworzeniu rozkładu semestralnego przyciski « » pomijają tygodnie bez zajęć. Przyciski nie są drukowane.</w:t>
-      </w:r>
-    </w:p>
-    <w:p>
-      <w:pPr>
-        <w:jc w:val="both"/>
-      </w:pPr>
-      <w:r>
-        <w:t>Nazwa pliku z planem zawiera daty początku i końca tygodnia, np. „…_2026-10-26_2026-11-01.htm”.</w:t>
-      </w:r>
-    </w:p>
-    <w:p>
-      <w:pPr>
-        <w:pStyle w:val="Nagwek1"/>
-      </w:pPr>
-      <w:bookmarkStart w:id="4" w:name="_Toc244291876"/>
-      <w:r>
-        <w:t>Semestralny rozkład zajęć: przyciski „Przejdź do planu tygodnia”</w:t>
-      </w:r>
-      <w:bookmarkEnd w:id="4"/>
-    </w:p>
-    <w:p>
-      <w:pPr>
-        <w:jc w:val="both"/>
-      </w:pPr>
-      <w:r>
-        <w:t xml:space="preserve">W oknie </w:t>
-      </w:r>
-      <w:r>
-        <w:rPr>
-          <w:b/>
-        </w:rPr>
-        <w:t>Plik | Drukuj</w:t>
-      </w:r>
-      <w:r>
-        <w:t>, na zakładkach wykładowcy, grupy, zasobu i przedmiotu, pojawiło się pole „Przejdź do planu tygodnia”. Pole jest domyślnie zaznaczone:</w:t>
-      </w:r>
-    </w:p>
-    <w:p>
-      <w:pPr>
-        <w:ind w:left="708"/>
-        <w:jc w:val="both"/>
-      </w:pPr>
-      <w:r>
-        <w:rPr>
-          <w:b/>
-        </w:rPr>
-        <w:t>Zaznaczone (domyślnie)</w:t>
-      </w:r>
-      <w:r>
-        <w:t xml:space="preserve"> – przy tworzeniu semestralnego rozkładu zajęć program tworzy również tygodniowe rozkłady zajęć (plany lekcji), a nad datami rozkładu pojawia się wiersz z niewielkimi przyciskami z numerami tygodni. Kliknięcie przycisku otwiera plan danego tygodnia.</w:t>
-      </w:r>
-    </w:p>
-    <w:p>
-      <w:pPr>
-        <w:ind w:left="708"/>
-        <w:jc w:val="both"/>
-      </w:pPr>
-      <w:r>
-        <w:rPr>
-          <w:b/>
-        </w:rPr>
-        <w:t>Odznaczone</w:t>
-      </w:r>
-      <w:r>
-        <w:t xml:space="preserve"> – semestralny rozkład zajęć wygląda i działa tak jak dotąd.</w:t>
-      </w:r>
-    </w:p>
-    <w:p>
-      <w:pPr>
-        <w:jc w:val="both"/>
-      </w:pPr>
-      <w:r>
-        <w:t>Ustawienie działa zarówno w poleceniu Podgląd | Semestralny rozkład zajęć, jak i przy tworzeniu witryny www dla grup, wykładowców i sal (także automatycznym). Wcześniej zapisane ustawienia otwierają się z zaznaczonym polem. Przy tworzeniu iKalendarza pole jest ukryte. Przyciski nie pojawiają się w rozkładzie tworzonym dla pojedynczego tygodnia.</w:t>
-      </w:r>
-    </w:p>
-    <w:p>
-      <w:pPr>
-        <w:jc w:val="both"/>
-      </w:pPr>
-      <w:r>
-        <w:rPr>
-          <w:b/>
-        </w:rPr>
-        <w:t xml:space="preserve">Uwaga: </w:t>
-      </w:r>
-      <w:r>
-        <w:t>przy zaznaczonym polu tworzenie rozkładów trwa dłużej, a w folderze z rozkładami jest więcej plików (dla każdego zasobu powstaje jeden plan na każdy tydzień semestru). Linki w planach tygodniowych prowadzą tylko do tych planów, które również utworzono.</w:t>
-      </w:r>
-    </w:p>
-    <w:p>
-      <w:pPr>
-        <w:pStyle w:val="Nagwek1"/>
-      </w:pPr>
-      <w:bookmarkStart w:id="5" w:name="_Toc244291877"/>
-      <w:r>
-        <w:t>Tworzenie witryny www: nazwa strony i wygląd strony głównej</w:t>
-      </w:r>
-      <w:bookmarkEnd w:id="5"/>
-    </w:p>
-    <w:p>
-      <w:pPr>
-        <w:jc w:val="both"/>
-      </w:pPr>
-      <w:r>
-        <w:t xml:space="preserve">W oknie </w:t>
-      </w:r>
-      <w:r>
-        <w:rPr>
-          <w:b/>
-        </w:rPr>
-        <w:t>Tworzenie witryny www</w:t>
-      </w:r>
-      <w:r>
-        <w:t xml:space="preserve"> pojawiło się pole „Nazwa strony”. Wpisana nazwa jest tytułem strony głównej (index.html) i tytułem okna przeglądarki. Jeżeli pole jest puste, tytułem jest – tak jak dotąd – nazwa semestru. Przycisk „?” obok pola wyświetla podpowiedź. Nazwa strony jest zapisywana i używana także przy automatycznym tworzeniu witryny.</w:t>
-      </w:r>
-    </w:p>
-    <w:p>
-      <w:pPr>
-        <w:jc w:val="both"/>
-      </w:pPr>
-      <w:r>
-        <w:t>Elementy strony głównej otrzymały nazwy klas CSS (pageName, description, contents, contentsHeader, contentsColumn, lastUpdate, extraText), dzięki czemu ich wygląd można zmienić w polu CSS. Dotyczy to również strony głównej iKalendarza.</w:t>
-      </w:r>
-    </w:p>
-    <w:p>
-      <w:pPr>
-        <w:jc w:val="both"/>
-      </w:pPr>
-      <w:r>
-        <w:t>Poprawiono błąd: zmiany wprowadzone w polu CSS nie były zapamiętywane (zamiast CSS zapisywał się szablon XSLT).</w:t>
-      </w:r>
-    </w:p>
-    <w:p>
-      <w:pPr>
-        <w:jc w:val="both"/>
-      </w:pPr>
-      <w:r>
-        <w:t>Zakładka „Zaawansowane - układ” została ukryta. Wygląd strony głównej zmienia się teraz w polu CSS.</w:t>
-      </w:r>
-    </w:p>
-    <w:p>
-      <w:pPr>
-        <w:pStyle w:val="Nagwek1"/>
-      </w:pPr>
-      <w:bookmarkStart w:id="6" w:name="_Toc244291878"/>
-      <w:r>
-        <w:t>Pobieranie danych z programu Excel: ułożony rozkład zajęć</w:t>
-      </w:r>
-      <w:bookmarkEnd w:id="6"/>
-    </w:p>
-    <w:p>
-      <w:pPr>
-        <w:jc w:val="both"/>
-      </w:pPr>
-      <w:r>
-        <w:t xml:space="preserve">W oknie </w:t>
-      </w:r>
-      <w:r>
-        <w:rPr>
-          <w:b/>
-        </w:rPr>
-        <w:t>Dane | Zarządzanie danymi | Pobierz dane z programu Excel</w:t>
-      </w:r>
-      <w:r>
-        <w:t xml:space="preserve"> pojawił się nowy rodzaj danych „Ułożony rozkład zajęć”. Pozwala przenieść do programu rozkład zajęć ułożony wcześniej w arkuszu Excel (np. harmonogram przygotowany poza programem), zamiast wprowadzać zajęcia ręcznie. Szablon pliku można pobrać w kroku „2. Pobierz szablon”.</w:t>
-      </w:r>
-    </w:p>
-    <w:p>
-      <w:pPr>
-        <w:jc w:val="both"/>
-      </w:pPr>
-      <w:r>
-        <w:t>Każdy wiersz pliku to jedna godzina zajęć. Pierwszy wiersz to nagłówek, kolumny:</w:t>
-      </w:r>
-    </w:p>
-    <w:p>
-      <w:pPr>
-        <w:ind w:left="708"/>
-        <w:jc w:val="both"/>
-      </w:pPr>
-      <w:r>
-        <w:rPr>
-          <w:b/>
-        </w:rPr>
-        <w:t>Data</w:t>
-      </w:r>
-      <w:r>
-        <w:t xml:space="preserve"> – data zajęć: data Excela albo tekst w postaci RRRR-MM-DD lub DD.MM.RRRR.</w:t>
-      </w:r>
-    </w:p>
-    <w:p>
-      <w:pPr>
-        <w:ind w:left="708"/>
-        <w:jc w:val="both"/>
-      </w:pPr>
-      <w:r>
-        <w:rPr>
-          <w:b/>
-        </w:rPr>
-        <w:t>Godzina</w:t>
-      </w:r>
-      <w:r>
-        <w:t xml:space="preserve"> – numer godziny z siatki godzin (1, 2, 3 …). Zajęcia trwające kilka godzin zajmują kilka wierszy.</w:t>
-      </w:r>
-    </w:p>
-    <w:p>
-      <w:pPr>
-        <w:ind w:left="708"/>
-        <w:jc w:val="both"/>
-      </w:pPr>
-      <w:r>
-        <w:rPr>
-          <w:b/>
-        </w:rPr>
-        <w:t>Wykładowca, Grupa, Sala</w:t>
-      </w:r>
-      <w:r>
-        <w:t xml:space="preserve"> – można podać kilka nazw rozdzielonych przecinkami, np. „A1, A2”. Wykładowca jest rozpoznawany po skrócie, po tytule, imieniu i nazwisku, po samym </w:t>
-      </w:r>
-      <w:r>
-        <w:lastRenderedPageBreak/>
-        <w:t>imieniu i nazwisku albo po identyfikatorze integracji; grupy, sale, przedmioty i formy – po skrócie lub nazwie. Wielkość liter i nadmiarowe spacje nie mają znaczenia.</w:t>
-      </w:r>
-    </w:p>
-    <w:p>
-      <w:pPr>
-        <w:ind w:left="708"/>
-        <w:jc w:val="both"/>
-      </w:pPr>
-      <w:r>
-        <w:rPr>
-          <w:b/>
-        </w:rPr>
-        <w:t>Przedmiot, Forma</w:t>
-      </w:r>
-      <w:r>
-        <w:t xml:space="preserve"> – przedmiot i forma zajęć. Puste pole Przedmiot oznacza rezerwację (np. sali); forma zajęć tworzona dla takiego wiersza jest formą rezerwacji.</w:t>
-      </w:r>
-    </w:p>
-    <w:p>
-      <w:pPr>
-        <w:ind w:left="708"/>
-        <w:jc w:val="both"/>
-      </w:pPr>
-      <w:r>
-        <w:rPr>
-          <w:b/>
-        </w:rPr>
-        <w:t>Info dla studentów, Info dla planistów</w:t>
-      </w:r>
-      <w:r>
-        <w:t xml:space="preserve"> – opisy zajęć (nieobowiązkowe).</w:t>
-      </w:r>
-    </w:p>
-    <w:p>
-      <w:pPr>
-        <w:ind w:left="708"/>
-        <w:jc w:val="both"/>
-      </w:pPr>
-      <w:r>
-        <w:rPr>
-          <w:b/>
-        </w:rPr>
-        <w:t>Właściciel</w:t>
-      </w:r>
-      <w:r>
-        <w:t xml:space="preserve"> – planista, do którego należą zajęcia; kilku właścicieli rozdziela się średnikiem, np. „KOWALSKI;NOWAK”. Puste pole oznacza osobę importującą.</w:t>
-      </w:r>
-    </w:p>
-    <w:p>
-      <w:pPr>
-        <w:ind w:left="708"/>
-        <w:jc w:val="both"/>
-      </w:pPr>
-      <w:r>
-        <w:rPr>
-          <w:b/>
-        </w:rPr>
-        <w:t>Opis 3, Opis 4</w:t>
-      </w:r>
-      <w:r>
-        <w:t xml:space="preserve"> – dodatkowe opisy zajęć, najwyżej 100 znaków (nieobowiązkowe).</w:t>
-      </w:r>
-    </w:p>
-    <w:p>
-      <w:pPr>
-        <w:ind w:left="708"/>
-        <w:jc w:val="both"/>
-      </w:pPr>
-      <w:r>
-        <w:rPr>
-          <w:b/>
-        </w:rPr>
-        <w:t>Wypełnienie</w:t>
-      </w:r>
-      <w:r>
-        <w:t xml:space="preserve"> – wypełnienie godziny w procentach: 10, 20, 30 … 100, tak jak w oknie szczegółów zajęć; puste pole oznacza 100.</w:t>
-      </w:r>
-    </w:p>
-    <w:p>
-      <w:pPr>
-        <w:ind w:left="708"/>
-        <w:jc w:val="both"/>
-      </w:pPr>
-      <w:r>
-        <w:rPr>
-          <w:b/>
-        </w:rPr>
-        <w:t>Kolor</w:t>
-      </w:r>
-      <w:r>
-        <w:t xml:space="preserve"> – kolor zajęć zapisany jako liczba (0 … 16777215), tak jak przechowuje go program; puste pole oznacza, że zajęcia nie mają własnego koloru.</w:t>
-      </w:r>
-    </w:p>
-    <w:p>
-      <w:pPr>
-        <w:jc w:val="both"/>
-      </w:pPr>
-      <w:r>
-        <w:t>Kolumny Opis 3, Opis 4, Wypełnienie i Kolor są nieobowiązkowe – można je pozostawić puste. Nieprawidłowe wypełnienie (np. 55) albo kolor (np. „czerwony”) jest zgłaszane w raporcie jako błąd wiersza.</w:t>
-      </w:r>
-    </w:p>
-    <w:p>
-      <w:pPr>
-        <w:jc w:val="both"/>
-      </w:pPr>
-      <w:r>
-        <w:t>Wykładowcy, grupy, sale, przedmioty i formy zajęć, których brakuje w programie, są tworzone automatycznie, a osoba importująca otrzymuje do nich uprawnienia. Dla nowego wykładowcy program wydziela z tekstu tytuł (np. dr, prof., r. pr., SSO, prok.), imię i nazwisko.</w:t>
-      </w:r>
-    </w:p>
-    <w:p>
-      <w:pPr>
-        <w:jc w:val="both"/>
-      </w:pPr>
-      <w:r>
-        <w:t>Każdy wiersz jest importowany osobno: wiersze z błędami – np. nieprawidłowa data albo konflikt (wykładowca, grupa lub sala ma już zajęcia w tym terminie) – są pomijane, a pozostałe zostają zaimportowane. Wiersz identyczny z zajęciami, które już są w rozkładzie, jest pomijany bez zgłaszania błędu, dzięki czemu ten sam plik można zaimportować ponownie, np. po poprawieniu błędnych wierszy.</w:t>
-      </w:r>
-    </w:p>
-    <w:p>
-      <w:pPr>
-        <w:jc w:val="both"/>
-      </w:pPr>
-      <w:r>
-        <w:t>Po imporcie w przeglądarce otwiera się raport Rozklad_Import.html z liczbą zaimportowanych, pominiętych i błędnych wierszy, listą utworzonych obiektów oraz tabelą wierszy, których nie zaimportowano, wraz z przyczyną.</w:t>
-      </w:r>
-    </w:p>
-    <w:p>
-      <w:pPr>
-        <w:jc w:val="both"/>
-      </w:pPr>
-      <w:r>
-        <w:t>Przycisk „Chcę tylko przetestować plik” sprawdza cały plik i tworzy raport, ale niczego nie zapisuje w bazie danych. Zalecamy najpierw import testowy. Import kilku tysięcy wierszy trwa około minuty.</w:t>
-      </w:r>
-    </w:p>
-    <w:p>
-      <w:pPr>
-        <w:jc w:val="both"/>
-      </w:pPr>
-      <w:r>
-        <w:rPr>
-          <w:b/>
-        </w:rPr>
-        <w:t xml:space="preserve">Ponowne uruchomienie aplikacji. </w:t>
-      </w:r>
-      <w:r>
-        <w:t>Po zakończonym imporcie (dla każdego rodzaju danych, z wyjątkiem uruchomienia testowego) program wyświetla komunikat o wyniku importu z zaleceniem: „Zaleca się teraz ponowne uruchomienie aplikacji.” Po ponownym uruchomieniu wszystkie listy i okna programu pokazują zaimportowane dane. Przy imporcie planu studiów i ułożonego rozkładu zajęć komunikat pojawia się po otwarciu raportu z importu.</w:t>
-      </w:r>
-    </w:p>
-    <w:p>
-      <w:pPr>
-        <w:jc w:val="both"/>
-      </w:pPr>
-      <w:r>
-        <w:rPr>
-          <w:b/>
-        </w:rPr>
-        <w:t xml:space="preserve">Skasuj całą zawartość bazy danych. </w:t>
-      </w:r>
-      <w:r>
-        <w:t xml:space="preserve">Na ekranie „3. Importujemy !” dla rodzaju danych „Ułożony rozkład zajęć” jest pole „Skasuj całą zawartość bazy danych” (domyślnie niezaznaczone). Pole jest dostępne tylko dla użytkownika PLANNER. Służy do przygotowania pustej bazy danych, np. testowej albo demonstracyjnej, do której importujemy cały rozkład zajęć od nowa. Po zaznaczeniu pola pojawia się ostrzeżenie oraz czerwony przycisk </w:t>
-      </w:r>
-      <w:r>
-        <w:rPr>
-          <w:b/>
-        </w:rPr>
-        <w:t>Skasuj całą zawartość bazy danych</w:t>
-      </w:r>
-      <w:r>
-        <w:t>:</w:t>
-      </w:r>
-    </w:p>
-    <w:p>
-      <w:pPr>
-        <w:ind w:left="708"/>
-      </w:pPr>
-      <w:r>
-        <w:rPr>
-          <w:b/>
-          <w:color w:val="FF0000"/>
-        </w:rPr>
-        <w:t>STREFA NIEBEZPIECZNA! ZOSTANIE SKASOWANA CAŁA ZAWARTOŚĆ BAZY DANYCH. NIE URUCHAMIAJ TEJ FUNKCJI W ŚRODOWISKU PRODUKCYJNYM.</w:t>
-      </w:r>
-    </w:p>
-    <w:p>
-      <w:pPr>
-        <w:jc w:val="both"/>
-      </w:pPr>
-      <w:r>
-        <w:t>Kasowanie uruchamia się tym przyciskiem, niezależnie od importu – nie trzeba wybierać pliku. Program prosi o ponowne potwierdzenie, a następnie kasuje zajęcia, rezerwacje, historię zmian, dziennik zdarzeń, wykładowców, grupy, sale, przedmioty i formy zajęć oraz semestry z nawiasem w nazwie. Po skasowaniu pole zostaje odznaczone, a przycisk znika. Plik importuje się następnie w zwykły sposób. Sam import niczego nie kasuje, nawet gdy pole jest zaznaczone. Kasowania nie można cofnąć.</w:t>
-      </w:r>
-    </w:p>
-    <w:p>
-      <w:pPr>
-        <w:jc w:val="both"/>
-      </w:pPr>
-      <w:r>
-        <w:rPr>
-          <w:b/>
-        </w:rPr>
-        <w:t xml:space="preserve">Uwaga: </w:t>
-      </w:r>
-      <w:r>
-        <w:t>funkcja wymaga aktualizacji bazy danych do wersji 2026.10.29.</w:t>
-      </w:r>
-    </w:p>
-    <w:p>
-      <w:pPr>
-        <w:pStyle w:val="Nagwek1"/>
-      </w:pPr>
-      <w:bookmarkStart w:id="7" w:name="_Toc244291879"/>
-      <w:r>
-        <w:lastRenderedPageBreak/>
-        <w:t>Zapisywanie rozkładu zajęć w pliku Excel</w:t>
-      </w:r>
-      <w:bookmarkEnd w:id="7"/>
-    </w:p>
-    <w:p>
-      <w:pPr>
-        <w:jc w:val="both"/>
-      </w:pPr>
-      <w:r>
-        <w:t xml:space="preserve">Nowe polecenie </w:t>
-      </w:r>
-      <w:r>
-        <w:rPr>
-          <w:b/>
-        </w:rPr>
-        <w:t>Dane | Zarządzanie danymi | Zapisz rozkład zajęć w Excel</w:t>
-      </w:r>
-      <w:r>
-        <w:t xml:space="preserve"> zapisuje rozkład zajęć w pliku Excel w tym samym formacie, którego używa import „Ułożony rozkład zajęć” (opisany w poprzednim rozdziale). Plik można poprawić w programie Excel i zaimportować ponownie – do tej samej albo do innej bazy danych.</w:t>
-      </w:r>
-    </w:p>
-    <w:p>
-      <w:pPr>
-        <w:jc w:val="both"/>
-      </w:pPr>
-      <w:r>
-        <w:t xml:space="preserve">W oknie wybiera się okres (domyślnie okres wybrany w oknie głównym programu) oraz – tak jak w oknie Tworzenie witryny www – wykładowców, grupy i sale. Przycisk </w:t>
-      </w:r>
-      <w:r>
-        <w:rPr>
-          <w:b/>
-        </w:rPr>
-        <w:t>Eksportuj</w:t>
-      </w:r>
-      <w:r>
-        <w:t xml:space="preserve"> pyta o nazwę pliku i zapisuje plik.</w:t>
-      </w:r>
-    </w:p>
-    <w:p>
-      <w:pPr>
-        <w:ind w:left="708"/>
-        <w:jc w:val="both"/>
-      </w:pPr>
-      <w:r>
-        <w:t>Zapisywane są zajęcia i rezerwacje z wybranego okresu, w których występuje co najmniej jeden zaznaczony wykładowca, grupa albo sala.</w:t>
-      </w:r>
-    </w:p>
-    <w:p>
-      <w:pPr>
-        <w:ind w:left="708"/>
-        <w:jc w:val="both"/>
-      </w:pPr>
-      <w:r>
-        <w:t>Listy zawierają tylko wykładowców, grupy i sale, do których masz uprawnienia – uprawnienia wybranej autoryzacji, a gdy autoryzacja nie jest wybrana – uprawnienia użytkownika.</w:t>
-      </w:r>
-    </w:p>
-    <w:p>
-      <w:pPr>
-        <w:ind w:left="708"/>
-        <w:jc w:val="both"/>
-      </w:pPr>
-      <w:r>
-        <w:t>Zapisywane są tylko zajęcia, których jesteś właścicielem – także jako przełożony (Mój zespół) i wtedy, gdy zajęcia mają kilku właścicieli.</w:t>
-      </w:r>
-    </w:p>
-    <w:p>
-      <w:pPr>
-        <w:ind w:left="708"/>
-        <w:jc w:val="both"/>
-      </w:pPr>
-      <w:r>
-        <w:rPr>
-          <w:b/>
-        </w:rPr>
-        <w:t>Cała baza danych</w:t>
-      </w:r>
-      <w:r>
-        <w:t xml:space="preserve"> – pole dostępne tylko dla administratora. Zapisuje wszystkie zajęcia z okresu, bez sprawdzania uprawnień i właścicieli.</w:t>
-      </w:r>
-    </w:p>
-    <w:p>
-      <w:pPr>
-        <w:jc w:val="both"/>
-      </w:pPr>
-      <w:r>
-        <w:t>Nazwy wykładowców, grup, sal, przedmiotów i form zajęć są zapisywane tak, aby import rozpoznał dokładnie te same obiekty – nie powstają zdublowani wykładowcy i nie giną zajęcia. Jeśli np. w bazie jest dwóch wykładowców o tym samym imieniu i nazwisku, w pliku zapisywany jest skrót wykładowcy. Jeśli obiektu nie da się zapisać jednoznacznie (np. jego nazwa i skrót pasują także do innego obiektu), plik nie jest zapisywany, a program podaje listę obiektów, których nazwę lub skrót trzeba zmienić.</w:t>
-      </w:r>
-    </w:p>
-    <w:p>
-      <w:pPr>
-        <w:jc w:val="both"/>
-      </w:pPr>
-      <w:r>
-        <w:t>Plik zawiera wszystkie kolumny importu, w tym opisy, wypełnienie, kolor i właścicieli zajęć. Ponowny import pliku do tej samej bazy danych nie dubluje zajęć – wiersze identyczne z istniejącymi zajęciami są pomijane.</w:t>
-      </w:r>
-    </w:p>
-    <w:p>
-      <w:pPr>
-        <w:jc w:val="both"/>
-      </w:pPr>
-      <w:r>
-        <w:rPr>
-          <w:b/>
-        </w:rPr>
-        <w:t xml:space="preserve">Kopiowanie rozkładu przez plik Excel. </w:t>
-      </w:r>
-      <w:r>
-        <w:t xml:space="preserve">Funkcja jest rozszerzeniem polecenia </w:t>
-      </w:r>
-      <w:r>
-        <w:rPr>
-          <w:b/>
-        </w:rPr>
-        <w:t>Edycja | Kopiuj rozkład zajęć</w:t>
-      </w:r>
-      <w:r>
-        <w:t>. Kopiuj rozkład przenosi zajęcia od razu w inne miejsce, bez możliwości zmian po drodze. Zapis do pliku Excel pozwala przed ponownym importem dowolnie poprawić dane: daty, godziny, wykładowców, grupy, sale, opisy, a także usunąć zbędne wiersze. Typowy przebieg:</w:t>
-      </w:r>
-    </w:p>
-    <w:p>
-      <w:pPr>
-        <w:ind w:left="708"/>
-        <w:jc w:val="both"/>
-      </w:pPr>
-      <w:r>
-        <w:rPr>
-          <w:b/>
-        </w:rPr>
-        <w:t>1. Eksport</w:t>
-      </w:r>
-      <w:r>
-        <w:t xml:space="preserve"> – zapisz rozkład zajęć okresu źródłowego (np. roku 2026) poleceniem Zapisz rozkład zajęć w Excel.</w:t>
-      </w:r>
-    </w:p>
-    <w:p>
-      <w:pPr>
-        <w:ind w:left="708"/>
-        <w:jc w:val="both"/>
-      </w:pPr>
-      <w:r>
-        <w:rPr>
-          <w:b/>
-        </w:rPr>
-        <w:t>2. Poprawki w programie Excel</w:t>
-      </w:r>
-      <w:r>
-        <w:t xml:space="preserve"> – zmień daty w kolumnie Data, np. z 2026 na 2027. Uwaga: ta sama data w kolejnym roku wypada zwykle w inny dzień tygodnia. Aby zajęcia zostały w tych samych dniach tygodnia, dodaj do dat 364 dni (52 tygodnie), np. formułą =A2+364 w pomocniczej kolumnie, a następnie wklej wyniki do kolumny Data jako wartości. W razie potrzeby popraw też pozostałe kolumny (np. nazwy grup na nowy rok akademicki).</w:t>
-      </w:r>
-    </w:p>
-    <w:p>
-      <w:pPr>
-        <w:ind w:left="708"/>
-        <w:jc w:val="both"/>
-      </w:pPr>
-      <w:r>
-        <w:rPr>
-          <w:b/>
-        </w:rPr>
-        <w:t>3. Import</w:t>
-      </w:r>
-      <w:r>
-        <w:t xml:space="preserve"> – pobierz poprawiony plik poleceniem Pobierz dane z programu Excel, rodzaj danych „Ułożony rozkład zajęć”. Zalecamy najpierw uruchomienie testowe („Chcę tylko przetestować plik”). W przeciwieństwie do Kopiuj rozkład import nie wymaga pustego okresu docelowego: wiersze, które powodują konflikt z istniejącymi zajęciami, są pomijane i wykazywane w raporcie, a pozostałe są importowane.</w:t>
-      </w:r>
-    </w:p>
-    <w:p>
-      <w:pPr>
-        <w:jc w:val="both"/>
-      </w:pPr>
-      <w:r>
-        <w:rPr>
-          <w:b/>
-        </w:rPr>
-        <w:t xml:space="preserve">Uwaga: </w:t>
-      </w:r>
-      <w:r>
-        <w:t>funkcja wymaga aktualizacji bazy danych do wersji 2026.10.29.</w:t>
-      </w:r>
-    </w:p>
-    <w:p>
-      <w:pPr>
-        <w:pStyle w:val="Nagwek1"/>
-      </w:pPr>
-      <w:bookmarkStart w:id="8" w:name="_Toc2026103101"/>
-      <w:bookmarkStart w:id="9" w:name="_Toc244291880"/>
-      <w:r>
-        <w:t>Kopiowanie rozkładu zajęć: wybór metody</w:t>
-      </w:r>
-      <w:bookmarkEnd w:id="8"/>
-      <w:bookmarkEnd w:id="9"/>
-    </w:p>
-    <w:p>
-      <w:pPr>
-        <w:jc w:val="both"/>
-      </w:pPr>
-      <w:r>
-        <w:t xml:space="preserve">Polecenie kopiowania rozkładu zostało przeniesione z menu Dane | Zarządzanie danymi do menu </w:t>
-      </w:r>
-      <w:r>
-        <w:rPr>
-          <w:b/>
-        </w:rPr>
-        <w:t>Edycja | Kopiuj rozkład zajęć</w:t>
-      </w:r>
-      <w:r>
-        <w:t>. Polecenie otwiera okno „Kopiowanie rozkładu zajęć”, w którym wybiera się sposób kopiowania. Okno składa się z dwóch części:</w:t>
-      </w:r>
-    </w:p>
-    <w:p>
-      <w:pPr>
-        <w:ind w:left="708"/>
-        <w:jc w:val="both"/>
-      </w:pPr>
-      <w:r>
-        <w:rPr>
-          <w:b/>
-        </w:rPr>
-        <w:t>Metoda I – przez program Excel</w:t>
-      </w:r>
-      <w:r>
-        <w:t xml:space="preserve"> – zajęcia eksportuje się do programu Excel, tam się je poprawia (np. zmienia daty), a następnie importuje z powrotem do programu. Przyciski: </w:t>
-      </w:r>
-      <w:r>
-        <w:rPr>
-          <w:b/>
-        </w:rPr>
-        <w:t>1. Zapisz rozkład zajęć w Excel</w:t>
-      </w:r>
-      <w:r>
-        <w:t xml:space="preserve"> (to samo co Dane | Zarządzanie danymi | Zapisz rozkład zajęć </w:t>
-      </w:r>
-      <w:r>
-        <w:lastRenderedPageBreak/>
-        <w:t xml:space="preserve">w Excel) oraz </w:t>
-      </w:r>
-      <w:r>
-        <w:rPr>
-          <w:b/>
-        </w:rPr>
-        <w:t>2. Pobierz dane z programu Excel</w:t>
-      </w:r>
-      <w:r>
-        <w:t xml:space="preserve"> (otwiera import z wybranym rodzajem danych „Ułożony rozkład zajęć”). Przebieg kopiowania tą metodą opisuje akapit „Kopiowanie rozkładu przez plik Excel” w poprzednim rozdziale.</w:t>
-      </w:r>
-    </w:p>
-    <w:p>
-      <w:pPr>
-        <w:ind w:left="708"/>
-        <w:jc w:val="both"/>
-      </w:pPr>
-      <w:r>
-        <w:rPr>
-          <w:b/>
-        </w:rPr>
-        <w:t>Metoda II – bezpośrednio w aplikacji</w:t>
-      </w:r>
-      <w:r>
-        <w:t xml:space="preserve"> – przycisk </w:t>
-      </w:r>
-      <w:r>
-        <w:rPr>
-          <w:b/>
-        </w:rPr>
-        <w:t>Kopiuj rozkład</w:t>
-      </w:r>
-      <w:r>
-        <w:t xml:space="preserve"> otwiera dotychczasowe okno kopiowania rozkładu, które działa tak jak dotąd.</w:t>
-      </w:r>
-    </w:p>
-    <w:p>
-      <w:pPr>
-        <w:jc w:val="both"/>
-      </w:pPr>
-      <w:r>
-        <w:t>Przyciski metody I są niedostępne tam, gdzie polecenia eksportu i importu z programu Excel są ukryte w menu Dane.</w:t>
-      </w:r>
-    </w:p>
-    <w:p>
-      <w:pPr>
-        <w:pStyle w:val="Nagwek1"/>
-      </w:pPr>
-      <w:bookmarkStart w:id="10" w:name="_Toc2026103102"/>
-      <w:bookmarkStart w:id="11" w:name="_Toc244291881"/>
+      <w:bookmarkStart w:id="21" w:name="_Toc2026103102"/>
+      <w:bookmarkStart w:id="22" w:name="_Toc244321310"/>
       <w:r>
         <w:t>Dziennik zdarzeń systemowych</w:t>
       </w:r>
-      <w:bookmarkEnd w:id="10"/>
-      <w:bookmarkEnd w:id="11"/>
+      <w:bookmarkEnd w:id="21"/>
+      <w:bookmarkEnd w:id="22"/>
     </w:p>
     <w:p>
       <w:r>
@@ -2624,7 +3831,11 @@
         <w:t>Narzędzia administracyjne | Dziennik zdarzeń systemowych</w:t>
       </w:r>
       <w:r>
-        <w:t xml:space="preserve"> (pod poleceniem Dostępne miejsce) otwiera okno z zawartością dziennika zdarzeń (tabela XXMSZTOOLS_EVENTLOG). W szczególności można w nim sprawdzić historię logowania do programu i wylogowania z programu.</w:t>
+        <w:t xml:space="preserve"> (pod poleceniem Dostępne miejsce) otwiera okno z zawartością dziennika zdarzeń (tabela </w:t>
+      </w:r>
+      <w:r>
+        <w:lastRenderedPageBreak/>
+        <w:t>XXMSZTOOLS_EVENTLOG). W szczególności można w nim sprawdzić historię logowania do programu i wylogowania z programu.</w:t>
       </w:r>
     </w:p>
     <w:p>
@@ -2698,257 +3909,18 @@
     </w:p>
     <w:p>
       <w:pPr>
+        <w:jc w:val="both"/>
+      </w:pPr>
+    </w:p>
+    <w:p>
+      <w:pPr>
         <w:pStyle w:val="Nagwek1"/>
       </w:pPr>
-      <w:bookmarkStart w:id="12" w:name="_Toc2026103103"/>
-      <w:bookmarkStart w:id="13" w:name="_Toc244291882"/>
-      <w:r>
-        <w:t>Okresy: pole „Pokaż tygodnie”</w:t>
-      </w:r>
-      <w:bookmarkEnd w:id="12"/>
-      <w:bookmarkEnd w:id="13"/>
-    </w:p>
-    <w:p>
-      <w:pPr>
-        <w:jc w:val="both"/>
-      </w:pPr>
-      <w:r>
-        <w:t xml:space="preserve">W oknie </w:t>
-      </w:r>
-      <w:r>
-        <w:rPr>
-          <w:b/>
-        </w:rPr>
-        <w:t>Okresy</w:t>
-      </w:r>
-      <w:r>
-        <w:t xml:space="preserve"> pojawiło się pole </w:t>
-      </w:r>
-      <w:r>
-        <w:rPr>
-          <w:b/>
-        </w:rPr>
-        <w:t>Pokaż tygodnie</w:t>
-      </w:r>
-      <w:r>
-        <w:t xml:space="preserve"> (w górnej części okna, z prawej strony obok pola wyszukiwania). Pole jest domyślnie niezaznaczone – wtedy lista nie zawiera tygodni utworzonych funkcją „Utwórz tygodnie”, tylko semestry i pozostałe okresy. Po zaznaczeniu pola tygodnie są widoczne tak jak dotąd. Ustawienie dotyczy także okien wyboru okresu.</w:t>
-      </w:r>
-    </w:p>
-    <w:p>
-      <w:pPr>
-        <w:pStyle w:val="Nagwek1"/>
-      </w:pPr>
-      <w:bookmarkStart w:id="14" w:name="_Toc2026103111"/>
-      <w:bookmarkStart w:id="15" w:name="_Toc244291883"/>
-      <w:r>
-        <w:t>Szczegóły zajęć: podpowiedzi przy wpisywaniu przedmiotu i formy</w:t>
-      </w:r>
-      <w:bookmarkEnd w:id="14"/>
-      <w:bookmarkEnd w:id="15"/>
-    </w:p>
-    <w:p>
-      <w:pPr>
-        <w:jc w:val="both"/>
-      </w:pPr>
-      <w:r>
-        <w:t>W oknie szcz</w:t>
-      </w:r>
-      <w:r>
-        <w:t xml:space="preserve">egółów zajęć pola </w:t>
-      </w:r>
-      <w:r>
-        <w:rPr>
-          <w:b/>
-        </w:rPr>
-        <w:t>Przedmiot</w:t>
-      </w:r>
-      <w:r>
-        <w:t xml:space="preserve"> i </w:t>
-      </w:r>
-      <w:r>
-        <w:rPr>
-          <w:b/>
-        </w:rPr>
-        <w:t>Forma</w:t>
-      </w:r>
-      <w:r>
-        <w:t xml:space="preserve"> (zakładka Zajęcia) oraz pole formy rezerwacji (zakładka Rezerwacja) działają teraz jak pola z podpowiedziami. Kliknięcie w pole nie otwiera już osobnego okna wyboru – w polu można od razu pisać:</w:t>
-      </w:r>
-    </w:p>
-    <w:p>
-      <w:pPr>
-        <w:ind w:left="708"/>
-        <w:jc w:val="both"/>
-      </w:pPr>
-      <w:r>
-        <w:rPr>
-          <w:b/>
-        </w:rPr>
-        <w:t>Podpowiedzi</w:t>
-      </w:r>
-      <w:r>
-        <w:t xml:space="preserve"> – po wpisaniu</w:t>
-      </w:r>
-      <w:r>
-        <w:t xml:space="preserve"> kilku znaków pod polem pojawia się lista pasujących wartości, a wpisany fragment jest w nich wyróżniony żółtym kolorem. Wielkość liter i polskie znaki nie mają znaczenia (np. „lodz” znajdzie „Łódź”).</w:t>
-      </w:r>
-    </w:p>
-    <w:p>
-      <w:pPr>
-        <w:ind w:left="708"/>
-        <w:jc w:val="both"/>
-      </w:pPr>
-      <w:r>
-        <w:rPr>
-          <w:b/>
-        </w:rPr>
-        <w:t>Wybór</w:t>
-      </w:r>
-      <w:r>
-        <w:t xml:space="preserve"> – strzałkami (także PgUp / PgDn) wskazuje się poz</w:t>
-      </w:r>
-      <w:r>
-        <w:t>ycję na liście, a klawiszem Enter albo kliknięciem myszą wybiera wartość. Klawisz Esc zamyka listę i przywraca poprzednią wartość.</w:t>
-      </w:r>
-    </w:p>
-    <w:p>
-      <w:pPr>
-        <w:ind w:left="708"/>
-        <w:jc w:val="both"/>
-      </w:pPr>
-      <w:r>
-        <w:rPr>
-          <w:b/>
-        </w:rPr>
-        <w:t>Wyczyszczenie pola</w:t>
-      </w:r>
-      <w:r>
-        <w:t xml:space="preserve"> – skasowanie całego tekstu pola i wyjście z pola (albo Enter) czyści wartość pola.</w:t>
-      </w:r>
-    </w:p>
-    <w:p>
-      <w:pPr>
-        <w:ind w:left="708"/>
-        <w:jc w:val="both"/>
-      </w:pPr>
-      <w:r>
-        <w:rPr>
-          <w:b/>
-        </w:rPr>
-        <w:t>Wyjście z pola bez wyboru</w:t>
-      </w:r>
-      <w:r>
-        <w:t xml:space="preserve"> – gdy w polu został tekst, który nie został wybrany z listy, pole wraca do poprzedniej wartości.</w:t>
-      </w:r>
-    </w:p>
-    <w:p>
-      <w:pPr>
-        <w:ind w:left="708"/>
-        <w:jc w:val="both"/>
-      </w:pPr>
-      <w:r>
-        <w:rPr>
-          <w:b/>
-        </w:rPr>
-        <w:t>Lupa</w:t>
-      </w:r>
-      <w:r>
-        <w:t xml:space="preserve"> – przycisk obok pola otwiera dotychczasowe okno wyboru (tak jak przy wykładowcach, grupach i salach).</w:t>
-      </w:r>
-    </w:p>
-    <w:p>
-      <w:pPr>
-        <w:jc w:val="both"/>
-      </w:pPr>
-      <w:r>
-        <w:t>Lista zawiera przedmioty i</w:t>
-      </w:r>
-      <w:r>
-        <w:t xml:space="preserve"> formy, do których planista ma uprawnienia (w polu formy zajęć – formy zajęć, w polu formy rezerwacji – formy rezerwacji). W odróżnieniu od okna wyboru lista podpowiedzi nie jest zawężana do wartości pasujących do wybranych wykładowców, grup i sal; zgodnoś</w:t>
-      </w:r>
-      <w:r>
-        <w:t>ć jest sprawdzana przy zapisie zajęć.</w:t>
-      </w:r>
-    </w:p>
-    <w:p>
-      <w:pPr>
-        <w:pStyle w:val="Nagwek1"/>
-      </w:pPr>
-      <w:bookmarkStart w:id="16" w:name="_Toc2026103112"/>
-      <w:bookmarkStart w:id="17" w:name="_Toc244291884"/>
-      <w:r>
-        <w:lastRenderedPageBreak/>
-        <w:t>Inne zmiany</w:t>
-      </w:r>
-      <w:bookmarkEnd w:id="16"/>
-      <w:bookmarkEnd w:id="17"/>
-    </w:p>
-    <w:p>
-      <w:pPr>
-        <w:jc w:val="both"/>
-      </w:pPr>
-      <w:r>
-        <w:rPr>
-          <w:b/>
-        </w:rPr>
-        <w:t>Legenda</w:t>
-      </w:r>
-      <w:r>
-        <w:t xml:space="preserve"> – zakładka </w:t>
-      </w:r>
-      <w:r>
-        <w:rPr>
-          <w:b/>
-        </w:rPr>
-        <w:t>Podsumowanie godzin</w:t>
-      </w:r>
-      <w:r>
-        <w:t xml:space="preserve"> jest teraz pierwszą zakładką okna (przed zakładkami wykładowców, grup, zasobów i przedmiotów). Program nadal pamięta ostatnio wybraną zakładkę.</w:t>
-      </w:r>
-    </w:p>
-    <w:p>
-      <w:pPr>
-        <w:jc w:val="both"/>
-      </w:pPr>
-      <w:r>
-        <w:rPr>
-          <w:b/>
-        </w:rPr>
-        <w:t>Układ tygodniowy</w:t>
-      </w:r>
-      <w:r>
-        <w:t xml:space="preserve"> – klik</w:t>
-      </w:r>
-      <w:r>
-        <w:t>nięcie w nagłówek planu w układzie tygodniowym przenosi do układu semestralnego, tak jak dotąd. Jeżeli w kolumnach planu tygodniowego są wykładowcy, grupy albo sale, kliknięty wykładowca (grupa, sala) staje się pierwszy na liście wyboru – po przejściu wida</w:t>
-      </w:r>
-      <w:r>
-        <w:t>ć jego rozkład zajęć. Pozostałe pozycje listy zachowują dotychczasową kolejność.</w:t>
-      </w:r>
-    </w:p>
-    <w:p>
-      <w:pPr>
-        <w:jc w:val="both"/>
-      </w:pPr>
-      <w:r>
-        <w:rPr>
-          <w:b/>
-        </w:rPr>
-        <w:t>Menu Widok</w:t>
-      </w:r>
-      <w:r>
-        <w:t xml:space="preserve"> – usunięto polecenia Powiększ i Pomniejsz, które nie wykonywały żadnej czynności.</w:t>
-      </w:r>
-    </w:p>
-    <w:p>
-      <w:pPr>
-        <w:pStyle w:val="Nagwek1"/>
-      </w:pPr>
-      <w:bookmarkStart w:id="18" w:name="_Toc244291885"/>
+      <w:bookmarkStart w:id="23" w:name="_Toc244321311"/>
       <w:r>
         <w:t>Poprawki</w:t>
       </w:r>
-      <w:bookmarkEnd w:id="18"/>
+      <w:bookmarkEnd w:id="23"/>
     </w:p>
     <w:p>
       <w:pPr>
@@ -2981,12 +3953,25 @@
         <w:t>Pomoc | Informacje</w:t>
       </w:r>
       <w:r>
-        <w:t xml:space="preserve"> można zamknąć klawiszem Esc.</w:t>
-      </w:r>
+        <w:t xml:space="preserve"> można zamknąć klawiszem </w:t>
+      </w:r>
+      <w:proofErr w:type="spellStart"/>
+      <w:r>
+        <w:t>Esc</w:t>
+      </w:r>
+      <w:proofErr w:type="spellEnd"/>
+      <w:r>
+        <w:t>.</w:t>
+      </w:r>
+    </w:p>
+    <w:p>
+      <w:pPr>
+        <w:jc w:val="both"/>
+      </w:pPr>
     </w:p>
     <w:sectPr>
-      <w:headerReference w:type="default" r:id="rId11"/>
-      <w:footerReference w:type="default" r:id="rId12"/>
+      <w:headerReference w:type="default" r:id="rId20"/>
+      <w:footerReference w:type="default" r:id="rId21"/>
       <w:type w:val="continuous"/>
       <w:pgSz w:w="11906" w:h="16838"/>
       <w:pgMar w:top="957" w:right="1133" w:bottom="1418" w:left="993" w:header="142" w:footer="565" w:gutter="0"/>
@@ -3046,7 +4031,7 @@
           <w:rPr>
             <w:noProof/>
           </w:rPr>
-          <w:t>7</w:t>
+          <w:t>1</w:t>
         </w:r>
         <w:r>
           <w:fldChar w:fldCharType="end"/>
@@ -10766,7 +11751,7 @@
 </file>
 
 <file path=customXml/itemProps1.xml><?xml version="1.0" encoding="utf-8"?>
-<ds:datastoreItem xmlns:ds="http://schemas.openxmlformats.org/officeDocument/2006/customXml" ds:itemID="{7A42C609-1EB6-4A1D-9D2A-6C477A369CC6}">
+<ds:datastoreItem xmlns:ds="http://schemas.openxmlformats.org/officeDocument/2006/customXml" ds:itemID="{971D9961-1B58-4CA4-B449-6B31C72012E5}">
   <ds:schemaRefs>
     <ds:schemaRef ds:uri="http://schemas.openxmlformats.org/officeDocument/2006/bibliography"/>
   </ds:schemaRefs>
